--- a/docs/word/DOCUMENTACION_SISTEMA.docx
+++ b/docs/word/DOCUMENTACION_SISTEMA.docx
@@ -229,7 +229,7 @@
         </w:tc>
         <w:tc>
           <w:tcPr>
-            <w:tcW w:w="4536" w:type="dxa"/>
+            <w:tcW w:w="4544" w:type="dxa"/>
             <w:gridSpan w:val="2"/>
             <w:tcMar>
               <w:top w:w="30" w:type="dxa"/>
@@ -242,12 +242,37 @@
             <w:pPr>
               <w:spacing w:after="0"/>
             </w:pPr>
+            <w:proofErr w:type="spellStart"/>
             <w:r>
               <w:rPr>
                 <w:rFonts w:ascii="Times New Roman" w:hAnsi="Times New Roman"/>
                 <w:sz w:val="20"/>
               </w:rPr>
-              <w:t>Fundamentos de Inteligencia Artificial</w:t>
+              <w:t>Fundamentos</w:t>
+            </w:r>
+            <w:proofErr w:type="spellEnd"/>
+            <w:r>
+              <w:rPr>
+                <w:rFonts w:ascii="Times New Roman" w:hAnsi="Times New Roman"/>
+                <w:sz w:val="20"/>
+              </w:rPr>
+              <w:t xml:space="preserve"> de </w:t>
+            </w:r>
+            <w:proofErr w:type="spellStart"/>
+            <w:r>
+              <w:rPr>
+                <w:rFonts w:ascii="Times New Roman" w:hAnsi="Times New Roman"/>
+                <w:sz w:val="20"/>
+              </w:rPr>
+              <w:t>Inteligencia</w:t>
+            </w:r>
+            <w:proofErr w:type="spellEnd"/>
+            <w:r>
+              <w:rPr>
+                <w:rFonts w:ascii="Times New Roman" w:hAnsi="Times New Roman"/>
+                <w:sz w:val="20"/>
+              </w:rPr>
+              <w:t xml:space="preserve"> Artificial</w:t>
             </w:r>
           </w:p>
         </w:tc>
@@ -282,7 +307,7 @@
         </w:tc>
         <w:tc>
           <w:tcPr>
-            <w:tcW w:w="4536" w:type="dxa"/>
+            <w:tcW w:w="4544" w:type="dxa"/>
             <w:gridSpan w:val="2"/>
             <w:tcMar>
               <w:top w:w="30" w:type="dxa"/>
@@ -335,7 +360,7 @@
         </w:tc>
         <w:tc>
           <w:tcPr>
-            <w:tcW w:w="4536" w:type="dxa"/>
+            <w:tcW w:w="4544" w:type="dxa"/>
             <w:gridSpan w:val="2"/>
             <w:tcMar>
               <w:top w:w="30" w:type="dxa"/>
@@ -354,66 +379,6 @@
                 <w:sz w:val="20"/>
               </w:rPr>
               <w:t>2026-A</w:t>
-            </w:r>
-          </w:p>
-        </w:tc>
-      </w:tr>
-      <w:tr>
-        <w:trPr>
-          <w:jc w:val="center"/>
-        </w:trPr>
-        <w:tc>
-          <w:tcPr>
-            <w:tcW w:w="4536" w:type="dxa"/>
-            <w:tcMar>
-              <w:top w:w="30" w:type="dxa"/>
-              <w:left w:w="100" w:type="dxa"/>
-              <w:bottom w:w="30" w:type="dxa"/>
-              <w:right w:w="100" w:type="dxa"/>
-            </w:tcMar>
-          </w:tcPr>
-          <w:p>
-            <w:pPr>
-              <w:spacing w:after="0"/>
-            </w:pPr>
-            <w:r>
-              <w:rPr>
-                <w:rFonts w:ascii="Times New Roman" w:hAnsi="Times New Roman"/>
-                <w:b/>
-                <w:sz w:val="20"/>
-              </w:rPr>
-              <w:t>ESTUDIANTE:</w:t>
-            </w:r>
-          </w:p>
-        </w:tc>
-        <w:tc>
-          <w:tcPr>
-            <w:tcW w:w="4536" w:type="dxa"/>
-            <w:gridSpan w:val="2"/>
-            <w:tcMar>
-              <w:top w:w="30" w:type="dxa"/>
-              <w:left w:w="100" w:type="dxa"/>
-              <w:bottom w:w="30" w:type="dxa"/>
-              <w:right w:w="100" w:type="dxa"/>
-            </w:tcMar>
-          </w:tcPr>
-          <w:p>
-            <w:pPr>
-              <w:spacing w:after="0"/>
-            </w:pPr>
-            <w:r>
-              <w:rPr>
-                <w:rFonts w:ascii="Times New Roman" w:hAnsi="Times New Roman"/>
-                <w:sz w:val="20"/>
-              </w:rPr>
-              <w:t xml:space="preserve">Emilia </w:t>
-            </w:r>
-            <w:r>
-              <w:rPr>
-                <w:rFonts w:ascii="Times New Roman" w:hAnsi="Times New Roman"/>
-                <w:sz w:val="20"/>
-              </w:rPr>
-              <w:t>Tana</w:t>
             </w:r>
           </w:p>
         </w:tc>
@@ -483,13 +448,59 @@
       <w:pPr>
         <w:jc w:val="center"/>
       </w:pPr>
+      <w:proofErr w:type="spellStart"/>
       <w:r>
         <w:rPr>
           <w:rFonts w:ascii="Times New Roman" w:hAnsi="Times New Roman"/>
           <w:b/>
           <w:sz w:val="30"/>
         </w:rPr>
-        <w:t>Clasificador de prendas con inteligencia artificial</w:t>
+        <w:t>Clasificador</w:t>
+      </w:r>
+      <w:proofErr w:type="spellEnd"/>
+      <w:r>
+        <w:rPr>
+          <w:rFonts w:ascii="Times New Roman" w:hAnsi="Times New Roman"/>
+          <w:b/>
+          <w:sz w:val="30"/>
+        </w:rPr>
+        <w:t xml:space="preserve"> de </w:t>
+      </w:r>
+      <w:proofErr w:type="spellStart"/>
+      <w:r>
+        <w:rPr>
+          <w:rFonts w:ascii="Times New Roman" w:hAnsi="Times New Roman"/>
+          <w:b/>
+          <w:sz w:val="30"/>
+        </w:rPr>
+        <w:t>prendas</w:t>
+      </w:r>
+      <w:proofErr w:type="spellEnd"/>
+      <w:r>
+        <w:rPr>
+          <w:rFonts w:ascii="Times New Roman" w:hAnsi="Times New Roman"/>
+          <w:b/>
+          <w:sz w:val="30"/>
+        </w:rPr>
+        <w:t xml:space="preserve"> con </w:t>
+      </w:r>
+      <w:proofErr w:type="spellStart"/>
+      <w:r>
+        <w:rPr>
+          <w:rFonts w:ascii="Times New Roman" w:hAnsi="Times New Roman"/>
+          <w:b/>
+          <w:sz w:val="30"/>
+        </w:rPr>
+        <w:t>inteligencia</w:t>
+      </w:r>
+      <w:proofErr w:type="spellEnd"/>
+      <w:r>
+        <w:rPr>
+          <w:rFonts w:ascii="Times New Roman" w:hAnsi="Times New Roman"/>
+          <w:b/>
+          <w:sz w:val="30"/>
+        </w:rPr>
+        <w:t xml:space="preserve"> artificial</w:t>
       </w:r>
     </w:p>
     <w:p>
@@ -611,28 +622,184 @@
         <w:spacing w:after="360"/>
         <w:jc w:val="center"/>
       </w:pPr>
+      <w:proofErr w:type="spellStart"/>
       <w:r>
         <w:lastRenderedPageBreak/>
-        <w:t>Documentación del sistema</w:t>
-      </w:r>
+        <w:t>Documentación</w:t>
+      </w:r>
+      <w:proofErr w:type="spellEnd"/>
+      <w:r>
+        <w:t xml:space="preserve"> del </w:t>
+      </w:r>
+      <w:proofErr w:type="spellStart"/>
+      <w:r>
+        <w:t>sistema</w:t>
+      </w:r>
+      <w:proofErr w:type="spellEnd"/>
     </w:p>
     <w:p>
       <w:pPr>
         <w:pStyle w:val="Ttulo1"/>
       </w:pPr>
       <w:r>
-        <w:t>1. Descripción</w:t>
-      </w:r>
+        <w:t xml:space="preserve">1. </w:t>
+      </w:r>
+      <w:proofErr w:type="spellStart"/>
+      <w:r>
+        <w:t>Descripción</w:t>
+      </w:r>
+      <w:proofErr w:type="spellEnd"/>
     </w:p>
     <w:p>
       <w:pPr>
         <w:jc w:val="both"/>
       </w:pPr>
       <w:r>
-        <w:t xml:space="preserve">El Clasificador de Prendas con IA es una aplicación web </w:t>
-      </w:r>
-      <w:r>
-        <w:t>educativa que entrena una red neuronal convolucional con Fashion-MNIST y permite clasificar imágenes nuevas. La pantalla reúne configuración, resultados de entrenamiento y predicción en un solo espacio.</w:t>
+        <w:t xml:space="preserve">El </w:t>
+      </w:r>
+      <w:proofErr w:type="spellStart"/>
+      <w:r>
+        <w:t>Clasificador</w:t>
+      </w:r>
+      <w:proofErr w:type="spellEnd"/>
+      <w:r>
+        <w:t xml:space="preserve"> de </w:t>
+      </w:r>
+      <w:proofErr w:type="spellStart"/>
+      <w:r>
+        <w:t>Prendas</w:t>
+      </w:r>
+      <w:proofErr w:type="spellEnd"/>
+      <w:r>
+        <w:t xml:space="preserve"> con IA es una </w:t>
+      </w:r>
+      <w:proofErr w:type="spellStart"/>
+      <w:r>
+        <w:t>aplicación</w:t>
+      </w:r>
+      <w:proofErr w:type="spellEnd"/>
+      <w:r>
+        <w:t xml:space="preserve"> web </w:t>
+      </w:r>
+      <w:proofErr w:type="spellStart"/>
+      <w:r>
+        <w:t>educativa</w:t>
+      </w:r>
+      <w:proofErr w:type="spellEnd"/>
+      <w:r>
+        <w:t xml:space="preserve"> que </w:t>
+      </w:r>
+      <w:proofErr w:type="spellStart"/>
+      <w:r>
+        <w:t>entrena</w:t>
+      </w:r>
+      <w:proofErr w:type="spellEnd"/>
+      <w:r>
+        <w:t xml:space="preserve"> una red neuronal </w:t>
+      </w:r>
+      <w:proofErr w:type="spellStart"/>
+      <w:r>
+        <w:t>convolucional</w:t>
+      </w:r>
+      <w:proofErr w:type="spellEnd"/>
+      <w:r>
+        <w:t xml:space="preserve"> con Fashion-MNIST y </w:t>
+      </w:r>
+      <w:proofErr w:type="spellStart"/>
+      <w:r>
+        <w:t>permite</w:t>
+      </w:r>
+      <w:proofErr w:type="spellEnd"/>
+      <w:r>
+        <w:t xml:space="preserve"> </w:t>
+      </w:r>
+      <w:proofErr w:type="spellStart"/>
+      <w:r>
+        <w:t>clasificar</w:t>
+      </w:r>
+      <w:proofErr w:type="spellEnd"/>
+      <w:r>
+        <w:t xml:space="preserve"> </w:t>
+      </w:r>
+      <w:proofErr w:type="spellStart"/>
+      <w:r>
+        <w:t>imágenes</w:t>
+      </w:r>
+      <w:proofErr w:type="spellEnd"/>
+      <w:r>
+        <w:t xml:space="preserve"> </w:t>
+      </w:r>
+      <w:proofErr w:type="spellStart"/>
+      <w:r>
+        <w:t>nuevas</w:t>
+      </w:r>
+      <w:proofErr w:type="spellEnd"/>
+      <w:r>
+        <w:t xml:space="preserve">. La </w:t>
+      </w:r>
+      <w:proofErr w:type="spellStart"/>
+      <w:r>
+        <w:t>pantalla</w:t>
+      </w:r>
+      <w:proofErr w:type="spellEnd"/>
+      <w:r>
+        <w:t xml:space="preserve"> </w:t>
+      </w:r>
+      <w:proofErr w:type="spellStart"/>
+      <w:r>
+        <w:t>reúne</w:t>
+      </w:r>
+      <w:proofErr w:type="spellEnd"/>
+      <w:r>
+        <w:t xml:space="preserve"> </w:t>
+      </w:r>
+      <w:proofErr w:type="spellStart"/>
+      <w:r>
+        <w:t>configuración</w:t>
+      </w:r>
+      <w:proofErr w:type="spellEnd"/>
+      <w:r>
+        <w:t xml:space="preserve">, </w:t>
+      </w:r>
+      <w:proofErr w:type="spellStart"/>
+      <w:r>
+        <w:t>resultados</w:t>
+      </w:r>
+      <w:proofErr w:type="spellEnd"/>
+      <w:r>
+        <w:t xml:space="preserve"> de </w:t>
+      </w:r>
+      <w:proofErr w:type="spellStart"/>
+      <w:r>
+        <w:t>entrenamiento</w:t>
+      </w:r>
+      <w:proofErr w:type="spellEnd"/>
+      <w:r>
+        <w:t xml:space="preserve"> y </w:t>
+      </w:r>
+      <w:proofErr w:type="spellStart"/>
+      <w:r>
+        <w:t>predicción</w:t>
+      </w:r>
+      <w:proofErr w:type="spellEnd"/>
+      <w:r>
+        <w:t xml:space="preserve"> </w:t>
+      </w:r>
+      <w:proofErr w:type="spellStart"/>
+      <w:r>
+        <w:t>en</w:t>
+      </w:r>
+      <w:proofErr w:type="spellEnd"/>
+      <w:r>
+        <w:t xml:space="preserve"> un solo </w:t>
+      </w:r>
+      <w:proofErr w:type="spellStart"/>
+      <w:r>
+        <w:t>espacio</w:t>
+      </w:r>
+      <w:proofErr w:type="spellEnd"/>
+      <w:r>
+        <w:t>.</w:t>
       </w:r>
     </w:p>
     <w:p>
@@ -640,29 +807,200 @@
         <w:pStyle w:val="Ttulo1"/>
       </w:pPr>
       <w:r>
-        <w:t>2. Usuarios</w:t>
-      </w:r>
+        <w:t xml:space="preserve">2. </w:t>
+      </w:r>
+      <w:proofErr w:type="spellStart"/>
+      <w:r>
+        <w:t>Usuarios</w:t>
+      </w:r>
+      <w:proofErr w:type="spellEnd"/>
     </w:p>
     <w:p>
       <w:pPr>
         <w:jc w:val="both"/>
       </w:pPr>
       <w:r>
-        <w:t>El sistema contempla un único rol local:</w:t>
+        <w:t xml:space="preserve">El </w:t>
+      </w:r>
+      <w:proofErr w:type="spellStart"/>
+      <w:r>
+        <w:t>sistema</w:t>
+      </w:r>
+      <w:proofErr w:type="spellEnd"/>
+      <w:r>
+        <w:t xml:space="preserve"> </w:t>
+      </w:r>
+      <w:proofErr w:type="spellStart"/>
+      <w:r>
+        <w:t>contempla</w:t>
+      </w:r>
+      <w:proofErr w:type="spellEnd"/>
+      <w:r>
+        <w:t xml:space="preserve"> un </w:t>
+      </w:r>
+      <w:proofErr w:type="spellStart"/>
+      <w:r>
+        <w:t>único</w:t>
+      </w:r>
+      <w:proofErr w:type="spellEnd"/>
+      <w:r>
+        <w:t xml:space="preserve"> </w:t>
+      </w:r>
+      <w:proofErr w:type="spellStart"/>
+      <w:r>
+        <w:t>rol</w:t>
+      </w:r>
+      <w:proofErr w:type="spellEnd"/>
+      <w:r>
+        <w:t xml:space="preserve"> local:</w:t>
       </w:r>
     </w:p>
     <w:p>
       <w:pPr>
         <w:jc w:val="both"/>
       </w:pPr>
+      <w:proofErr w:type="spellStart"/>
       <w:r>
         <w:rPr>
           <w:b/>
         </w:rPr>
-        <w:t>Usuario u operador:</w:t>
-      </w:r>
-      <w:r>
-        <w:t xml:space="preserve"> configura hiperparámetros, inicia el entrenamiento, consulta resultados, carga imágenes y solicita predicciones. No existe autenticación ni administración de cuentas.</w:t>
+        <w:t>Usuario</w:t>
+      </w:r>
+      <w:proofErr w:type="spellEnd"/>
+      <w:r>
+        <w:rPr>
+          <w:b/>
+        </w:rPr>
+        <w:t xml:space="preserve"> u </w:t>
+      </w:r>
+      <w:proofErr w:type="spellStart"/>
+      <w:r>
+        <w:rPr>
+          <w:b/>
+        </w:rPr>
+        <w:t>operador</w:t>
+      </w:r>
+      <w:proofErr w:type="spellEnd"/>
+      <w:r>
+        <w:rPr>
+          <w:b/>
+        </w:rPr>
+        <w:t>:</w:t>
+      </w:r>
+      <w:r>
+        <w:t xml:space="preserve"> </w:t>
+      </w:r>
+      <w:proofErr w:type="spellStart"/>
+      <w:r>
+        <w:t>configura</w:t>
+      </w:r>
+      <w:proofErr w:type="spellEnd"/>
+      <w:r>
+        <w:t xml:space="preserve"> </w:t>
+      </w:r>
+      <w:proofErr w:type="spellStart"/>
+      <w:r>
+        <w:t>hiperparámetros</w:t>
+      </w:r>
+      <w:proofErr w:type="spellEnd"/>
+      <w:r>
+        <w:t xml:space="preserve">, </w:t>
+      </w:r>
+      <w:proofErr w:type="spellStart"/>
+      <w:r>
+        <w:t>inicia</w:t>
+      </w:r>
+      <w:proofErr w:type="spellEnd"/>
+      <w:r>
+        <w:t xml:space="preserve"> </w:t>
+      </w:r>
+      <w:proofErr w:type="spellStart"/>
+      <w:r>
+        <w:t>el</w:t>
+      </w:r>
+      <w:proofErr w:type="spellEnd"/>
+      <w:r>
+        <w:t xml:space="preserve"> </w:t>
+      </w:r>
+      <w:proofErr w:type="spellStart"/>
+      <w:r>
+        <w:t>entrenamiento</w:t>
+      </w:r>
+      <w:proofErr w:type="spellEnd"/>
+      <w:r>
+        <w:t xml:space="preserve">, consulta </w:t>
+      </w:r>
+      <w:proofErr w:type="spellStart"/>
+      <w:r>
+        <w:t>resultados</w:t>
+      </w:r>
+      <w:proofErr w:type="spellEnd"/>
+      <w:r>
+        <w:t xml:space="preserve">, carga </w:t>
+      </w:r>
+      <w:proofErr w:type="spellStart"/>
+      <w:r>
+        <w:t>imágenes</w:t>
+      </w:r>
+      <w:proofErr w:type="spellEnd"/>
+      <w:r>
+        <w:t xml:space="preserve"> y </w:t>
+      </w:r>
+      <w:proofErr w:type="spellStart"/>
+      <w:r>
+        <w:t>solicita</w:t>
+      </w:r>
+      <w:proofErr w:type="spellEnd"/>
+      <w:r>
+        <w:t xml:space="preserve"> </w:t>
+      </w:r>
+      <w:proofErr w:type="spellStart"/>
+      <w:r>
+        <w:t>predicciones</w:t>
+      </w:r>
+      <w:proofErr w:type="spellEnd"/>
+      <w:r>
+        <w:t xml:space="preserve">. No </w:t>
+      </w:r>
+      <w:proofErr w:type="spellStart"/>
+      <w:r>
+        <w:t>existe</w:t>
+      </w:r>
+      <w:proofErr w:type="spellEnd"/>
+      <w:r>
+        <w:t xml:space="preserve"> </w:t>
+      </w:r>
+      <w:proofErr w:type="spellStart"/>
+      <w:r>
+        <w:t>autenticación</w:t>
+      </w:r>
+      <w:proofErr w:type="spellEnd"/>
+      <w:r>
+        <w:t xml:space="preserve"> </w:t>
+      </w:r>
+      <w:proofErr w:type="spellStart"/>
+      <w:r>
+        <w:t>ni</w:t>
+      </w:r>
+      <w:proofErr w:type="spellEnd"/>
+      <w:r>
+        <w:t xml:space="preserve"> </w:t>
+      </w:r>
+      <w:proofErr w:type="spellStart"/>
+      <w:r>
+        <w:t>administración</w:t>
+      </w:r>
+      <w:proofErr w:type="spellEnd"/>
+      <w:r>
+        <w:t xml:space="preserve"> de </w:t>
+      </w:r>
+      <w:proofErr w:type="spellStart"/>
+      <w:r>
+        <w:t>cuentas</w:t>
+      </w:r>
+      <w:proofErr w:type="spellEnd"/>
+      <w:r>
+        <w:t>.</w:t>
       </w:r>
     </w:p>
     <w:p>
@@ -670,8 +1008,21 @@
         <w:pStyle w:val="Ttulo1"/>
       </w:pPr>
       <w:r>
-        <w:t>3. Requisitos funcionales</w:t>
-      </w:r>
+        <w:t xml:space="preserve">3. </w:t>
+      </w:r>
+      <w:proofErr w:type="spellStart"/>
+      <w:r>
+        <w:t>Requisitos</w:t>
+      </w:r>
+      <w:proofErr w:type="spellEnd"/>
+      <w:r>
+        <w:t xml:space="preserve"> </w:t>
+      </w:r>
+      <w:proofErr w:type="spellStart"/>
+      <w:r>
+        <w:t>funcionales</w:t>
+      </w:r>
+      <w:proofErr w:type="spellEnd"/>
     </w:p>
     <w:tbl>
       <w:tblPr>
@@ -724,6 +1075,7 @@
             <w:vAlign w:val="center"/>
           </w:tcPr>
           <w:p>
+            <w:proofErr w:type="spellStart"/>
             <w:r>
               <w:rPr>
                 <w:b/>
@@ -731,6 +1083,7 @@
               </w:rPr>
               <w:t>Requisito</w:t>
             </w:r>
+            <w:proofErr w:type="spellEnd"/>
           </w:p>
         </w:tc>
       </w:tr>
@@ -768,10 +1121,31 @@
           </w:tcPr>
           <w:p>
             <w:r>
-              <w:t>El sistema debe com</w:t>
-            </w:r>
-            <w:r>
-              <w:t>probar la conexión con la API.</w:t>
+              <w:t xml:space="preserve">El </w:t>
+            </w:r>
+            <w:proofErr w:type="spellStart"/>
+            <w:r>
+              <w:t>sistema</w:t>
+            </w:r>
+            <w:proofErr w:type="spellEnd"/>
+            <w:r>
+              <w:t xml:space="preserve"> debe </w:t>
+            </w:r>
+            <w:proofErr w:type="spellStart"/>
+            <w:r>
+              <w:t>comprobar</w:t>
+            </w:r>
+            <w:proofErr w:type="spellEnd"/>
+            <w:r>
+              <w:t xml:space="preserve"> la </w:t>
+            </w:r>
+            <w:proofErr w:type="spellStart"/>
+            <w:r>
+              <w:t>conexión</w:t>
+            </w:r>
+            <w:proofErr w:type="spellEnd"/>
+            <w:r>
+              <w:t xml:space="preserve"> con la API.</w:t>
             </w:r>
           </w:p>
         </w:tc>
@@ -810,7 +1184,39 @@
           </w:tcPr>
           <w:p>
             <w:r>
-              <w:t>Debe permitir consultar y actualizar la configuración.</w:t>
+              <w:t xml:space="preserve">Debe </w:t>
+            </w:r>
+            <w:proofErr w:type="spellStart"/>
+            <w:r>
+              <w:t>permitir</w:t>
+            </w:r>
+            <w:proofErr w:type="spellEnd"/>
+            <w:r>
+              <w:t xml:space="preserve"> </w:t>
+            </w:r>
+            <w:proofErr w:type="spellStart"/>
+            <w:r>
+              <w:t>consultar</w:t>
+            </w:r>
+            <w:proofErr w:type="spellEnd"/>
+            <w:r>
+              <w:t xml:space="preserve"> y </w:t>
+            </w:r>
+            <w:proofErr w:type="spellStart"/>
+            <w:r>
+              <w:t>actualizar</w:t>
+            </w:r>
+            <w:proofErr w:type="spellEnd"/>
+            <w:r>
+              <w:t xml:space="preserve"> la </w:t>
+            </w:r>
+            <w:proofErr w:type="spellStart"/>
+            <w:r>
+              <w:t>configuración</w:t>
+            </w:r>
+            <w:proofErr w:type="spellEnd"/>
+            <w:r>
+              <w:t>.</w:t>
             </w:r>
           </w:p>
         </w:tc>
@@ -849,7 +1255,31 @@
           </w:tcPr>
           <w:p>
             <w:r>
-              <w:t>Debe validar límites de épocas, batch size, learning rate y dropout.</w:t>
+              <w:t xml:space="preserve">Debe </w:t>
+            </w:r>
+            <w:proofErr w:type="spellStart"/>
+            <w:r>
+              <w:t>validar</w:t>
+            </w:r>
+            <w:proofErr w:type="spellEnd"/>
+            <w:r>
+              <w:t xml:space="preserve"> </w:t>
+            </w:r>
+            <w:proofErr w:type="spellStart"/>
+            <w:r>
+              <w:t>límites</w:t>
+            </w:r>
+            <w:proofErr w:type="spellEnd"/>
+            <w:r>
+              <w:t xml:space="preserve"> de </w:t>
+            </w:r>
+            <w:proofErr w:type="spellStart"/>
+            <w:r>
+              <w:t>épocas</w:t>
+            </w:r>
+            <w:proofErr w:type="spellEnd"/>
+            <w:r>
+              <w:t>, batch size, learning rate y dropout.</w:t>
             </w:r>
           </w:p>
         </w:tc>
@@ -888,7 +1318,15 @@
           </w:tcPr>
           <w:p>
             <w:r>
-              <w:t>Debe entrenar una CNN con Fashion-MNIST.</w:t>
+              <w:t xml:space="preserve">Debe </w:t>
+            </w:r>
+            <w:proofErr w:type="spellStart"/>
+            <w:r>
+              <w:t>entrenar</w:t>
+            </w:r>
+            <w:proofErr w:type="spellEnd"/>
+            <w:r>
+              <w:t xml:space="preserve"> una CNN con Fashion-MNIST.</w:t>
             </w:r>
           </w:p>
         </w:tc>
@@ -927,10 +1365,39 @@
           </w:tcPr>
           <w:p>
             <w:r>
-              <w:t xml:space="preserve">Debe guardar el modelo </w:t>
-            </w:r>
-            <w:r>
-              <w:t>entrenado.</w:t>
+              <w:t xml:space="preserve">Debe </w:t>
+            </w:r>
+            <w:proofErr w:type="spellStart"/>
+            <w:r>
+              <w:t>guardar</w:t>
+            </w:r>
+            <w:proofErr w:type="spellEnd"/>
+            <w:r>
+              <w:t xml:space="preserve"> </w:t>
+            </w:r>
+            <w:proofErr w:type="spellStart"/>
+            <w:r>
+              <w:t>el</w:t>
+            </w:r>
+            <w:proofErr w:type="spellEnd"/>
+            <w:r>
+              <w:t xml:space="preserve"> </w:t>
+            </w:r>
+            <w:proofErr w:type="spellStart"/>
+            <w:r>
+              <w:t>modelo</w:t>
+            </w:r>
+            <w:proofErr w:type="spellEnd"/>
+            <w:r>
+              <w:t xml:space="preserve"> </w:t>
+            </w:r>
+            <w:proofErr w:type="spellStart"/>
+            <w:r>
+              <w:t>entrenado</w:t>
+            </w:r>
+            <w:proofErr w:type="spellEnd"/>
+            <w:r>
+              <w:t>.</w:t>
             </w:r>
           </w:p>
         </w:tc>
@@ -969,7 +1436,39 @@
           </w:tcPr>
           <w:p>
             <w:r>
-              <w:t>Debe guardar y consultar las métricas de la última corrida.</w:t>
+              <w:t xml:space="preserve">Debe </w:t>
+            </w:r>
+            <w:proofErr w:type="spellStart"/>
+            <w:r>
+              <w:t>guardar</w:t>
+            </w:r>
+            <w:proofErr w:type="spellEnd"/>
+            <w:r>
+              <w:t xml:space="preserve"> y </w:t>
+            </w:r>
+            <w:proofErr w:type="spellStart"/>
+            <w:r>
+              <w:t>consultar</w:t>
+            </w:r>
+            <w:proofErr w:type="spellEnd"/>
+            <w:r>
+              <w:t xml:space="preserve"> las </w:t>
+            </w:r>
+            <w:proofErr w:type="spellStart"/>
+            <w:r>
+              <w:t>métricas</w:t>
+            </w:r>
+            <w:proofErr w:type="spellEnd"/>
+            <w:r>
+              <w:t xml:space="preserve"> de la </w:t>
+            </w:r>
+            <w:proofErr w:type="spellStart"/>
+            <w:r>
+              <w:t>última</w:t>
+            </w:r>
+            <w:proofErr w:type="spellEnd"/>
+            <w:r>
+              <w:t xml:space="preserve"> corrida.</w:t>
             </w:r>
           </w:p>
         </w:tc>
@@ -1008,7 +1507,23 @@
           </w:tcPr>
           <w:p>
             <w:r>
-              <w:t>Debe representar accuracy y loss por época.</w:t>
+              <w:t xml:space="preserve">Debe </w:t>
+            </w:r>
+            <w:proofErr w:type="spellStart"/>
+            <w:r>
+              <w:t>representar</w:t>
+            </w:r>
+            <w:proofErr w:type="spellEnd"/>
+            <w:r>
+              <w:t xml:space="preserve"> accuracy y loss por </w:t>
+            </w:r>
+            <w:proofErr w:type="spellStart"/>
+            <w:r>
+              <w:t>época</w:t>
+            </w:r>
+            <w:proofErr w:type="spellEnd"/>
+            <w:r>
+              <w:t>.</w:t>
             </w:r>
           </w:p>
         </w:tc>
@@ -1047,7 +1562,15 @@
           </w:tcPr>
           <w:p>
             <w:r>
-              <w:t>Debe aceptar la carga de una imagen.</w:t>
+              <w:t xml:space="preserve">Debe </w:t>
+            </w:r>
+            <w:proofErr w:type="spellStart"/>
+            <w:r>
+              <w:t>aceptar</w:t>
+            </w:r>
+            <w:proofErr w:type="spellEnd"/>
+            <w:r>
+              <w:t xml:space="preserve"> la carga de una imagen.</w:t>
             </w:r>
           </w:p>
         </w:tc>
@@ -1086,7 +1609,47 @@
           </w:tcPr>
           <w:p>
             <w:r>
-              <w:t>Debe impedir la predicción si no existe un modelo.</w:t>
+              <w:t xml:space="preserve">Debe </w:t>
+            </w:r>
+            <w:proofErr w:type="spellStart"/>
+            <w:r>
+              <w:t>impedir</w:t>
+            </w:r>
+            <w:proofErr w:type="spellEnd"/>
+            <w:r>
+              <w:t xml:space="preserve"> la </w:t>
+            </w:r>
+            <w:proofErr w:type="spellStart"/>
+            <w:r>
+              <w:t>predicción</w:t>
+            </w:r>
+            <w:proofErr w:type="spellEnd"/>
+            <w:r>
+              <w:t xml:space="preserve"> </w:t>
+            </w:r>
+            <w:proofErr w:type="spellStart"/>
+            <w:r>
+              <w:t>si</w:t>
+            </w:r>
+            <w:proofErr w:type="spellEnd"/>
+            <w:r>
+              <w:t xml:space="preserve"> no </w:t>
+            </w:r>
+            <w:proofErr w:type="spellStart"/>
+            <w:r>
+              <w:t>existe</w:t>
+            </w:r>
+            <w:proofErr w:type="spellEnd"/>
+            <w:r>
+              <w:t xml:space="preserve"> un </w:t>
+            </w:r>
+            <w:proofErr w:type="spellStart"/>
+            <w:r>
+              <w:t>modelo</w:t>
+            </w:r>
+            <w:proofErr w:type="spellEnd"/>
+            <w:r>
+              <w:t>.</w:t>
             </w:r>
           </w:p>
         </w:tc>
@@ -1127,8 +1690,37 @@
             <w:r>
               <w:t xml:space="preserve">Debe </w:t>
             </w:r>
-            <w:r>
-              <w:t>devolver clase, confianza y probabilidades.</w:t>
+            <w:proofErr w:type="spellStart"/>
+            <w:r>
+              <w:t>devolver</w:t>
+            </w:r>
+            <w:proofErr w:type="spellEnd"/>
+            <w:r>
+              <w:t xml:space="preserve"> </w:t>
+            </w:r>
+            <w:proofErr w:type="spellStart"/>
+            <w:r>
+              <w:t>clase</w:t>
+            </w:r>
+            <w:proofErr w:type="spellEnd"/>
+            <w:r>
+              <w:t xml:space="preserve">, </w:t>
+            </w:r>
+            <w:proofErr w:type="spellStart"/>
+            <w:r>
+              <w:t>confianza</w:t>
+            </w:r>
+            <w:proofErr w:type="spellEnd"/>
+            <w:r>
+              <w:t xml:space="preserve"> y </w:t>
+            </w:r>
+            <w:proofErr w:type="spellStart"/>
+            <w:r>
+              <w:t>probabilidades</w:t>
+            </w:r>
+            <w:proofErr w:type="spellEnd"/>
+            <w:r>
+              <w:t>.</w:t>
             </w:r>
           </w:p>
         </w:tc>
@@ -1145,8 +1737,21 @@
       </w:pPr>
       <w:r>
         <w:lastRenderedPageBreak/>
-        <w:t>4. Requisitos no funcionales</w:t>
-      </w:r>
+        <w:t xml:space="preserve">4. </w:t>
+      </w:r>
+      <w:proofErr w:type="spellStart"/>
+      <w:r>
+        <w:t>Requisitos</w:t>
+      </w:r>
+      <w:proofErr w:type="spellEnd"/>
+      <w:r>
+        <w:t xml:space="preserve"> no </w:t>
+      </w:r>
+      <w:proofErr w:type="spellStart"/>
+      <w:r>
+        <w:t>funcionales</w:t>
+      </w:r>
+      <w:proofErr w:type="spellEnd"/>
     </w:p>
     <w:tbl>
       <w:tblPr>
@@ -1199,6 +1804,7 @@
             <w:vAlign w:val="center"/>
           </w:tcPr>
           <w:p>
+            <w:proofErr w:type="spellStart"/>
             <w:r>
               <w:rPr>
                 <w:b/>
@@ -1206,6 +1812,7 @@
               </w:rPr>
               <w:t>Requisito</w:t>
             </w:r>
+            <w:proofErr w:type="spellEnd"/>
           </w:p>
         </w:tc>
       </w:tr>
@@ -1243,7 +1850,39 @@
           </w:tcPr>
           <w:p>
             <w:r>
-              <w:t>La interfaz debe adaptarse a pantallas estrechas.</w:t>
+              <w:t xml:space="preserve">La </w:t>
+            </w:r>
+            <w:proofErr w:type="spellStart"/>
+            <w:r>
+              <w:t>interfaz</w:t>
+            </w:r>
+            <w:proofErr w:type="spellEnd"/>
+            <w:r>
+              <w:t xml:space="preserve"> debe </w:t>
+            </w:r>
+            <w:proofErr w:type="spellStart"/>
+            <w:r>
+              <w:t>adaptarse</w:t>
+            </w:r>
+            <w:proofErr w:type="spellEnd"/>
+            <w:r>
+              <w:t xml:space="preserve"> a </w:t>
+            </w:r>
+            <w:proofErr w:type="spellStart"/>
+            <w:r>
+              <w:t>pantallas</w:t>
+            </w:r>
+            <w:proofErr w:type="spellEnd"/>
+            <w:r>
+              <w:t xml:space="preserve"> </w:t>
+            </w:r>
+            <w:proofErr w:type="spellStart"/>
+            <w:r>
+              <w:t>estrechas</w:t>
+            </w:r>
+            <w:proofErr w:type="spellEnd"/>
+            <w:r>
+              <w:t>.</w:t>
             </w:r>
           </w:p>
         </w:tc>
@@ -1282,7 +1921,55 @@
           </w:tcPr>
           <w:p>
             <w:r>
-              <w:t>Las entradas numéricas deben validarse en cliente y servidor.</w:t>
+              <w:t xml:space="preserve">Las entradas </w:t>
+            </w:r>
+            <w:proofErr w:type="spellStart"/>
+            <w:r>
+              <w:t>numéricas</w:t>
+            </w:r>
+            <w:proofErr w:type="spellEnd"/>
+            <w:r>
+              <w:t xml:space="preserve"> </w:t>
+            </w:r>
+            <w:proofErr w:type="spellStart"/>
+            <w:r>
+              <w:t>deben</w:t>
+            </w:r>
+            <w:proofErr w:type="spellEnd"/>
+            <w:r>
+              <w:t xml:space="preserve"> </w:t>
+            </w:r>
+            <w:proofErr w:type="spellStart"/>
+            <w:r>
+              <w:t>validarse</w:t>
+            </w:r>
+            <w:proofErr w:type="spellEnd"/>
+            <w:r>
+              <w:t xml:space="preserve"> </w:t>
+            </w:r>
+            <w:proofErr w:type="spellStart"/>
+            <w:r>
+              <w:t>en</w:t>
+            </w:r>
+            <w:proofErr w:type="spellEnd"/>
+            <w:r>
+              <w:t xml:space="preserve"> </w:t>
+            </w:r>
+            <w:proofErr w:type="spellStart"/>
+            <w:r>
+              <w:t>cliente</w:t>
+            </w:r>
+            <w:proofErr w:type="spellEnd"/>
+            <w:r>
+              <w:t xml:space="preserve"> y </w:t>
+            </w:r>
+            <w:proofErr w:type="spellStart"/>
+            <w:r>
+              <w:t>servidor</w:t>
+            </w:r>
+            <w:proofErr w:type="spellEnd"/>
+            <w:r>
+              <w:t>.</w:t>
             </w:r>
           </w:p>
         </w:tc>
@@ -1321,10 +2008,31 @@
           </w:tcPr>
           <w:p>
             <w:r>
-              <w:t xml:space="preserve">La API debe exponer </w:t>
-            </w:r>
-            <w:r>
-              <w:t>documentación OpenAPI.</w:t>
+              <w:t xml:space="preserve">La API debe </w:t>
+            </w:r>
+            <w:proofErr w:type="spellStart"/>
+            <w:r>
+              <w:t>exponer</w:t>
+            </w:r>
+            <w:proofErr w:type="spellEnd"/>
+            <w:r>
+              <w:t xml:space="preserve"> </w:t>
+            </w:r>
+            <w:proofErr w:type="spellStart"/>
+            <w:r>
+              <w:t>documentación</w:t>
+            </w:r>
+            <w:proofErr w:type="spellEnd"/>
+            <w:r>
+              <w:t xml:space="preserve"> </w:t>
+            </w:r>
+            <w:proofErr w:type="spellStart"/>
+            <w:r>
+              <w:t>OpenAPI</w:t>
+            </w:r>
+            <w:proofErr w:type="spellEnd"/>
+            <w:r>
+              <w:t>.</w:t>
             </w:r>
           </w:p>
         </w:tc>
@@ -1363,7 +2071,47 @@
           </w:tcPr>
           <w:p>
             <w:r>
-              <w:t>Las rutas del proyecto deben ser independientes del equipo.</w:t>
+              <w:t xml:space="preserve">Las </w:t>
+            </w:r>
+            <w:proofErr w:type="spellStart"/>
+            <w:r>
+              <w:t>rutas</w:t>
+            </w:r>
+            <w:proofErr w:type="spellEnd"/>
+            <w:r>
+              <w:t xml:space="preserve"> del </w:t>
+            </w:r>
+            <w:proofErr w:type="spellStart"/>
+            <w:r>
+              <w:t>proyecto</w:t>
+            </w:r>
+            <w:proofErr w:type="spellEnd"/>
+            <w:r>
+              <w:t xml:space="preserve"> </w:t>
+            </w:r>
+            <w:proofErr w:type="spellStart"/>
+            <w:r>
+              <w:t>deben</w:t>
+            </w:r>
+            <w:proofErr w:type="spellEnd"/>
+            <w:r>
+              <w:t xml:space="preserve"> ser </w:t>
+            </w:r>
+            <w:proofErr w:type="spellStart"/>
+            <w:r>
+              <w:t>independientes</w:t>
+            </w:r>
+            <w:proofErr w:type="spellEnd"/>
+            <w:r>
+              <w:t xml:space="preserve"> del </w:t>
+            </w:r>
+            <w:proofErr w:type="spellStart"/>
+            <w:r>
+              <w:t>equipo</w:t>
+            </w:r>
+            <w:proofErr w:type="spellEnd"/>
+            <w:r>
+              <w:t>.</w:t>
             </w:r>
           </w:p>
         </w:tc>
@@ -1402,7 +2150,47 @@
           </w:tcPr>
           <w:p>
             <w:r>
-              <w:t>El código debe separar presentación, API, modelo y persistencia.</w:t>
+              <w:t xml:space="preserve">El </w:t>
+            </w:r>
+            <w:proofErr w:type="spellStart"/>
+            <w:r>
+              <w:t>código</w:t>
+            </w:r>
+            <w:proofErr w:type="spellEnd"/>
+            <w:r>
+              <w:t xml:space="preserve"> debe </w:t>
+            </w:r>
+            <w:proofErr w:type="spellStart"/>
+            <w:r>
+              <w:t>separar</w:t>
+            </w:r>
+            <w:proofErr w:type="spellEnd"/>
+            <w:r>
+              <w:t xml:space="preserve"> </w:t>
+            </w:r>
+            <w:proofErr w:type="spellStart"/>
+            <w:r>
+              <w:t>presentación</w:t>
+            </w:r>
+            <w:proofErr w:type="spellEnd"/>
+            <w:r>
+              <w:t xml:space="preserve">, API, </w:t>
+            </w:r>
+            <w:proofErr w:type="spellStart"/>
+            <w:r>
+              <w:t>modelo</w:t>
+            </w:r>
+            <w:proofErr w:type="spellEnd"/>
+            <w:r>
+              <w:t xml:space="preserve"> y </w:t>
+            </w:r>
+            <w:proofErr w:type="spellStart"/>
+            <w:r>
+              <w:t>persistencia</w:t>
+            </w:r>
+            <w:proofErr w:type="spellEnd"/>
+            <w:r>
+              <w:t>.</w:t>
             </w:r>
           </w:p>
         </w:tc>
@@ -1441,7 +2229,39 @@
           </w:tcPr>
           <w:p>
             <w:r>
-              <w:t>Los archivos JSON deben escribirse en UTF-8.</w:t>
+              <w:t xml:space="preserve">Los </w:t>
+            </w:r>
+            <w:proofErr w:type="spellStart"/>
+            <w:r>
+              <w:t>archivos</w:t>
+            </w:r>
+            <w:proofErr w:type="spellEnd"/>
+            <w:r>
+              <w:t xml:space="preserve"> JSON </w:t>
+            </w:r>
+            <w:proofErr w:type="spellStart"/>
+            <w:r>
+              <w:t>deben</w:t>
+            </w:r>
+            <w:proofErr w:type="spellEnd"/>
+            <w:r>
+              <w:t xml:space="preserve"> </w:t>
+            </w:r>
+            <w:proofErr w:type="spellStart"/>
+            <w:r>
+              <w:t>escribirse</w:t>
+            </w:r>
+            <w:proofErr w:type="spellEnd"/>
+            <w:r>
+              <w:t xml:space="preserve"> </w:t>
+            </w:r>
+            <w:proofErr w:type="spellStart"/>
+            <w:r>
+              <w:t>en</w:t>
+            </w:r>
+            <w:proofErr w:type="spellEnd"/>
+            <w:r>
+              <w:t xml:space="preserve"> UTF-8.</w:t>
             </w:r>
           </w:p>
         </w:tc>
@@ -1457,19 +2277,34 @@
         <w:pStyle w:val="Ttulo1"/>
       </w:pPr>
       <w:r>
-        <w:t>5. Casos de uso</w:t>
-      </w:r>
+        <w:t xml:space="preserve">5. Casos de </w:t>
+      </w:r>
+      <w:proofErr w:type="spellStart"/>
+      <w:r>
+        <w:t>uso</w:t>
+      </w:r>
+      <w:proofErr w:type="spellEnd"/>
     </w:p>
     <w:p>
       <w:pPr>
         <w:pStyle w:val="Ttulo2"/>
       </w:pPr>
       <w:r>
-        <w:t>CU-01: Comprobar cone</w:t>
-      </w:r>
-      <w:r>
-        <w:t>xión</w:t>
-      </w:r>
+        <w:t xml:space="preserve">CU-01: </w:t>
+      </w:r>
+      <w:proofErr w:type="spellStart"/>
+      <w:r>
+        <w:t>Comprobar</w:t>
+      </w:r>
+      <w:proofErr w:type="spellEnd"/>
+      <w:r>
+        <w:t xml:space="preserve"> </w:t>
+      </w:r>
+      <w:proofErr w:type="spellStart"/>
+      <w:r>
+        <w:t>conexión</w:t>
+      </w:r>
+      <w:proofErr w:type="spellEnd"/>
     </w:p>
     <w:p>
       <w:pPr>
@@ -1482,35 +2317,99 @@
         <w:t>Actor:</w:t>
       </w:r>
       <w:r>
-        <w:t xml:space="preserve"> usuario.</w:t>
+        <w:t xml:space="preserve"> </w:t>
+      </w:r>
+      <w:proofErr w:type="spellStart"/>
+      <w:r>
+        <w:t>usuario</w:t>
+      </w:r>
+      <w:proofErr w:type="spellEnd"/>
+      <w:r>
+        <w:t>.</w:t>
       </w:r>
     </w:p>
     <w:p>
       <w:pPr>
         <w:pStyle w:val="Listaconvietas"/>
       </w:pPr>
+      <w:proofErr w:type="spellStart"/>
       <w:r>
         <w:rPr>
           <w:b/>
         </w:rPr>
-        <w:t>Precondición:</w:t>
-      </w:r>
-      <w:r>
-        <w:t xml:space="preserve"> la interfaz está abierta.</w:t>
+        <w:t>Precondición</w:t>
+      </w:r>
+      <w:proofErr w:type="spellEnd"/>
+      <w:r>
+        <w:rPr>
+          <w:b/>
+        </w:rPr>
+        <w:t>:</w:t>
+      </w:r>
+      <w:r>
+        <w:t xml:space="preserve"> la </w:t>
+      </w:r>
+      <w:proofErr w:type="spellStart"/>
+      <w:r>
+        <w:t>interfaz</w:t>
+      </w:r>
+      <w:proofErr w:type="spellEnd"/>
+      <w:r>
+        <w:t xml:space="preserve"> </w:t>
+      </w:r>
+      <w:proofErr w:type="spellStart"/>
+      <w:r>
+        <w:t>está</w:t>
+      </w:r>
+      <w:proofErr w:type="spellEnd"/>
+      <w:r>
+        <w:t xml:space="preserve"> </w:t>
+      </w:r>
+      <w:proofErr w:type="spellStart"/>
+      <w:r>
+        <w:t>abierta</w:t>
+      </w:r>
+      <w:proofErr w:type="spellEnd"/>
+      <w:r>
+        <w:t>.</w:t>
       </w:r>
     </w:p>
     <w:p>
       <w:pPr>
         <w:pStyle w:val="Listaconvietas"/>
       </w:pPr>
+      <w:proofErr w:type="spellStart"/>
       <w:r>
         <w:rPr>
           <w:b/>
         </w:rPr>
-        <w:t>Flujo:</w:t>
-      </w:r>
-      <w:r>
-        <w:t xml:space="preserve"> la interfaz solicita </w:t>
+        <w:t>Flujo</w:t>
+      </w:r>
+      <w:proofErr w:type="spellEnd"/>
+      <w:r>
+        <w:rPr>
+          <w:b/>
+        </w:rPr>
+        <w:t>:</w:t>
+      </w:r>
+      <w:r>
+        <w:t xml:space="preserve"> la </w:t>
+      </w:r>
+      <w:proofErr w:type="spellStart"/>
+      <w:r>
+        <w:t>interfaz</w:t>
+      </w:r>
+      <w:proofErr w:type="spellEnd"/>
+      <w:r>
+        <w:t xml:space="preserve"> </w:t>
+      </w:r>
+      <w:proofErr w:type="spellStart"/>
+      <w:r>
+        <w:t>solicita</w:t>
+      </w:r>
+      <w:proofErr w:type="spellEnd"/>
+      <w:r>
+        <w:t xml:space="preserve"> </w:t>
       </w:r>
       <w:r>
         <w:rPr>
@@ -1532,21 +2431,101 @@
         <w:t>/status</w:t>
       </w:r>
       <w:r>
-        <w:t>; muestra el estado recibido.</w:t>
+        <w:t xml:space="preserve">; </w:t>
+      </w:r>
+      <w:proofErr w:type="spellStart"/>
+      <w:r>
+        <w:t>muestra</w:t>
+      </w:r>
+      <w:proofErr w:type="spellEnd"/>
+      <w:r>
+        <w:t xml:space="preserve"> </w:t>
+      </w:r>
+      <w:proofErr w:type="spellStart"/>
+      <w:r>
+        <w:t>el</w:t>
+      </w:r>
+      <w:proofErr w:type="spellEnd"/>
+      <w:r>
+        <w:t xml:space="preserve"> </w:t>
+      </w:r>
+      <w:proofErr w:type="spellStart"/>
+      <w:r>
+        <w:t>estado</w:t>
+      </w:r>
+      <w:proofErr w:type="spellEnd"/>
+      <w:r>
+        <w:t xml:space="preserve"> </w:t>
+      </w:r>
+      <w:proofErr w:type="spellStart"/>
+      <w:r>
+        <w:t>recibido</w:t>
+      </w:r>
+      <w:proofErr w:type="spellEnd"/>
+      <w:r>
+        <w:t>.</w:t>
       </w:r>
     </w:p>
     <w:p>
       <w:pPr>
         <w:pStyle w:val="Listaconvietas"/>
       </w:pPr>
+      <w:proofErr w:type="spellStart"/>
       <w:r>
         <w:rPr>
           <w:b/>
         </w:rPr>
-        <w:t>Alternativa:</w:t>
-      </w:r>
-      <w:r>
-        <w:t xml:space="preserve"> si la API no responde, muestra “No se pudo conectar con la API”.</w:t>
+        <w:t>Alternativa</w:t>
+      </w:r>
+      <w:proofErr w:type="spellEnd"/>
+      <w:r>
+        <w:rPr>
+          <w:b/>
+        </w:rPr>
+        <w:t>:</w:t>
+      </w:r>
+      <w:r>
+        <w:t xml:space="preserve"> </w:t>
+      </w:r>
+      <w:proofErr w:type="spellStart"/>
+      <w:r>
+        <w:t>si</w:t>
+      </w:r>
+      <w:proofErr w:type="spellEnd"/>
+      <w:r>
+        <w:t xml:space="preserve"> la API no </w:t>
+      </w:r>
+      <w:proofErr w:type="spellStart"/>
+      <w:r>
+        <w:t>responde</w:t>
+      </w:r>
+      <w:proofErr w:type="spellEnd"/>
+      <w:r>
+        <w:t xml:space="preserve">, </w:t>
+      </w:r>
+      <w:proofErr w:type="spellStart"/>
+      <w:r>
+        <w:t>muestra</w:t>
+      </w:r>
+      <w:proofErr w:type="spellEnd"/>
+      <w:r>
+        <w:t xml:space="preserve"> “No se </w:t>
+      </w:r>
+      <w:proofErr w:type="spellStart"/>
+      <w:r>
+        <w:t>pudo</w:t>
+      </w:r>
+      <w:proofErr w:type="spellEnd"/>
+      <w:r>
+        <w:t xml:space="preserve"> </w:t>
+      </w:r>
+      <w:proofErr w:type="spellStart"/>
+      <w:r>
+        <w:t>conectar</w:t>
+      </w:r>
+      <w:proofErr w:type="spellEnd"/>
+      <w:r>
+        <w:t xml:space="preserve"> con la API”.</w:t>
       </w:r>
     </w:p>
     <w:p>
@@ -1554,8 +2533,21 @@
         <w:pStyle w:val="Ttulo2"/>
       </w:pPr>
       <w:r>
-        <w:t>CU-02: Configurar y entrenar</w:t>
-      </w:r>
+        <w:t xml:space="preserve">CU-02: </w:t>
+      </w:r>
+      <w:proofErr w:type="spellStart"/>
+      <w:r>
+        <w:t>Configurar</w:t>
+      </w:r>
+      <w:proofErr w:type="spellEnd"/>
+      <w:r>
+        <w:t xml:space="preserve"> y </w:t>
+      </w:r>
+      <w:proofErr w:type="spellStart"/>
+      <w:r>
+        <w:t>entrenar</w:t>
+      </w:r>
+      <w:proofErr w:type="spellEnd"/>
     </w:p>
     <w:p>
       <w:pPr>
@@ -1568,35 +2560,80 @@
         <w:t>Actor:</w:t>
       </w:r>
       <w:r>
-        <w:t xml:space="preserve"> usuari</w:t>
-      </w:r>
-      <w:r>
-        <w:t>o.</w:t>
+        <w:t xml:space="preserve"> </w:t>
+      </w:r>
+      <w:proofErr w:type="spellStart"/>
+      <w:r>
+        <w:t>usuario</w:t>
+      </w:r>
+      <w:proofErr w:type="spellEnd"/>
+      <w:r>
+        <w:t>.</w:t>
       </w:r>
     </w:p>
     <w:p>
       <w:pPr>
         <w:pStyle w:val="Listaconvietas"/>
       </w:pPr>
+      <w:proofErr w:type="spellStart"/>
       <w:r>
         <w:rPr>
           <w:b/>
         </w:rPr>
-        <w:t>Precondición:</w:t>
-      </w:r>
-      <w:r>
-        <w:t xml:space="preserve"> API conectada y dependencias instaladas.</w:t>
+        <w:t>Precondición</w:t>
+      </w:r>
+      <w:proofErr w:type="spellEnd"/>
+      <w:r>
+        <w:rPr>
+          <w:b/>
+        </w:rPr>
+        <w:t>:</w:t>
+      </w:r>
+      <w:r>
+        <w:t xml:space="preserve"> API </w:t>
+      </w:r>
+      <w:proofErr w:type="spellStart"/>
+      <w:r>
+        <w:t>conectada</w:t>
+      </w:r>
+      <w:proofErr w:type="spellEnd"/>
+      <w:r>
+        <w:t xml:space="preserve"> y </w:t>
+      </w:r>
+      <w:proofErr w:type="spellStart"/>
+      <w:r>
+        <w:t>dependencias</w:t>
+      </w:r>
+      <w:proofErr w:type="spellEnd"/>
+      <w:r>
+        <w:t xml:space="preserve"> </w:t>
+      </w:r>
+      <w:proofErr w:type="spellStart"/>
+      <w:r>
+        <w:t>instaladas</w:t>
+      </w:r>
+      <w:proofErr w:type="spellEnd"/>
+      <w:r>
+        <w:t>.</w:t>
       </w:r>
     </w:p>
     <w:p>
       <w:pPr>
         <w:pStyle w:val="Listaconvietas"/>
       </w:pPr>
+      <w:proofErr w:type="spellStart"/>
       <w:r>
         <w:rPr>
           <w:b/>
         </w:rPr>
-        <w:t>Flujo principal:</w:t>
+        <w:t>Flujo</w:t>
+      </w:r>
+      <w:proofErr w:type="spellEnd"/>
+      <w:r>
+        <w:rPr>
+          <w:b/>
+        </w:rPr>
+        <w:t xml:space="preserve"> principal:</w:t>
       </w:r>
     </w:p>
     <w:p>
@@ -1604,7 +2641,23 @@
         <w:pStyle w:val="Listaconnmeros"/>
       </w:pPr>
       <w:r>
-        <w:t>El usuario introduce los hiperparámetros.</w:t>
+        <w:t xml:space="preserve">El </w:t>
+      </w:r>
+      <w:proofErr w:type="spellStart"/>
+      <w:r>
+        <w:t>usuario</w:t>
+      </w:r>
+      <w:proofErr w:type="spellEnd"/>
+      <w:r>
+        <w:t xml:space="preserve"> introduce los </w:t>
+      </w:r>
+      <w:proofErr w:type="spellStart"/>
+      <w:r>
+        <w:t>hiperparámetros</w:t>
+      </w:r>
+      <w:proofErr w:type="spellEnd"/>
+      <w:r>
+        <w:t>.</w:t>
       </w:r>
     </w:p>
     <w:p>
@@ -1612,7 +2665,23 @@
         <w:pStyle w:val="Listaconnmeros"/>
       </w:pPr>
       <w:r>
-        <w:t xml:space="preserve">La interfaz envía </w:t>
+        <w:t xml:space="preserve">La </w:t>
+      </w:r>
+      <w:proofErr w:type="spellStart"/>
+      <w:r>
+        <w:t>interfaz</w:t>
+      </w:r>
+      <w:proofErr w:type="spellEnd"/>
+      <w:r>
+        <w:t xml:space="preserve"> </w:t>
+      </w:r>
+      <w:proofErr w:type="spellStart"/>
+      <w:r>
+        <w:t>envía</w:t>
+      </w:r>
+      <w:proofErr w:type="spellEnd"/>
+      <w:r>
+        <w:t xml:space="preserve"> </w:t>
       </w:r>
       <w:r>
         <w:rPr>
@@ -1631,7 +2700,23 @@
         <w:pStyle w:val="Listaconnmeros"/>
       </w:pPr>
       <w:r>
-        <w:t xml:space="preserve">La interfaz solicita </w:t>
+        <w:t xml:space="preserve">La </w:t>
+      </w:r>
+      <w:proofErr w:type="spellStart"/>
+      <w:r>
+        <w:t>interfaz</w:t>
+      </w:r>
+      <w:proofErr w:type="spellEnd"/>
+      <w:r>
+        <w:t xml:space="preserve"> </w:t>
+      </w:r>
+      <w:proofErr w:type="spellStart"/>
+      <w:r>
+        <w:t>solicita</w:t>
+      </w:r>
+      <w:proofErr w:type="spellEnd"/>
+      <w:r>
+        <w:t xml:space="preserve"> </w:t>
       </w:r>
       <w:r>
         <w:rPr>
@@ -1650,7 +2735,55 @@
         <w:pStyle w:val="Listaconnmeros"/>
       </w:pPr>
       <w:r>
-        <w:t>El backend prepara los datos, entrena y guarda el modelo.</w:t>
+        <w:t xml:space="preserve">El backend </w:t>
+      </w:r>
+      <w:proofErr w:type="spellStart"/>
+      <w:r>
+        <w:t>prepara</w:t>
+      </w:r>
+      <w:proofErr w:type="spellEnd"/>
+      <w:r>
+        <w:t xml:space="preserve"> los </w:t>
+      </w:r>
+      <w:proofErr w:type="spellStart"/>
+      <w:r>
+        <w:t>datos</w:t>
+      </w:r>
+      <w:proofErr w:type="spellEnd"/>
+      <w:r>
+        <w:t xml:space="preserve">, </w:t>
+      </w:r>
+      <w:proofErr w:type="spellStart"/>
+      <w:r>
+        <w:t>entrena</w:t>
+      </w:r>
+      <w:proofErr w:type="spellEnd"/>
+      <w:r>
+        <w:t xml:space="preserve"> y </w:t>
+      </w:r>
+      <w:proofErr w:type="spellStart"/>
+      <w:r>
+        <w:t>guarda</w:t>
+      </w:r>
+      <w:proofErr w:type="spellEnd"/>
+      <w:r>
+        <w:t xml:space="preserve"> </w:t>
+      </w:r>
+      <w:proofErr w:type="spellStart"/>
+      <w:r>
+        <w:t>el</w:t>
+      </w:r>
+      <w:proofErr w:type="spellEnd"/>
+      <w:r>
+        <w:t xml:space="preserve"> </w:t>
+      </w:r>
+      <w:proofErr w:type="spellStart"/>
+      <w:r>
+        <w:t>modelo</w:t>
+      </w:r>
+      <w:proofErr w:type="spellEnd"/>
+      <w:r>
+        <w:t>.</w:t>
       </w:r>
     </w:p>
     <w:p>
@@ -1658,7 +2791,15 @@
         <w:pStyle w:val="Listaconnmeros"/>
       </w:pPr>
       <w:r>
-        <w:t xml:space="preserve">La interfaz consulta </w:t>
+        <w:t xml:space="preserve">La </w:t>
+      </w:r>
+      <w:proofErr w:type="spellStart"/>
+      <w:r>
+        <w:t>interfaz</w:t>
+      </w:r>
+      <w:proofErr w:type="spellEnd"/>
+      <w:r>
+        <w:t xml:space="preserve"> consulta </w:t>
       </w:r>
       <w:r>
         <w:rPr>
@@ -1669,21 +2810,109 @@
         <w:t>/metrics</w:t>
       </w:r>
       <w:r>
-        <w:t xml:space="preserve"> y actualiza valores y gráficas.</w:t>
+        <w:t xml:space="preserve"> y </w:t>
+      </w:r>
+      <w:proofErr w:type="spellStart"/>
+      <w:r>
+        <w:t>actualiza</w:t>
+      </w:r>
+      <w:proofErr w:type="spellEnd"/>
+      <w:r>
+        <w:t xml:space="preserve"> </w:t>
+      </w:r>
+      <w:proofErr w:type="spellStart"/>
+      <w:r>
+        <w:t>valores</w:t>
+      </w:r>
+      <w:proofErr w:type="spellEnd"/>
+      <w:r>
+        <w:t xml:space="preserve"> y </w:t>
+      </w:r>
+      <w:proofErr w:type="spellStart"/>
+      <w:r>
+        <w:t>gráficas</w:t>
+      </w:r>
+      <w:proofErr w:type="spellEnd"/>
+      <w:r>
+        <w:t>.</w:t>
       </w:r>
     </w:p>
     <w:p>
       <w:pPr>
         <w:pStyle w:val="Listaconvietas"/>
       </w:pPr>
+      <w:proofErr w:type="spellStart"/>
       <w:r>
         <w:rPr>
           <w:b/>
         </w:rPr>
-        <w:t>Alternativas:</w:t>
-      </w:r>
-      <w:r>
-        <w:t xml:space="preserve"> configuración inválida (422), error de descarga, falta de recursos o fallo del entrenamiento (500).</w:t>
+        <w:t>Alternativas</w:t>
+      </w:r>
+      <w:proofErr w:type="spellEnd"/>
+      <w:r>
+        <w:rPr>
+          <w:b/>
+        </w:rPr>
+        <w:t>:</w:t>
+      </w:r>
+      <w:r>
+        <w:t xml:space="preserve"> </w:t>
+      </w:r>
+      <w:proofErr w:type="spellStart"/>
+      <w:r>
+        <w:t>configuración</w:t>
+      </w:r>
+      <w:proofErr w:type="spellEnd"/>
+      <w:r>
+        <w:t xml:space="preserve"> </w:t>
+      </w:r>
+      <w:proofErr w:type="spellStart"/>
+      <w:r>
+        <w:t>inválida</w:t>
+      </w:r>
+      <w:proofErr w:type="spellEnd"/>
+      <w:r>
+        <w:t xml:space="preserve"> (422), error de </w:t>
+      </w:r>
+      <w:proofErr w:type="spellStart"/>
+      <w:r>
+        <w:t>descarga</w:t>
+      </w:r>
+      <w:proofErr w:type="spellEnd"/>
+      <w:r>
+        <w:t xml:space="preserve">, </w:t>
+      </w:r>
+      <w:proofErr w:type="spellStart"/>
+      <w:r>
+        <w:t>falta</w:t>
+      </w:r>
+      <w:proofErr w:type="spellEnd"/>
+      <w:r>
+        <w:t xml:space="preserve"> de </w:t>
+      </w:r>
+      <w:proofErr w:type="spellStart"/>
+      <w:r>
+        <w:t>recursos</w:t>
+      </w:r>
+      <w:proofErr w:type="spellEnd"/>
+      <w:r>
+        <w:t xml:space="preserve"> o </w:t>
+      </w:r>
+      <w:proofErr w:type="spellStart"/>
+      <w:r>
+        <w:t>fallo</w:t>
+      </w:r>
+      <w:proofErr w:type="spellEnd"/>
+      <w:r>
+        <w:t xml:space="preserve"> del </w:t>
+      </w:r>
+      <w:proofErr w:type="spellStart"/>
+      <w:r>
+        <w:t>entrenamiento</w:t>
+      </w:r>
+      <w:proofErr w:type="spellEnd"/>
+      <w:r>
+        <w:t xml:space="preserve"> (500).</w:t>
       </w:r>
     </w:p>
     <w:p>
@@ -1691,8 +2920,21 @@
         <w:pStyle w:val="Ttulo2"/>
       </w:pPr>
       <w:r>
-        <w:t>CU-03: Consultar métricas</w:t>
-      </w:r>
+        <w:t xml:space="preserve">CU-03: </w:t>
+      </w:r>
+      <w:proofErr w:type="spellStart"/>
+      <w:r>
+        <w:t>Consultar</w:t>
+      </w:r>
+      <w:proofErr w:type="spellEnd"/>
+      <w:r>
+        <w:t xml:space="preserve"> </w:t>
+      </w:r>
+      <w:proofErr w:type="spellStart"/>
+      <w:r>
+        <w:t>métricas</w:t>
+      </w:r>
+      <w:proofErr w:type="spellEnd"/>
     </w:p>
     <w:p>
       <w:pPr>
@@ -1705,56 +2947,146 @@
         <w:t>Actor:</w:t>
       </w:r>
       <w:r>
-        <w:t xml:space="preserve"> usuario.</w:t>
+        <w:t xml:space="preserve"> </w:t>
+      </w:r>
+      <w:proofErr w:type="spellStart"/>
+      <w:r>
+        <w:t>usuario</w:t>
+      </w:r>
+      <w:proofErr w:type="spellEnd"/>
+      <w:r>
+        <w:t>.</w:t>
       </w:r>
     </w:p>
     <w:p>
       <w:pPr>
         <w:pStyle w:val="Listaconvietas"/>
       </w:pPr>
+      <w:proofErr w:type="spellStart"/>
       <w:r>
         <w:rPr>
           <w:b/>
         </w:rPr>
-        <w:lastRenderedPageBreak/>
-        <w:t>Precondición:</w:t>
-      </w:r>
-      <w:r>
-        <w:t xml:space="preserve"> existe un historial.</w:t>
+        <w:t>Precondición</w:t>
+      </w:r>
+      <w:proofErr w:type="spellEnd"/>
+      <w:r>
+        <w:rPr>
+          <w:b/>
+        </w:rPr>
+        <w:t>:</w:t>
+      </w:r>
+      <w:r>
+        <w:t xml:space="preserve"> </w:t>
+      </w:r>
+      <w:proofErr w:type="spellStart"/>
+      <w:r>
+        <w:t>existe</w:t>
+      </w:r>
+      <w:proofErr w:type="spellEnd"/>
+      <w:r>
+        <w:t xml:space="preserve"> un </w:t>
+      </w:r>
+      <w:proofErr w:type="spellStart"/>
+      <w:r>
+        <w:t>historial</w:t>
+      </w:r>
+      <w:proofErr w:type="spellEnd"/>
+      <w:r>
+        <w:t>.</w:t>
       </w:r>
     </w:p>
     <w:p>
       <w:pPr>
         <w:pStyle w:val="Listaconvietas"/>
       </w:pPr>
+      <w:proofErr w:type="spellStart"/>
       <w:r>
         <w:rPr>
           <w:b/>
         </w:rPr>
-        <w:t>Res</w:t>
-      </w:r>
+        <w:t>Resultado</w:t>
+      </w:r>
+      <w:proofErr w:type="spellEnd"/>
       <w:r>
         <w:rPr>
           <w:b/>
         </w:rPr>
-        <w:t>ultado:</w:t>
-      </w:r>
-      <w:r>
-        <w:t xml:space="preserve"> se muestran accuracy, loss, configuración y fecha.</w:t>
+        <w:t>:</w:t>
+      </w:r>
+      <w:r>
+        <w:t xml:space="preserve"> se </w:t>
+      </w:r>
+      <w:proofErr w:type="spellStart"/>
+      <w:r>
+        <w:t>muestran</w:t>
+      </w:r>
+      <w:proofErr w:type="spellEnd"/>
+      <w:r>
+        <w:t xml:space="preserve"> accuracy, loss, </w:t>
+      </w:r>
+      <w:proofErr w:type="spellStart"/>
+      <w:r>
+        <w:t>configuración</w:t>
+      </w:r>
+      <w:proofErr w:type="spellEnd"/>
+      <w:r>
+        <w:t xml:space="preserve"> y </w:t>
+      </w:r>
+      <w:proofErr w:type="spellStart"/>
+      <w:r>
+        <w:t>fecha</w:t>
+      </w:r>
+      <w:proofErr w:type="spellEnd"/>
+      <w:r>
+        <w:t>.</w:t>
       </w:r>
     </w:p>
     <w:p>
       <w:pPr>
         <w:pStyle w:val="Listaconvietas"/>
       </w:pPr>
+      <w:proofErr w:type="spellStart"/>
       <w:r>
         <w:rPr>
           <w:b/>
         </w:rPr>
-        <w:t>Alternativa:</w:t>
-      </w:r>
-      <w:r>
-        <w:t xml:space="preserve"> si no hay historial, la API responde 404.</w:t>
+        <w:lastRenderedPageBreak/>
+        <w:t>Alternativa</w:t>
+      </w:r>
+      <w:proofErr w:type="spellEnd"/>
+      <w:r>
+        <w:rPr>
+          <w:b/>
+        </w:rPr>
+        <w:t>:</w:t>
+      </w:r>
+      <w:r>
+        <w:t xml:space="preserve"> </w:t>
+      </w:r>
+      <w:proofErr w:type="spellStart"/>
+      <w:r>
+        <w:t>si</w:t>
+      </w:r>
+      <w:proofErr w:type="spellEnd"/>
+      <w:r>
+        <w:t xml:space="preserve"> no hay </w:t>
+      </w:r>
+      <w:proofErr w:type="spellStart"/>
+      <w:r>
+        <w:t>historial</w:t>
+      </w:r>
+      <w:proofErr w:type="spellEnd"/>
+      <w:r>
+        <w:t xml:space="preserve">, la API </w:t>
+      </w:r>
+      <w:proofErr w:type="spellStart"/>
+      <w:r>
+        <w:t>responde</w:t>
+      </w:r>
+      <w:proofErr w:type="spellEnd"/>
+      <w:r>
+        <w:t xml:space="preserve"> 404.</w:t>
       </w:r>
     </w:p>
     <w:p>
@@ -1762,7 +3094,15 @@
         <w:pStyle w:val="Ttulo2"/>
       </w:pPr>
       <w:r>
-        <w:t>CU-04: Clasificar imagen</w:t>
+        <w:t xml:space="preserve">CU-04: </w:t>
+      </w:r>
+      <w:proofErr w:type="spellStart"/>
+      <w:r>
+        <w:t>Clasificar</w:t>
+      </w:r>
+      <w:proofErr w:type="spellEnd"/>
+      <w:r>
+        <w:t xml:space="preserve"> imagen</w:t>
       </w:r>
     </w:p>
     <w:p>
@@ -1776,22 +3116,47 @@
         <w:t>Actor:</w:t>
       </w:r>
       <w:r>
-        <w:t xml:space="preserve"> usuario.</w:t>
+        <w:t xml:space="preserve"> </w:t>
+      </w:r>
+      <w:proofErr w:type="spellStart"/>
+      <w:r>
+        <w:t>usuario</w:t>
+      </w:r>
+      <w:proofErr w:type="spellEnd"/>
+      <w:r>
+        <w:t>.</w:t>
       </w:r>
     </w:p>
     <w:p>
       <w:pPr>
         <w:pStyle w:val="Listaconvietas"/>
       </w:pPr>
+      <w:proofErr w:type="spellStart"/>
       <w:r>
         <w:rPr>
           <w:b/>
         </w:rPr>
-        <w:t>Precondición:</w:t>
-      </w:r>
-      <w:r>
-        <w:t xml:space="preserve"> existe </w:t>
-      </w:r>
+        <w:t>Precondición</w:t>
+      </w:r>
+      <w:proofErr w:type="spellEnd"/>
+      <w:r>
+        <w:rPr>
+          <w:b/>
+        </w:rPr>
+        <w:t>:</w:t>
+      </w:r>
+      <w:r>
+        <w:t xml:space="preserve"> </w:t>
+      </w:r>
+      <w:proofErr w:type="spellStart"/>
+      <w:r>
+        <w:t>existe</w:t>
+      </w:r>
+      <w:proofErr w:type="spellEnd"/>
+      <w:r>
+        <w:t xml:space="preserve"> </w:t>
+      </w:r>
+      <w:proofErr w:type="spellStart"/>
       <w:r>
         <w:rPr>
           <w:rFonts w:ascii="Consolas" w:hAnsi="Consolas"/>
@@ -1800,6 +3165,7 @@
         </w:rPr>
         <w:t>model.keras</w:t>
       </w:r>
+      <w:proofErr w:type="spellEnd"/>
       <w:r>
         <w:t>.</w:t>
       </w:r>
@@ -1808,31 +3174,140 @@
       <w:pPr>
         <w:pStyle w:val="Listaconvietas"/>
       </w:pPr>
+      <w:proofErr w:type="spellStart"/>
       <w:r>
         <w:rPr>
           <w:b/>
         </w:rPr>
-        <w:t>Flujo principal:</w:t>
-      </w:r>
-      <w:r>
-        <w:t xml:space="preserve"> selecciona la imagen, revisa la vista previa, puls</w:t>
-      </w:r>
-      <w:r>
-        <w:t>a predecir y recibe la clase y probabilidades.</w:t>
+        <w:t>Flujo</w:t>
+      </w:r>
+      <w:proofErr w:type="spellEnd"/>
+      <w:r>
+        <w:rPr>
+          <w:b/>
+        </w:rPr>
+        <w:t xml:space="preserve"> principal:</w:t>
+      </w:r>
+      <w:r>
+        <w:t xml:space="preserve"> </w:t>
+      </w:r>
+      <w:proofErr w:type="spellStart"/>
+      <w:r>
+        <w:t>selecciona</w:t>
+      </w:r>
+      <w:proofErr w:type="spellEnd"/>
+      <w:r>
+        <w:t xml:space="preserve"> la imagen, </w:t>
+      </w:r>
+      <w:proofErr w:type="spellStart"/>
+      <w:r>
+        <w:t>revisa</w:t>
+      </w:r>
+      <w:proofErr w:type="spellEnd"/>
+      <w:r>
+        <w:t xml:space="preserve"> la vista previa, </w:t>
+      </w:r>
+      <w:proofErr w:type="spellStart"/>
+      <w:r>
+        <w:t>pulsa</w:t>
+      </w:r>
+      <w:proofErr w:type="spellEnd"/>
+      <w:r>
+        <w:t xml:space="preserve"> </w:t>
+      </w:r>
+      <w:proofErr w:type="spellStart"/>
+      <w:r>
+        <w:t>predecir</w:t>
+      </w:r>
+      <w:proofErr w:type="spellEnd"/>
+      <w:r>
+        <w:t xml:space="preserve"> y </w:t>
+      </w:r>
+      <w:proofErr w:type="spellStart"/>
+      <w:r>
+        <w:t>recibe</w:t>
+      </w:r>
+      <w:proofErr w:type="spellEnd"/>
+      <w:r>
+        <w:t xml:space="preserve"> la </w:t>
+      </w:r>
+      <w:proofErr w:type="spellStart"/>
+      <w:r>
+        <w:t>clase</w:t>
+      </w:r>
+      <w:proofErr w:type="spellEnd"/>
+      <w:r>
+        <w:t xml:space="preserve"> y </w:t>
+      </w:r>
+      <w:proofErr w:type="spellStart"/>
+      <w:r>
+        <w:t>probabilidades</w:t>
+      </w:r>
+      <w:proofErr w:type="spellEnd"/>
+      <w:r>
+        <w:t>.</w:t>
       </w:r>
     </w:p>
     <w:p>
       <w:pPr>
         <w:pStyle w:val="Listaconvietas"/>
       </w:pPr>
+      <w:proofErr w:type="spellStart"/>
       <w:r>
         <w:rPr>
           <w:b/>
         </w:rPr>
-        <w:t>Alternativas:</w:t>
-      </w:r>
-      <w:r>
-        <w:t xml:space="preserve"> sin modelo (400), archivo ilegible o fallo de inferencia (500).</w:t>
+        <w:t>Alternativas</w:t>
+      </w:r>
+      <w:proofErr w:type="spellEnd"/>
+      <w:r>
+        <w:rPr>
+          <w:b/>
+        </w:rPr>
+        <w:t>:</w:t>
+      </w:r>
+      <w:r>
+        <w:t xml:space="preserve"> sin </w:t>
+      </w:r>
+      <w:proofErr w:type="spellStart"/>
+      <w:r>
+        <w:t>modelo</w:t>
+      </w:r>
+      <w:proofErr w:type="spellEnd"/>
+      <w:r>
+        <w:t xml:space="preserve"> (400), </w:t>
+      </w:r>
+      <w:proofErr w:type="spellStart"/>
+      <w:r>
+        <w:t>archivo</w:t>
+      </w:r>
+      <w:proofErr w:type="spellEnd"/>
+      <w:r>
+        <w:t xml:space="preserve"> </w:t>
+      </w:r>
+      <w:proofErr w:type="spellStart"/>
+      <w:r>
+        <w:t>ilegible</w:t>
+      </w:r>
+      <w:proofErr w:type="spellEnd"/>
+      <w:r>
+        <w:t xml:space="preserve"> o </w:t>
+      </w:r>
+      <w:proofErr w:type="spellStart"/>
+      <w:r>
+        <w:t>fallo</w:t>
+      </w:r>
+      <w:proofErr w:type="spellEnd"/>
+      <w:r>
+        <w:t xml:space="preserve"> de </w:t>
+      </w:r>
+      <w:proofErr w:type="spellStart"/>
+      <w:r>
+        <w:t>inferencia</w:t>
+      </w:r>
+      <w:proofErr w:type="spellEnd"/>
+      <w:r>
+        <w:t xml:space="preserve"> (500).</w:t>
       </w:r>
     </w:p>
     <w:p>
@@ -1840,26 +3315,137 @@
         <w:pStyle w:val="Ttulo1"/>
       </w:pPr>
       <w:r>
-        <w:t>6. Pantallas y controles</w:t>
-      </w:r>
+        <w:t xml:space="preserve">6. </w:t>
+      </w:r>
+      <w:proofErr w:type="spellStart"/>
+      <w:r>
+        <w:t>Pantallas</w:t>
+      </w:r>
+      <w:proofErr w:type="spellEnd"/>
+      <w:r>
+        <w:t xml:space="preserve"> y </w:t>
+      </w:r>
+      <w:proofErr w:type="spellStart"/>
+      <w:r>
+        <w:t>controles</w:t>
+      </w:r>
+      <w:proofErr w:type="spellEnd"/>
     </w:p>
     <w:p>
       <w:pPr>
         <w:pStyle w:val="Ttulo2"/>
       </w:pPr>
       <w:r>
-        <w:t>6.1 Cabecera y conexión</w:t>
-      </w:r>
+        <w:t xml:space="preserve">6.1 Cabecera y </w:t>
+      </w:r>
+      <w:proofErr w:type="spellStart"/>
+      <w:r>
+        <w:t>conexión</w:t>
+      </w:r>
+      <w:proofErr w:type="spellEnd"/>
     </w:p>
     <w:p>
       <w:pPr>
         <w:jc w:val="both"/>
       </w:pPr>
       <w:r>
-        <w:t>La cabecera identifica el proyecto. El indicador cambia según la disponibilidad de</w:t>
-      </w:r>
-      <w:r>
-        <w:t xml:space="preserve"> la API y del modelo. El campo URL permite conectarse a otro host sin modificar código.</w:t>
+        <w:t xml:space="preserve">La cabecera </w:t>
+      </w:r>
+      <w:proofErr w:type="spellStart"/>
+      <w:r>
+        <w:t>identifica</w:t>
+      </w:r>
+      <w:proofErr w:type="spellEnd"/>
+      <w:r>
+        <w:t xml:space="preserve"> </w:t>
+      </w:r>
+      <w:proofErr w:type="spellStart"/>
+      <w:r>
+        <w:t>el</w:t>
+      </w:r>
+      <w:proofErr w:type="spellEnd"/>
+      <w:r>
+        <w:t xml:space="preserve"> </w:t>
+      </w:r>
+      <w:proofErr w:type="spellStart"/>
+      <w:r>
+        <w:t>proyecto</w:t>
+      </w:r>
+      <w:proofErr w:type="spellEnd"/>
+      <w:r>
+        <w:t xml:space="preserve">. El </w:t>
+      </w:r>
+      <w:proofErr w:type="spellStart"/>
+      <w:r>
+        <w:t>indicador</w:t>
+      </w:r>
+      <w:proofErr w:type="spellEnd"/>
+      <w:r>
+        <w:t xml:space="preserve"> cambia </w:t>
+      </w:r>
+      <w:proofErr w:type="spellStart"/>
+      <w:r>
+        <w:t>según</w:t>
+      </w:r>
+      <w:proofErr w:type="spellEnd"/>
+      <w:r>
+        <w:t xml:space="preserve"> la </w:t>
+      </w:r>
+      <w:proofErr w:type="spellStart"/>
+      <w:r>
+        <w:t>disponibilidad</w:t>
+      </w:r>
+      <w:proofErr w:type="spellEnd"/>
+      <w:r>
+        <w:t xml:space="preserve"> de la API y del </w:t>
+      </w:r>
+      <w:proofErr w:type="spellStart"/>
+      <w:r>
+        <w:t>modelo</w:t>
+      </w:r>
+      <w:proofErr w:type="spellEnd"/>
+      <w:r>
+        <w:t xml:space="preserve">. El campo URL </w:t>
+      </w:r>
+      <w:proofErr w:type="spellStart"/>
+      <w:r>
+        <w:t>permite</w:t>
+      </w:r>
+      <w:proofErr w:type="spellEnd"/>
+      <w:r>
+        <w:t xml:space="preserve"> </w:t>
+      </w:r>
+      <w:proofErr w:type="spellStart"/>
+      <w:r>
+        <w:t>conectarse</w:t>
+      </w:r>
+      <w:proofErr w:type="spellEnd"/>
+      <w:r>
+        <w:t xml:space="preserve"> a </w:t>
+      </w:r>
+      <w:proofErr w:type="spellStart"/>
+      <w:r>
+        <w:t>otro</w:t>
+      </w:r>
+      <w:proofErr w:type="spellEnd"/>
+      <w:r>
+        <w:t xml:space="preserve"> host sin </w:t>
+      </w:r>
+      <w:proofErr w:type="spellStart"/>
+      <w:r>
+        <w:t>modificar</w:t>
+      </w:r>
+      <w:proofErr w:type="spellEnd"/>
+      <w:r>
+        <w:t xml:space="preserve"> </w:t>
+      </w:r>
+      <w:proofErr w:type="spellStart"/>
+      <w:r>
+        <w:t>código</w:t>
+      </w:r>
+      <w:proofErr w:type="spellEnd"/>
+      <w:r>
+        <w:t>.</w:t>
       </w:r>
     </w:p>
     <w:p>
@@ -1867,18 +3453,31 @@
         <w:pStyle w:val="Ttulo2"/>
       </w:pPr>
       <w:r>
-        <w:t>6.2 Panel de configuración</w:t>
-      </w:r>
+        <w:t xml:space="preserve">6.2 Panel de </w:t>
+      </w:r>
+      <w:proofErr w:type="spellStart"/>
+      <w:r>
+        <w:t>configuración</w:t>
+      </w:r>
+      <w:proofErr w:type="spellEnd"/>
     </w:p>
     <w:p>
       <w:pPr>
         <w:pStyle w:val="Listaconvietas"/>
       </w:pPr>
+      <w:proofErr w:type="spellStart"/>
       <w:r>
         <w:rPr>
           <w:b/>
         </w:rPr>
-        <w:t>Épocas:</w:t>
+        <w:t>Épocas</w:t>
+      </w:r>
+      <w:proofErr w:type="spellEnd"/>
+      <w:r>
+        <w:rPr>
+          <w:b/>
+        </w:rPr>
+        <w:t>:</w:t>
       </w:r>
       <w:r>
         <w:t xml:space="preserve"> entre 1 y 100.</w:t>
@@ -1895,7 +3494,15 @@
         <w:t>Learning rate:</w:t>
       </w:r>
       <w:r>
-        <w:t xml:space="preserve"> valor positivo.</w:t>
+        <w:t xml:space="preserve"> valor </w:t>
+      </w:r>
+      <w:proofErr w:type="spellStart"/>
+      <w:r>
+        <w:t>positivo</w:t>
+      </w:r>
+      <w:proofErr w:type="spellEnd"/>
+      <w:r>
+        <w:t>.</w:t>
       </w:r>
     </w:p>
     <w:p>
@@ -1916,11 +3523,19 @@
       <w:pPr>
         <w:pStyle w:val="Listaconvietas"/>
       </w:pPr>
+      <w:proofErr w:type="spellStart"/>
       <w:r>
         <w:rPr>
           <w:b/>
         </w:rPr>
-        <w:t>Optimizador:</w:t>
+        <w:t>Optimizador</w:t>
+      </w:r>
+      <w:proofErr w:type="spellEnd"/>
+      <w:r>
+        <w:rPr>
+          <w:b/>
+        </w:rPr>
+        <w:t>:</w:t>
       </w:r>
       <w:r>
         <w:t xml:space="preserve"> Adam o SGD.</w:t>
@@ -1944,34 +3559,136 @@
       <w:pPr>
         <w:pStyle w:val="Listaconvietas"/>
       </w:pPr>
+      <w:proofErr w:type="spellStart"/>
       <w:r>
         <w:rPr>
           <w:b/>
         </w:rPr>
-        <w:t>Entrenar mo</w:t>
-      </w:r>
+        <w:t>Entrenar</w:t>
+      </w:r>
+      <w:proofErr w:type="spellEnd"/>
       <w:r>
         <w:rPr>
           <w:b/>
         </w:rPr>
-        <w:t>delo:</w:t>
-      </w:r>
-      <w:r>
-        <w:t xml:space="preserve"> inicia la operación completa.</w:t>
+        <w:t xml:space="preserve"> </w:t>
+      </w:r>
+      <w:proofErr w:type="spellStart"/>
+      <w:r>
+        <w:rPr>
+          <w:b/>
+        </w:rPr>
+        <w:t>modelo</w:t>
+      </w:r>
+      <w:proofErr w:type="spellEnd"/>
+      <w:r>
+        <w:rPr>
+          <w:b/>
+        </w:rPr>
+        <w:t>:</w:t>
+      </w:r>
+      <w:r>
+        <w:t xml:space="preserve"> </w:t>
+      </w:r>
+      <w:proofErr w:type="spellStart"/>
+      <w:r>
+        <w:t>inicia</w:t>
+      </w:r>
+      <w:proofErr w:type="spellEnd"/>
+      <w:r>
+        <w:t xml:space="preserve"> la </w:t>
+      </w:r>
+      <w:proofErr w:type="spellStart"/>
+      <w:r>
+        <w:t>operación</w:t>
+      </w:r>
+      <w:proofErr w:type="spellEnd"/>
+      <w:r>
+        <w:t xml:space="preserve"> </w:t>
+      </w:r>
+      <w:proofErr w:type="spellStart"/>
+      <w:r>
+        <w:t>completa</w:t>
+      </w:r>
+      <w:proofErr w:type="spellEnd"/>
+      <w:r>
+        <w:t>.</w:t>
       </w:r>
     </w:p>
     <w:p>
       <w:pPr>
         <w:pStyle w:val="Listaconvietas"/>
       </w:pPr>
+      <w:proofErr w:type="spellStart"/>
       <w:r>
         <w:rPr>
           <w:b/>
         </w:rPr>
-        <w:t>Restablecer parámetros:</w:t>
-      </w:r>
-      <w:r>
-        <w:t xml:space="preserve"> recupera valores predeterminados en pantalla.</w:t>
+        <w:t>Restablecer</w:t>
+      </w:r>
+      <w:proofErr w:type="spellEnd"/>
+      <w:r>
+        <w:rPr>
+          <w:b/>
+        </w:rPr>
+        <w:t xml:space="preserve"> </w:t>
+      </w:r>
+      <w:proofErr w:type="spellStart"/>
+      <w:r>
+        <w:rPr>
+          <w:b/>
+        </w:rPr>
+        <w:t>parámetros</w:t>
+      </w:r>
+      <w:proofErr w:type="spellEnd"/>
+      <w:r>
+        <w:rPr>
+          <w:b/>
+        </w:rPr>
+        <w:t>:</w:t>
+      </w:r>
+      <w:r>
+        <w:t xml:space="preserve"> </w:t>
+      </w:r>
+      <w:proofErr w:type="spellStart"/>
+      <w:r>
+        <w:t>recupera</w:t>
+      </w:r>
+      <w:proofErr w:type="spellEnd"/>
+      <w:r>
+        <w:t xml:space="preserve"> </w:t>
+      </w:r>
+      <w:proofErr w:type="spellStart"/>
+      <w:r>
+        <w:t>valores</w:t>
+      </w:r>
+      <w:proofErr w:type="spellEnd"/>
+      <w:r>
+        <w:t xml:space="preserve"> </w:t>
+      </w:r>
+      <w:proofErr w:type="spellStart"/>
+      <w:r>
+        <w:t>predeterminados</w:t>
+      </w:r>
+      <w:proofErr w:type="spellEnd"/>
+      <w:r>
+        <w:t xml:space="preserve"> </w:t>
+      </w:r>
+      <w:proofErr w:type="spellStart"/>
+      <w:r>
+        <w:t>en</w:t>
+      </w:r>
+      <w:proofErr w:type="spellEnd"/>
+      <w:r>
+        <w:t xml:space="preserve"> </w:t>
+      </w:r>
+      <w:proofErr w:type="spellStart"/>
+      <w:r>
+        <w:t>pantalla</w:t>
+      </w:r>
+      <w:proofErr w:type="spellEnd"/>
+      <w:r>
+        <w:t>.</w:t>
       </w:r>
     </w:p>
     <w:p>
@@ -1979,18 +3696,169 @@
         <w:pStyle w:val="Ttulo2"/>
       </w:pPr>
       <w:r>
-        <w:t>6.3 Resultados</w:t>
-      </w:r>
+        <w:t xml:space="preserve">6.3 </w:t>
+      </w:r>
+      <w:proofErr w:type="spellStart"/>
+      <w:r>
+        <w:t>Resultados</w:t>
+      </w:r>
+      <w:proofErr w:type="spellEnd"/>
     </w:p>
     <w:p>
       <w:pPr>
         <w:jc w:val="both"/>
       </w:pPr>
-      <w:r>
-        <w:t xml:space="preserve">Presenta accuracy y loss finales para entrenamiento y validación. Dos gráficas muestran su evolución por época. El resumen </w:t>
-      </w:r>
-      <w:r>
-        <w:t>conserva configuración, fecha y, tras una corrida iniciada desde esa sesión, tiempo de entrenamiento.</w:t>
+      <w:proofErr w:type="spellStart"/>
+      <w:r>
+        <w:t>Presenta</w:t>
+      </w:r>
+      <w:proofErr w:type="spellEnd"/>
+      <w:r>
+        <w:t xml:space="preserve"> accuracy y loss finales para </w:t>
+      </w:r>
+      <w:proofErr w:type="spellStart"/>
+      <w:r>
+        <w:t>entrenamiento</w:t>
+      </w:r>
+      <w:proofErr w:type="spellEnd"/>
+      <w:r>
+        <w:t xml:space="preserve"> y </w:t>
+      </w:r>
+      <w:proofErr w:type="spellStart"/>
+      <w:r>
+        <w:t>validación</w:t>
+      </w:r>
+      <w:proofErr w:type="spellEnd"/>
+      <w:r>
+        <w:t xml:space="preserve">. Dos </w:t>
+      </w:r>
+      <w:proofErr w:type="spellStart"/>
+      <w:r>
+        <w:t>gráficas</w:t>
+      </w:r>
+      <w:proofErr w:type="spellEnd"/>
+      <w:r>
+        <w:t xml:space="preserve"> </w:t>
+      </w:r>
+      <w:proofErr w:type="spellStart"/>
+      <w:r>
+        <w:t>muestran</w:t>
+      </w:r>
+      <w:proofErr w:type="spellEnd"/>
+      <w:r>
+        <w:t xml:space="preserve"> </w:t>
+      </w:r>
+      <w:proofErr w:type="spellStart"/>
+      <w:r>
+        <w:t>su</w:t>
+      </w:r>
+      <w:proofErr w:type="spellEnd"/>
+      <w:r>
+        <w:t xml:space="preserve"> </w:t>
+      </w:r>
+      <w:proofErr w:type="spellStart"/>
+      <w:r>
+        <w:t>evolución</w:t>
+      </w:r>
+      <w:proofErr w:type="spellEnd"/>
+      <w:r>
+        <w:t xml:space="preserve"> por </w:t>
+      </w:r>
+      <w:proofErr w:type="spellStart"/>
+      <w:r>
+        <w:t>época</w:t>
+      </w:r>
+      <w:proofErr w:type="spellEnd"/>
+      <w:r>
+        <w:t xml:space="preserve">. El </w:t>
+      </w:r>
+      <w:proofErr w:type="spellStart"/>
+      <w:r>
+        <w:t>resumen</w:t>
+      </w:r>
+      <w:proofErr w:type="spellEnd"/>
+      <w:r>
+        <w:t xml:space="preserve"> </w:t>
+      </w:r>
+      <w:proofErr w:type="spellStart"/>
+      <w:r>
+        <w:t>conserva</w:t>
+      </w:r>
+      <w:proofErr w:type="spellEnd"/>
+      <w:r>
+        <w:t xml:space="preserve"> </w:t>
+      </w:r>
+      <w:proofErr w:type="spellStart"/>
+      <w:r>
+        <w:t>configuración</w:t>
+      </w:r>
+      <w:proofErr w:type="spellEnd"/>
+      <w:r>
+        <w:t xml:space="preserve">, </w:t>
+      </w:r>
+      <w:proofErr w:type="spellStart"/>
+      <w:r>
+        <w:t>fecha</w:t>
+      </w:r>
+      <w:proofErr w:type="spellEnd"/>
+      <w:r>
+        <w:t xml:space="preserve"> y, </w:t>
+      </w:r>
+      <w:proofErr w:type="spellStart"/>
+      <w:r>
+        <w:t>tras</w:t>
+      </w:r>
+      <w:proofErr w:type="spellEnd"/>
+      <w:r>
+        <w:t xml:space="preserve"> una corrida </w:t>
+      </w:r>
+      <w:proofErr w:type="spellStart"/>
+      <w:r>
+        <w:t>iniciada</w:t>
+      </w:r>
+      <w:proofErr w:type="spellEnd"/>
+      <w:r>
+        <w:t xml:space="preserve"> </w:t>
+      </w:r>
+      <w:proofErr w:type="spellStart"/>
+      <w:r>
+        <w:t>desde</w:t>
+      </w:r>
+      <w:proofErr w:type="spellEnd"/>
+      <w:r>
+        <w:t xml:space="preserve"> </w:t>
+      </w:r>
+      <w:proofErr w:type="spellStart"/>
+      <w:r>
+        <w:t>esa</w:t>
+      </w:r>
+      <w:proofErr w:type="spellEnd"/>
+      <w:r>
+        <w:t xml:space="preserve"> </w:t>
+      </w:r>
+      <w:proofErr w:type="spellStart"/>
+      <w:r>
+        <w:t>sesión</w:t>
+      </w:r>
+      <w:proofErr w:type="spellEnd"/>
+      <w:r>
+        <w:t xml:space="preserve">, </w:t>
+      </w:r>
+      <w:proofErr w:type="spellStart"/>
+      <w:r>
+        <w:t>tiempo</w:t>
+      </w:r>
+      <w:proofErr w:type="spellEnd"/>
+      <w:r>
+        <w:t xml:space="preserve"> de </w:t>
+      </w:r>
+      <w:proofErr w:type="spellStart"/>
+      <w:r>
+        <w:t>entrenamiento</w:t>
+      </w:r>
+      <w:proofErr w:type="spellEnd"/>
+      <w:r>
+        <w:t>.</w:t>
       </w:r>
     </w:p>
     <w:p>
@@ -1998,15 +3866,97 @@
         <w:pStyle w:val="Ttulo2"/>
       </w:pPr>
       <w:r>
-        <w:t>6.4 Predicción</w:t>
-      </w:r>
+        <w:t xml:space="preserve">6.4 </w:t>
+      </w:r>
+      <w:proofErr w:type="spellStart"/>
+      <w:r>
+        <w:t>Predicción</w:t>
+      </w:r>
+      <w:proofErr w:type="spellEnd"/>
     </w:p>
     <w:p>
       <w:pPr>
         <w:jc w:val="both"/>
       </w:pPr>
-      <w:r>
-        <w:t>Permite seleccionar una imagen, observar su vista previa, ejecutar la predicción y consultar las cinco clases con mayor probabilidad.</w:t>
+      <w:proofErr w:type="spellStart"/>
+      <w:r>
+        <w:t>Permite</w:t>
+      </w:r>
+      <w:proofErr w:type="spellEnd"/>
+      <w:r>
+        <w:t xml:space="preserve"> </w:t>
+      </w:r>
+      <w:proofErr w:type="spellStart"/>
+      <w:r>
+        <w:t>seleccionar</w:t>
+      </w:r>
+      <w:proofErr w:type="spellEnd"/>
+      <w:r>
+        <w:t xml:space="preserve"> una imagen, </w:t>
+      </w:r>
+      <w:proofErr w:type="spellStart"/>
+      <w:r>
+        <w:t>observar</w:t>
+      </w:r>
+      <w:proofErr w:type="spellEnd"/>
+      <w:r>
+        <w:t xml:space="preserve"> </w:t>
+      </w:r>
+      <w:proofErr w:type="spellStart"/>
+      <w:r>
+        <w:t>su</w:t>
+      </w:r>
+      <w:proofErr w:type="spellEnd"/>
+      <w:r>
+        <w:t xml:space="preserve"> vista previa, </w:t>
+      </w:r>
+      <w:proofErr w:type="spellStart"/>
+      <w:r>
+        <w:t>ejecutar</w:t>
+      </w:r>
+      <w:proofErr w:type="spellEnd"/>
+      <w:r>
+        <w:t xml:space="preserve"> la </w:t>
+      </w:r>
+      <w:proofErr w:type="spellStart"/>
+      <w:r>
+        <w:t>predicción</w:t>
+      </w:r>
+      <w:proofErr w:type="spellEnd"/>
+      <w:r>
+        <w:t xml:space="preserve"> y </w:t>
+      </w:r>
+      <w:proofErr w:type="spellStart"/>
+      <w:r>
+        <w:t>consultar</w:t>
+      </w:r>
+      <w:proofErr w:type="spellEnd"/>
+      <w:r>
+        <w:t xml:space="preserve"> las </w:t>
+      </w:r>
+      <w:proofErr w:type="spellStart"/>
+      <w:r>
+        <w:t>cinco</w:t>
+      </w:r>
+      <w:proofErr w:type="spellEnd"/>
+      <w:r>
+        <w:t xml:space="preserve"> </w:t>
+      </w:r>
+      <w:proofErr w:type="spellStart"/>
+      <w:r>
+        <w:t>clases</w:t>
+      </w:r>
+      <w:proofErr w:type="spellEnd"/>
+      <w:r>
+        <w:t xml:space="preserve"> con mayor </w:t>
+      </w:r>
+      <w:proofErr w:type="spellStart"/>
+      <w:r>
+        <w:t>probabilidad</w:t>
+      </w:r>
+      <w:proofErr w:type="spellEnd"/>
+      <w:r>
+        <w:t>.</w:t>
       </w:r>
     </w:p>
     <w:p>
@@ -2015,11 +3965,21 @@
       </w:pPr>
       <w:r>
         <w:lastRenderedPageBreak/>
-        <w:t>7. Ca</w:t>
-      </w:r>
-      <w:r>
-        <w:t>ptura del sistema</w:t>
-      </w:r>
+        <w:t xml:space="preserve">7. </w:t>
+      </w:r>
+      <w:proofErr w:type="spellStart"/>
+      <w:r>
+        <w:t>Captura</w:t>
+      </w:r>
+      <w:proofErr w:type="spellEnd"/>
+      <w:r>
+        <w:t xml:space="preserve"> del </w:t>
+      </w:r>
+      <w:proofErr w:type="spellStart"/>
+      <w:r>
+        <w:t>sistema</w:t>
+      </w:r>
+      <w:proofErr w:type="spellEnd"/>
     </w:p>
     <w:p>
       <w:pPr>
@@ -2075,21 +4035,110 @@
           <w:i/>
           <w:sz w:val="18"/>
         </w:rPr>
-        <w:t>Vista general de la interfaz</w:t>
-      </w:r>
+        <w:t xml:space="preserve">Vista general de la </w:t>
+      </w:r>
+      <w:proofErr w:type="spellStart"/>
+      <w:r>
+        <w:rPr>
+          <w:i/>
+          <w:sz w:val="18"/>
+        </w:rPr>
+        <w:t>interfaz</w:t>
+      </w:r>
+      <w:proofErr w:type="spellEnd"/>
     </w:p>
     <w:p>
       <w:pPr>
         <w:jc w:val="both"/>
       </w:pPr>
+      <w:proofErr w:type="spellStart"/>
       <w:r>
         <w:rPr>
           <w:b/>
         </w:rPr>
-        <w:t>Figura 1.</w:t>
-      </w:r>
-      <w:r>
-        <w:t xml:space="preserve"> Interfaz principal con los paneles de configuración, resultados y predicción. La evidencia se genera desde el código real de </w:t>
+        <w:t>Figura</w:t>
+      </w:r>
+      <w:proofErr w:type="spellEnd"/>
+      <w:r>
+        <w:rPr>
+          <w:b/>
+        </w:rPr>
+        <w:t xml:space="preserve"> 1.</w:t>
+      </w:r>
+      <w:r>
+        <w:t xml:space="preserve"> </w:t>
+      </w:r>
+      <w:proofErr w:type="spellStart"/>
+      <w:r>
+        <w:t>Interfaz</w:t>
+      </w:r>
+      <w:proofErr w:type="spellEnd"/>
+      <w:r>
+        <w:t xml:space="preserve"> principal con los </w:t>
+      </w:r>
+      <w:proofErr w:type="spellStart"/>
+      <w:r>
+        <w:t>paneles</w:t>
+      </w:r>
+      <w:proofErr w:type="spellEnd"/>
+      <w:r>
+        <w:t xml:space="preserve"> de </w:t>
+      </w:r>
+      <w:proofErr w:type="spellStart"/>
+      <w:r>
+        <w:t>configuración</w:t>
+      </w:r>
+      <w:proofErr w:type="spellEnd"/>
+      <w:r>
+        <w:t xml:space="preserve">, </w:t>
+      </w:r>
+      <w:proofErr w:type="spellStart"/>
+      <w:r>
+        <w:t>resultados</w:t>
+      </w:r>
+      <w:proofErr w:type="spellEnd"/>
+      <w:r>
+        <w:t xml:space="preserve"> y </w:t>
+      </w:r>
+      <w:proofErr w:type="spellStart"/>
+      <w:r>
+        <w:t>predicción</w:t>
+      </w:r>
+      <w:proofErr w:type="spellEnd"/>
+      <w:r>
+        <w:t xml:space="preserve">. La </w:t>
+      </w:r>
+      <w:proofErr w:type="spellStart"/>
+      <w:r>
+        <w:t>evidencia</w:t>
+      </w:r>
+      <w:proofErr w:type="spellEnd"/>
+      <w:r>
+        <w:t xml:space="preserve"> se genera </w:t>
+      </w:r>
+      <w:proofErr w:type="spellStart"/>
+      <w:r>
+        <w:t>desde</w:t>
+      </w:r>
+      <w:proofErr w:type="spellEnd"/>
+      <w:r>
+        <w:t xml:space="preserve"> </w:t>
+      </w:r>
+      <w:proofErr w:type="spellStart"/>
+      <w:r>
+        <w:t>el</w:t>
+      </w:r>
+      <w:proofErr w:type="spellEnd"/>
+      <w:r>
+        <w:t xml:space="preserve"> </w:t>
+      </w:r>
+      <w:proofErr w:type="spellStart"/>
+      <w:r>
+        <w:t>código</w:t>
+      </w:r>
+      <w:proofErr w:type="spellEnd"/>
+      <w:r>
+        <w:t xml:space="preserve"> real de </w:t>
       </w:r>
       <w:r>
         <w:rPr>
@@ -2113,14 +4162,247 @@
           <w:i/>
           <w:color w:val="404040"/>
         </w:rPr>
-        <w:t>Si la captura indica que no hay conexión, significa que documenta la interfaz sin una API activa. Para una evidencia fi</w:t>
-      </w:r>
+        <w:t xml:space="preserve">Si la </w:t>
+      </w:r>
+      <w:proofErr w:type="spellStart"/>
       <w:r>
         <w:rPr>
           <w:i/>
           <w:color w:val="404040"/>
         </w:rPr>
-        <w:t>nal con métricas cargadas, instale las dependencias, ejecute backend y frontend y siga [capturas/README.md](capturas/README.md).</w:t>
+        <w:t>captura</w:t>
+      </w:r>
+      <w:proofErr w:type="spellEnd"/>
+      <w:r>
+        <w:rPr>
+          <w:i/>
+          <w:color w:val="404040"/>
+        </w:rPr>
+        <w:t xml:space="preserve"> indica que no hay </w:t>
+      </w:r>
+      <w:proofErr w:type="spellStart"/>
+      <w:r>
+        <w:rPr>
+          <w:i/>
+          <w:color w:val="404040"/>
+        </w:rPr>
+        <w:t>conexión</w:t>
+      </w:r>
+      <w:proofErr w:type="spellEnd"/>
+      <w:r>
+        <w:rPr>
+          <w:i/>
+          <w:color w:val="404040"/>
+        </w:rPr>
+        <w:t xml:space="preserve">, </w:t>
+      </w:r>
+      <w:proofErr w:type="spellStart"/>
+      <w:r>
+        <w:rPr>
+          <w:i/>
+          <w:color w:val="404040"/>
+        </w:rPr>
+        <w:t>significa</w:t>
+      </w:r>
+      <w:proofErr w:type="spellEnd"/>
+      <w:r>
+        <w:rPr>
+          <w:i/>
+          <w:color w:val="404040"/>
+        </w:rPr>
+        <w:t xml:space="preserve"> que </w:t>
+      </w:r>
+      <w:proofErr w:type="spellStart"/>
+      <w:r>
+        <w:rPr>
+          <w:i/>
+          <w:color w:val="404040"/>
+        </w:rPr>
+        <w:t>documenta</w:t>
+      </w:r>
+      <w:proofErr w:type="spellEnd"/>
+      <w:r>
+        <w:rPr>
+          <w:i/>
+          <w:color w:val="404040"/>
+        </w:rPr>
+        <w:t xml:space="preserve"> la </w:t>
+      </w:r>
+      <w:proofErr w:type="spellStart"/>
+      <w:r>
+        <w:rPr>
+          <w:i/>
+          <w:color w:val="404040"/>
+        </w:rPr>
+        <w:t>interfaz</w:t>
+      </w:r>
+      <w:proofErr w:type="spellEnd"/>
+      <w:r>
+        <w:rPr>
+          <w:i/>
+          <w:color w:val="404040"/>
+        </w:rPr>
+        <w:t xml:space="preserve"> sin una API </w:t>
+      </w:r>
+      <w:proofErr w:type="spellStart"/>
+      <w:r>
+        <w:rPr>
+          <w:i/>
+          <w:color w:val="404040"/>
+        </w:rPr>
+        <w:t>activa</w:t>
+      </w:r>
+      <w:proofErr w:type="spellEnd"/>
+      <w:r>
+        <w:rPr>
+          <w:i/>
+          <w:color w:val="404040"/>
+        </w:rPr>
+        <w:t xml:space="preserve">. Para una </w:t>
+      </w:r>
+      <w:proofErr w:type="spellStart"/>
+      <w:r>
+        <w:rPr>
+          <w:i/>
+          <w:color w:val="404040"/>
+        </w:rPr>
+        <w:t>evidencia</w:t>
+      </w:r>
+      <w:proofErr w:type="spellEnd"/>
+      <w:r>
+        <w:rPr>
+          <w:i/>
+          <w:color w:val="404040"/>
+        </w:rPr>
+        <w:t xml:space="preserve"> final con </w:t>
+      </w:r>
+      <w:proofErr w:type="spellStart"/>
+      <w:r>
+        <w:rPr>
+          <w:i/>
+          <w:color w:val="404040"/>
+        </w:rPr>
+        <w:t>métricas</w:t>
+      </w:r>
+      <w:proofErr w:type="spellEnd"/>
+      <w:r>
+        <w:rPr>
+          <w:i/>
+          <w:color w:val="404040"/>
+        </w:rPr>
+        <w:t xml:space="preserve"> </w:t>
+      </w:r>
+      <w:proofErr w:type="spellStart"/>
+      <w:r>
+        <w:rPr>
+          <w:i/>
+          <w:color w:val="404040"/>
+        </w:rPr>
+        <w:t>cargadas</w:t>
+      </w:r>
+      <w:proofErr w:type="spellEnd"/>
+      <w:r>
+        <w:rPr>
+          <w:i/>
+          <w:color w:val="404040"/>
+        </w:rPr>
+        <w:t xml:space="preserve">, </w:t>
+      </w:r>
+      <w:proofErr w:type="spellStart"/>
+      <w:r>
+        <w:rPr>
+          <w:i/>
+          <w:color w:val="404040"/>
+        </w:rPr>
+        <w:t>instale</w:t>
+      </w:r>
+      <w:proofErr w:type="spellEnd"/>
+      <w:r>
+        <w:rPr>
+          <w:i/>
+          <w:color w:val="404040"/>
+        </w:rPr>
+        <w:t xml:space="preserve"> las </w:t>
+      </w:r>
+      <w:proofErr w:type="spellStart"/>
+      <w:r>
+        <w:rPr>
+          <w:i/>
+          <w:color w:val="404040"/>
+        </w:rPr>
+        <w:t>dependencias</w:t>
+      </w:r>
+      <w:proofErr w:type="spellEnd"/>
+      <w:r>
+        <w:rPr>
+          <w:i/>
+          <w:color w:val="404040"/>
+        </w:rPr>
+        <w:t xml:space="preserve">, </w:t>
+      </w:r>
+      <w:proofErr w:type="spellStart"/>
+      <w:r>
+        <w:rPr>
+          <w:i/>
+          <w:color w:val="404040"/>
+        </w:rPr>
+        <w:t>ejecute</w:t>
+      </w:r>
+      <w:proofErr w:type="spellEnd"/>
+      <w:r>
+        <w:rPr>
+          <w:i/>
+          <w:color w:val="404040"/>
+        </w:rPr>
+        <w:t xml:space="preserve"> backend y frontend y </w:t>
+      </w:r>
+      <w:proofErr w:type="spellStart"/>
+      <w:r>
+        <w:rPr>
+          <w:i/>
+          <w:color w:val="404040"/>
+        </w:rPr>
+        <w:t>siga</w:t>
+      </w:r>
+      <w:proofErr w:type="spellEnd"/>
+      <w:r>
+        <w:rPr>
+          <w:i/>
+          <w:color w:val="404040"/>
+        </w:rPr>
+        <w:t xml:space="preserve"> [</w:t>
+      </w:r>
+      <w:proofErr w:type="spellStart"/>
+      <w:r>
+        <w:rPr>
+          <w:i/>
+          <w:color w:val="404040"/>
+        </w:rPr>
+        <w:t>capturas</w:t>
+      </w:r>
+      <w:proofErr w:type="spellEnd"/>
+      <w:r>
+        <w:rPr>
+          <w:i/>
+          <w:color w:val="404040"/>
+        </w:rPr>
+        <w:t>/README.md](</w:t>
+      </w:r>
+      <w:proofErr w:type="spellStart"/>
+      <w:r>
+        <w:rPr>
+          <w:i/>
+          <w:color w:val="404040"/>
+        </w:rPr>
+        <w:t>capturas</w:t>
+      </w:r>
+      <w:proofErr w:type="spellEnd"/>
+      <w:r>
+        <w:rPr>
+          <w:i/>
+          <w:color w:val="404040"/>
+        </w:rPr>
+        <w:t>/README.md).</w:t>
       </w:r>
     </w:p>
     <w:p>
@@ -2128,34 +4410,174 @@
         <w:pStyle w:val="Ttulo1"/>
       </w:pPr>
       <w:r>
-        <w:t>8. Reglas de negocio</w:t>
-      </w:r>
+        <w:t xml:space="preserve">8. </w:t>
+      </w:r>
+      <w:proofErr w:type="spellStart"/>
+      <w:r>
+        <w:t>Reglas</w:t>
+      </w:r>
+      <w:proofErr w:type="spellEnd"/>
+      <w:r>
+        <w:t xml:space="preserve"> de </w:t>
+      </w:r>
+      <w:proofErr w:type="spellStart"/>
+      <w:r>
+        <w:t>negocio</w:t>
+      </w:r>
+      <w:proofErr w:type="spellEnd"/>
     </w:p>
     <w:p>
       <w:pPr>
         <w:pStyle w:val="Listaconvietas"/>
       </w:pPr>
       <w:r>
-        <w:t>Una predicción solo se habilita cuando existen modelo e imagen seleccionada.</w:t>
+        <w:t xml:space="preserve">Una </w:t>
+      </w:r>
+      <w:proofErr w:type="spellStart"/>
+      <w:r>
+        <w:t>predicción</w:t>
+      </w:r>
+      <w:proofErr w:type="spellEnd"/>
+      <w:r>
+        <w:t xml:space="preserve"> solo se </w:t>
+      </w:r>
+      <w:proofErr w:type="spellStart"/>
+      <w:r>
+        <w:t>habilita</w:t>
+      </w:r>
+      <w:proofErr w:type="spellEnd"/>
+      <w:r>
+        <w:t xml:space="preserve"> </w:t>
+      </w:r>
+      <w:proofErr w:type="spellStart"/>
+      <w:r>
+        <w:t>cuando</w:t>
+      </w:r>
+      <w:proofErr w:type="spellEnd"/>
+      <w:r>
+        <w:t xml:space="preserve"> </w:t>
+      </w:r>
+      <w:proofErr w:type="spellStart"/>
+      <w:r>
+        <w:t>existen</w:t>
+      </w:r>
+      <w:proofErr w:type="spellEnd"/>
+      <w:r>
+        <w:t xml:space="preserve"> </w:t>
+      </w:r>
+      <w:proofErr w:type="spellStart"/>
+      <w:r>
+        <w:t>modelo</w:t>
+      </w:r>
+      <w:proofErr w:type="spellEnd"/>
+      <w:r>
+        <w:t xml:space="preserve"> e imagen </w:t>
+      </w:r>
+      <w:proofErr w:type="spellStart"/>
+      <w:r>
+        <w:t>seleccionada</w:t>
+      </w:r>
+      <w:proofErr w:type="spellEnd"/>
+      <w:r>
+        <w:t>.</w:t>
       </w:r>
     </w:p>
     <w:p>
       <w:pPr>
         <w:pStyle w:val="Listaconvietas"/>
       </w:pPr>
-      <w:r>
-        <w:t>Entrenar crea un modelo nuevo</w:t>
-      </w:r>
-      <w:r>
-        <w:t>; no continúa el anterior.</w:t>
+      <w:proofErr w:type="spellStart"/>
+      <w:r>
+        <w:t>Entrenar</w:t>
+      </w:r>
+      <w:proofErr w:type="spellEnd"/>
+      <w:r>
+        <w:t xml:space="preserve"> </w:t>
+      </w:r>
+      <w:proofErr w:type="spellStart"/>
+      <w:r>
+        <w:t>crea</w:t>
+      </w:r>
+      <w:proofErr w:type="spellEnd"/>
+      <w:r>
+        <w:t xml:space="preserve"> un </w:t>
+      </w:r>
+      <w:proofErr w:type="spellStart"/>
+      <w:r>
+        <w:t>modelo</w:t>
+      </w:r>
+      <w:proofErr w:type="spellEnd"/>
+      <w:r>
+        <w:t xml:space="preserve"> nuevo; no </w:t>
+      </w:r>
+      <w:proofErr w:type="spellStart"/>
+      <w:r>
+        <w:t>continúa</w:t>
+      </w:r>
+      <w:proofErr w:type="spellEnd"/>
+      <w:r>
+        <w:t xml:space="preserve"> </w:t>
+      </w:r>
+      <w:proofErr w:type="spellStart"/>
+      <w:r>
+        <w:t>el</w:t>
+      </w:r>
+      <w:proofErr w:type="spellEnd"/>
+      <w:r>
+        <w:t xml:space="preserve"> anterior.</w:t>
       </w:r>
     </w:p>
     <w:p>
       <w:pPr>
         <w:pStyle w:val="Listaconvietas"/>
       </w:pPr>
-      <w:r>
-        <w:t>Cada entrenamiento sobrescribe el historial previo.</w:t>
+      <w:proofErr w:type="spellStart"/>
+      <w:r>
+        <w:t>Cada</w:t>
+      </w:r>
+      <w:proofErr w:type="spellEnd"/>
+      <w:r>
+        <w:t xml:space="preserve"> </w:t>
+      </w:r>
+      <w:proofErr w:type="spellStart"/>
+      <w:r>
+        <w:t>entrenamiento</w:t>
+      </w:r>
+      <w:proofErr w:type="spellEnd"/>
+      <w:r>
+        <w:t xml:space="preserve"> </w:t>
+      </w:r>
+      <w:proofErr w:type="spellStart"/>
+      <w:r>
+        <w:t>sobrescribe</w:t>
+      </w:r>
+      <w:proofErr w:type="spellEnd"/>
+      <w:r>
+        <w:t xml:space="preserve"> </w:t>
+      </w:r>
+      <w:proofErr w:type="spellStart"/>
+      <w:r>
+        <w:t>el</w:t>
+      </w:r>
+      <w:proofErr w:type="spellEnd"/>
+      <w:r>
+        <w:t xml:space="preserve"> </w:t>
+      </w:r>
+      <w:proofErr w:type="spellStart"/>
+      <w:r>
+        <w:t>historial</w:t>
+      </w:r>
+      <w:proofErr w:type="spellEnd"/>
+      <w:r>
+        <w:t xml:space="preserve"> </w:t>
+      </w:r>
+      <w:proofErr w:type="spellStart"/>
+      <w:r>
+        <w:t>previo</w:t>
+      </w:r>
+      <w:proofErr w:type="spellEnd"/>
+      <w:r>
+        <w:t>.</w:t>
       </w:r>
     </w:p>
     <w:p>
@@ -2163,8 +4585,41 @@
         <w:pStyle w:val="Listaconvietas"/>
       </w:pPr>
       <w:r>
-        <w:t xml:space="preserve">Si el optimizador recibido no es exactamente </w:t>
-      </w:r>
+        <w:t xml:space="preserve">Si </w:t>
+      </w:r>
+      <w:proofErr w:type="spellStart"/>
+      <w:r>
+        <w:t>el</w:t>
+      </w:r>
+      <w:proofErr w:type="spellEnd"/>
+      <w:r>
+        <w:t xml:space="preserve"> </w:t>
+      </w:r>
+      <w:proofErr w:type="spellStart"/>
+      <w:r>
+        <w:t>optimizador</w:t>
+      </w:r>
+      <w:proofErr w:type="spellEnd"/>
+      <w:r>
+        <w:t xml:space="preserve"> </w:t>
+      </w:r>
+      <w:proofErr w:type="spellStart"/>
+      <w:r>
+        <w:t>recibido</w:t>
+      </w:r>
+      <w:proofErr w:type="spellEnd"/>
+      <w:r>
+        <w:t xml:space="preserve"> no es </w:t>
+      </w:r>
+      <w:proofErr w:type="spellStart"/>
+      <w:r>
+        <w:t>exactamente</w:t>
+      </w:r>
+      <w:proofErr w:type="spellEnd"/>
+      <w:r>
+        <w:t xml:space="preserve"> </w:t>
+      </w:r>
+      <w:proofErr w:type="spellStart"/>
       <w:r>
         <w:rPr>
           <w:rFonts w:ascii="Consolas" w:hAnsi="Consolas"/>
@@ -2173,8 +4628,25 @@
         </w:rPr>
         <w:t>adam</w:t>
       </w:r>
-      <w:r>
-        <w:t>, el backend utiliza SGD.</w:t>
+      <w:proofErr w:type="spellEnd"/>
+      <w:r>
+        <w:t xml:space="preserve">, </w:t>
+      </w:r>
+      <w:proofErr w:type="spellStart"/>
+      <w:r>
+        <w:t>el</w:t>
+      </w:r>
+      <w:proofErr w:type="spellEnd"/>
+      <w:r>
+        <w:t xml:space="preserve"> backend </w:t>
+      </w:r>
+      <w:proofErr w:type="spellStart"/>
+      <w:r>
+        <w:t>utiliza</w:t>
+      </w:r>
+      <w:proofErr w:type="spellEnd"/>
+      <w:r>
+        <w:t xml:space="preserve"> SGD.</w:t>
       </w:r>
     </w:p>
     <w:p>
@@ -2182,7 +4654,47 @@
         <w:pStyle w:val="Listaconvietas"/>
       </w:pPr>
       <w:r>
-        <w:t>La clase final corresponde al índice con mayor salida softmax.</w:t>
+        <w:t xml:space="preserve">La </w:t>
+      </w:r>
+      <w:proofErr w:type="spellStart"/>
+      <w:r>
+        <w:t>clase</w:t>
+      </w:r>
+      <w:proofErr w:type="spellEnd"/>
+      <w:r>
+        <w:t xml:space="preserve"> final </w:t>
+      </w:r>
+      <w:proofErr w:type="spellStart"/>
+      <w:r>
+        <w:t>corresponde</w:t>
+      </w:r>
+      <w:proofErr w:type="spellEnd"/>
+      <w:r>
+        <w:t xml:space="preserve"> al </w:t>
+      </w:r>
+      <w:proofErr w:type="spellStart"/>
+      <w:r>
+        <w:t>índice</w:t>
+      </w:r>
+      <w:proofErr w:type="spellEnd"/>
+      <w:r>
+        <w:t xml:space="preserve"> con mayor </w:t>
+      </w:r>
+      <w:proofErr w:type="spellStart"/>
+      <w:r>
+        <w:t>salida</w:t>
+      </w:r>
+      <w:proofErr w:type="spellEnd"/>
+      <w:r>
+        <w:t xml:space="preserve"> </w:t>
+      </w:r>
+      <w:proofErr w:type="spellStart"/>
+      <w:r>
+        <w:t>softmax</w:t>
+      </w:r>
+      <w:proofErr w:type="spellEnd"/>
+      <w:r>
+        <w:t>.</w:t>
       </w:r>
     </w:p>
     <w:p>
@@ -2190,10 +4702,55 @@
         <w:pStyle w:val="Listaconvietas"/>
       </w:pPr>
       <w:r>
-        <w:t>La confianza y probabilidades se expres</w:t>
-      </w:r>
-      <w:r>
-        <w:t>an como porcentajes con dos decimales.</w:t>
+        <w:t xml:space="preserve">La </w:t>
+      </w:r>
+      <w:proofErr w:type="spellStart"/>
+      <w:r>
+        <w:t>confianza</w:t>
+      </w:r>
+      <w:proofErr w:type="spellEnd"/>
+      <w:r>
+        <w:t xml:space="preserve"> y </w:t>
+      </w:r>
+      <w:proofErr w:type="spellStart"/>
+      <w:r>
+        <w:t>probabilidades</w:t>
+      </w:r>
+      <w:proofErr w:type="spellEnd"/>
+      <w:r>
+        <w:t xml:space="preserve"> se </w:t>
+      </w:r>
+      <w:proofErr w:type="spellStart"/>
+      <w:r>
+        <w:t>expresan</w:t>
+      </w:r>
+      <w:proofErr w:type="spellEnd"/>
+      <w:r>
+        <w:t xml:space="preserve"> </w:t>
+      </w:r>
+      <w:proofErr w:type="spellStart"/>
+      <w:r>
+        <w:t>como</w:t>
+      </w:r>
+      <w:proofErr w:type="spellEnd"/>
+      <w:r>
+        <w:t xml:space="preserve"> </w:t>
+      </w:r>
+      <w:proofErr w:type="spellStart"/>
+      <w:r>
+        <w:t>porcentajes</w:t>
+      </w:r>
+      <w:proofErr w:type="spellEnd"/>
+      <w:r>
+        <w:t xml:space="preserve"> con dos </w:t>
+      </w:r>
+      <w:proofErr w:type="spellStart"/>
+      <w:r>
+        <w:t>decimales</w:t>
+      </w:r>
+      <w:proofErr w:type="spellEnd"/>
+      <w:r>
+        <w:t>.</w:t>
       </w:r>
     </w:p>
     <w:p>
@@ -2201,16 +4758,23 @@
         <w:pStyle w:val="Ttulo1"/>
       </w:pPr>
       <w:r>
-        <w:t>9. Datos</w:t>
-      </w:r>
+        <w:t xml:space="preserve">9. </w:t>
+      </w:r>
+      <w:proofErr w:type="spellStart"/>
+      <w:r>
+        <w:t>Datos</w:t>
+      </w:r>
+      <w:proofErr w:type="spellEnd"/>
     </w:p>
     <w:p>
       <w:pPr>
         <w:pStyle w:val="Ttulo2"/>
       </w:pPr>
+      <w:proofErr w:type="spellStart"/>
       <w:r>
         <w:t>Etiquetas</w:t>
       </w:r>
+      <w:proofErr w:type="spellEnd"/>
     </w:p>
     <w:p>
       <w:pPr>
@@ -2222,20 +4786,96 @@
           <w:color w:val="404040"/>
           <w:sz w:val="19"/>
         </w:rPr>
-        <w:t>backend/labels.json</w:t>
-      </w:r>
-      <w:r>
-        <w:t xml:space="preserve"> relaciona índices de 0 a 9 con nombres en español. Su orden debe coincidir con Fashion-MNIST.</w:t>
+        <w:t>backend/</w:t>
+      </w:r>
+      <w:proofErr w:type="spellStart"/>
+      <w:r>
+        <w:rPr>
+          <w:rFonts w:ascii="Consolas" w:hAnsi="Consolas"/>
+          <w:color w:val="404040"/>
+          <w:sz w:val="19"/>
+        </w:rPr>
+        <w:t>labels.json</w:t>
+      </w:r>
+      <w:proofErr w:type="spellEnd"/>
+      <w:r>
+        <w:t xml:space="preserve"> </w:t>
+      </w:r>
+      <w:proofErr w:type="spellStart"/>
+      <w:r>
+        <w:t>relaciona</w:t>
+      </w:r>
+      <w:proofErr w:type="spellEnd"/>
+      <w:r>
+        <w:t xml:space="preserve"> </w:t>
+      </w:r>
+      <w:proofErr w:type="spellStart"/>
+      <w:r>
+        <w:t>índices</w:t>
+      </w:r>
+      <w:proofErr w:type="spellEnd"/>
+      <w:r>
+        <w:t xml:space="preserve"> de 0 a 9 con </w:t>
+      </w:r>
+      <w:proofErr w:type="spellStart"/>
+      <w:r>
+        <w:t>nombres</w:t>
+      </w:r>
+      <w:proofErr w:type="spellEnd"/>
+      <w:r>
+        <w:t xml:space="preserve"> </w:t>
+      </w:r>
+      <w:proofErr w:type="spellStart"/>
+      <w:r>
+        <w:t>en</w:t>
+      </w:r>
+      <w:proofErr w:type="spellEnd"/>
+      <w:r>
+        <w:t xml:space="preserve"> </w:t>
+      </w:r>
+      <w:proofErr w:type="spellStart"/>
+      <w:r>
+        <w:t>español</w:t>
+      </w:r>
+      <w:proofErr w:type="spellEnd"/>
+      <w:r>
+        <w:t xml:space="preserve">. </w:t>
+      </w:r>
+      <w:proofErr w:type="spellStart"/>
+      <w:r>
+        <w:t>Su</w:t>
+      </w:r>
+      <w:proofErr w:type="spellEnd"/>
+      <w:r>
+        <w:t xml:space="preserve"> </w:t>
+      </w:r>
+      <w:proofErr w:type="spellStart"/>
+      <w:r>
+        <w:t>orden</w:t>
+      </w:r>
+      <w:proofErr w:type="spellEnd"/>
+      <w:r>
+        <w:t xml:space="preserve"> debe </w:t>
+      </w:r>
+      <w:proofErr w:type="spellStart"/>
+      <w:r>
+        <w:t>coincidir</w:t>
+      </w:r>
+      <w:proofErr w:type="spellEnd"/>
+      <w:r>
+        <w:t xml:space="preserve"> con Fashion-MNIST.</w:t>
       </w:r>
     </w:p>
     <w:p>
       <w:pPr>
         <w:pStyle w:val="Ttulo2"/>
       </w:pPr>
+      <w:proofErr w:type="spellStart"/>
       <w:r>
         <w:lastRenderedPageBreak/>
         <w:t>Historial</w:t>
       </w:r>
+      <w:proofErr w:type="spellEnd"/>
     </w:p>
     <w:p>
       <w:pPr>
@@ -2247,10 +4887,44 @@
           <w:color w:val="404040"/>
           <w:sz w:val="19"/>
         </w:rPr>
-        <w:t>metrics/historial.json</w:t>
-      </w:r>
-      <w:r>
-        <w:t xml:space="preserve"> contiene cuatro listas (</w:t>
+        <w:t>metrics/</w:t>
+      </w:r>
+      <w:proofErr w:type="spellStart"/>
+      <w:r>
+        <w:rPr>
+          <w:rFonts w:ascii="Consolas" w:hAnsi="Consolas"/>
+          <w:color w:val="404040"/>
+          <w:sz w:val="19"/>
+        </w:rPr>
+        <w:t>historial.json</w:t>
+      </w:r>
+      <w:proofErr w:type="spellEnd"/>
+      <w:r>
+        <w:t xml:space="preserve"> </w:t>
+      </w:r>
+      <w:proofErr w:type="spellStart"/>
+      <w:r>
+        <w:t>contiene</w:t>
+      </w:r>
+      <w:proofErr w:type="spellEnd"/>
+      <w:r>
+        <w:t xml:space="preserve"> </w:t>
+      </w:r>
+      <w:proofErr w:type="spellStart"/>
+      <w:r>
+        <w:t>cuatro</w:t>
+      </w:r>
+      <w:proofErr w:type="spellEnd"/>
+      <w:r>
+        <w:t xml:space="preserve"> </w:t>
+      </w:r>
+      <w:proofErr w:type="spellStart"/>
+      <w:r>
+        <w:t>listas</w:t>
+      </w:r>
+      <w:proofErr w:type="spellEnd"/>
+      <w:r>
+        <w:t xml:space="preserve"> (</w:t>
       </w:r>
       <w:r>
         <w:rPr>
@@ -2263,6 +4937,7 @@
       <w:r>
         <w:t xml:space="preserve">, </w:t>
       </w:r>
+      <w:proofErr w:type="spellStart"/>
       <w:r>
         <w:rPr>
           <w:rFonts w:ascii="Consolas" w:hAnsi="Consolas"/>
@@ -2271,6 +4946,7 @@
         </w:rPr>
         <w:t>val_accuracy</w:t>
       </w:r>
+      <w:proofErr w:type="spellEnd"/>
       <w:r>
         <w:t xml:space="preserve">, </w:t>
       </w:r>
@@ -2280,19 +4956,12 @@
           <w:color w:val="404040"/>
           <w:sz w:val="19"/>
         </w:rPr>
-        <w:t>los</w:t>
-      </w:r>
-      <w:r>
-        <w:rPr>
-          <w:rFonts w:ascii="Consolas" w:hAnsi="Consolas"/>
-          <w:color w:val="404040"/>
-          <w:sz w:val="19"/>
-        </w:rPr>
-        <w:t>s</w:t>
+        <w:t>loss</w:t>
       </w:r>
       <w:r>
         <w:t xml:space="preserve">, </w:t>
       </w:r>
+      <w:proofErr w:type="spellStart"/>
       <w:r>
         <w:rPr>
           <w:rFonts w:ascii="Consolas" w:hAnsi="Consolas"/>
@@ -2301,17 +4970,76 @@
         </w:rPr>
         <w:t>val_loss</w:t>
       </w:r>
-      <w:r>
-        <w:t>), la configuración y la fecha. Todas las listas deben tener una entrada por época.</w:t>
+      <w:proofErr w:type="spellEnd"/>
+      <w:r>
+        <w:t xml:space="preserve">), la </w:t>
+      </w:r>
+      <w:proofErr w:type="spellStart"/>
+      <w:r>
+        <w:t>configuración</w:t>
+      </w:r>
+      <w:proofErr w:type="spellEnd"/>
+      <w:r>
+        <w:t xml:space="preserve"> y la </w:t>
+      </w:r>
+      <w:proofErr w:type="spellStart"/>
+      <w:r>
+        <w:t>fecha</w:t>
+      </w:r>
+      <w:proofErr w:type="spellEnd"/>
+      <w:r>
+        <w:t xml:space="preserve">. </w:t>
+      </w:r>
+      <w:proofErr w:type="spellStart"/>
+      <w:r>
+        <w:t>Todas</w:t>
+      </w:r>
+      <w:proofErr w:type="spellEnd"/>
+      <w:r>
+        <w:t xml:space="preserve"> las </w:t>
+      </w:r>
+      <w:proofErr w:type="spellStart"/>
+      <w:r>
+        <w:t>listas</w:t>
+      </w:r>
+      <w:proofErr w:type="spellEnd"/>
+      <w:r>
+        <w:t xml:space="preserve"> </w:t>
+      </w:r>
+      <w:proofErr w:type="spellStart"/>
+      <w:r>
+        <w:t>deben</w:t>
+      </w:r>
+      <w:proofErr w:type="spellEnd"/>
+      <w:r>
+        <w:t xml:space="preserve"> </w:t>
+      </w:r>
+      <w:proofErr w:type="spellStart"/>
+      <w:r>
+        <w:t>tener</w:t>
+      </w:r>
+      <w:proofErr w:type="spellEnd"/>
+      <w:r>
+        <w:t xml:space="preserve"> una entrada por </w:t>
+      </w:r>
+      <w:proofErr w:type="spellStart"/>
+      <w:r>
+        <w:t>época</w:t>
+      </w:r>
+      <w:proofErr w:type="spellEnd"/>
+      <w:r>
+        <w:t>.</w:t>
       </w:r>
     </w:p>
     <w:p>
       <w:pPr>
         <w:pStyle w:val="Ttulo2"/>
       </w:pPr>
+      <w:proofErr w:type="spellStart"/>
       <w:r>
         <w:t>Modelo</w:t>
       </w:r>
+      <w:proofErr w:type="spellEnd"/>
     </w:p>
     <w:p>
       <w:pPr>
@@ -2323,10 +5051,108 @@
           <w:color w:val="404040"/>
           <w:sz w:val="19"/>
         </w:rPr>
-        <w:t>backend/model.keras</w:t>
-      </w:r>
-      <w:r>
-        <w:t xml:space="preserve"> contiene el modelo serializado. No está incluido en control de versiones y debe generarse mediante entrenamiento.</w:t>
+        <w:t>backend/</w:t>
+      </w:r>
+      <w:proofErr w:type="spellStart"/>
+      <w:r>
+        <w:rPr>
+          <w:rFonts w:ascii="Consolas" w:hAnsi="Consolas"/>
+          <w:color w:val="404040"/>
+          <w:sz w:val="19"/>
+        </w:rPr>
+        <w:t>model.keras</w:t>
+      </w:r>
+      <w:proofErr w:type="spellEnd"/>
+      <w:r>
+        <w:t xml:space="preserve"> </w:t>
+      </w:r>
+      <w:proofErr w:type="spellStart"/>
+      <w:r>
+        <w:t>contiene</w:t>
+      </w:r>
+      <w:proofErr w:type="spellEnd"/>
+      <w:r>
+        <w:t xml:space="preserve"> </w:t>
+      </w:r>
+      <w:proofErr w:type="spellStart"/>
+      <w:r>
+        <w:t>el</w:t>
+      </w:r>
+      <w:proofErr w:type="spellEnd"/>
+      <w:r>
+        <w:t xml:space="preserve"> </w:t>
+      </w:r>
+      <w:proofErr w:type="spellStart"/>
+      <w:r>
+        <w:t>modelo</w:t>
+      </w:r>
+      <w:proofErr w:type="spellEnd"/>
+      <w:r>
+        <w:t xml:space="preserve"> </w:t>
+      </w:r>
+      <w:proofErr w:type="spellStart"/>
+      <w:r>
+        <w:t>serializado</w:t>
+      </w:r>
+      <w:proofErr w:type="spellEnd"/>
+      <w:r>
+        <w:t xml:space="preserve">. No </w:t>
+      </w:r>
+      <w:proofErr w:type="spellStart"/>
+      <w:r>
+        <w:t>está</w:t>
+      </w:r>
+      <w:proofErr w:type="spellEnd"/>
+      <w:r>
+        <w:t xml:space="preserve"> </w:t>
+      </w:r>
+      <w:proofErr w:type="spellStart"/>
+      <w:r>
+        <w:t>incluido</w:t>
+      </w:r>
+      <w:proofErr w:type="spellEnd"/>
+      <w:r>
+        <w:t xml:space="preserve"> </w:t>
+      </w:r>
+      <w:proofErr w:type="spellStart"/>
+      <w:r>
+        <w:t>en</w:t>
+      </w:r>
+      <w:proofErr w:type="spellEnd"/>
+      <w:r>
+        <w:t xml:space="preserve"> control de </w:t>
+      </w:r>
+      <w:proofErr w:type="spellStart"/>
+      <w:r>
+        <w:t>versiones</w:t>
+      </w:r>
+      <w:proofErr w:type="spellEnd"/>
+      <w:r>
+        <w:t xml:space="preserve"> y debe </w:t>
+      </w:r>
+      <w:proofErr w:type="spellStart"/>
+      <w:r>
+        <w:t>generarse</w:t>
+      </w:r>
+      <w:proofErr w:type="spellEnd"/>
+      <w:r>
+        <w:t xml:space="preserve"> </w:t>
+      </w:r>
+      <w:proofErr w:type="spellStart"/>
+      <w:r>
+        <w:t>mediante</w:t>
+      </w:r>
+      <w:proofErr w:type="spellEnd"/>
+      <w:r>
+        <w:t xml:space="preserve"> </w:t>
+      </w:r>
+      <w:proofErr w:type="spellStart"/>
+      <w:r>
+        <w:t>entrenamiento</w:t>
+      </w:r>
+      <w:proofErr w:type="spellEnd"/>
+      <w:r>
+        <w:t>.</w:t>
       </w:r>
     </w:p>
     <w:p>
@@ -2334,11 +5160,21 @@
         <w:pStyle w:val="Ttulo1"/>
       </w:pPr>
       <w:r>
-        <w:t>10. Mensajes princip</w:t>
-      </w:r>
-      <w:r>
-        <w:t>ales</w:t>
-      </w:r>
+        <w:t xml:space="preserve">10. </w:t>
+      </w:r>
+      <w:proofErr w:type="spellStart"/>
+      <w:r>
+        <w:t>Mensajes</w:t>
+      </w:r>
+      <w:proofErr w:type="spellEnd"/>
+      <w:r>
+        <w:t xml:space="preserve"> </w:t>
+      </w:r>
+      <w:proofErr w:type="spellStart"/>
+      <w:r>
+        <w:t>principales</w:t>
+      </w:r>
+      <w:proofErr w:type="spellEnd"/>
     </w:p>
     <w:tbl>
       <w:tblPr>
@@ -2369,6 +5205,7 @@
             <w:vAlign w:val="center"/>
           </w:tcPr>
           <w:p>
+            <w:proofErr w:type="spellStart"/>
             <w:r>
               <w:rPr>
                 <w:b/>
@@ -2376,6 +5213,7 @@
               </w:rPr>
               <w:t>Situación</w:t>
             </w:r>
+            <w:proofErr w:type="spellEnd"/>
           </w:p>
         </w:tc>
         <w:tc>
@@ -2391,13 +5229,31 @@
             <w:vAlign w:val="center"/>
           </w:tcPr>
           <w:p>
+            <w:proofErr w:type="spellStart"/>
             <w:r>
               <w:rPr>
                 <w:b/>
                 <w:color w:val="FFFFFF"/>
               </w:rPr>
-              <w:t>Comportamiento esperado</w:t>
-            </w:r>
+              <w:t>Comportamiento</w:t>
+            </w:r>
+            <w:proofErr w:type="spellEnd"/>
+            <w:r>
+              <w:rPr>
+                <w:b/>
+                <w:color w:val="FFFFFF"/>
+              </w:rPr>
+              <w:t xml:space="preserve"> </w:t>
+            </w:r>
+            <w:proofErr w:type="spellStart"/>
+            <w:r>
+              <w:rPr>
+                <w:b/>
+                <w:color w:val="FFFFFF"/>
+              </w:rPr>
+              <w:t>esperado</w:t>
+            </w:r>
+            <w:proofErr w:type="spellEnd"/>
           </w:p>
         </w:tc>
       </w:tr>
@@ -2435,8 +5291,29 @@
           </w:tcPr>
           <w:p>
             <w:r>
-              <w:t>“Conectado” y estado del modelo</w:t>
-            </w:r>
+              <w:t>“</w:t>
+            </w:r>
+            <w:proofErr w:type="spellStart"/>
+            <w:r>
+              <w:t>Conectado</w:t>
+            </w:r>
+            <w:proofErr w:type="spellEnd"/>
+            <w:r>
+              <w:t xml:space="preserve">” y </w:t>
+            </w:r>
+            <w:proofErr w:type="spellStart"/>
+            <w:r>
+              <w:t>estado</w:t>
+            </w:r>
+            <w:proofErr w:type="spellEnd"/>
+            <w:r>
+              <w:t xml:space="preserve"> del </w:t>
+            </w:r>
+            <w:proofErr w:type="spellStart"/>
+            <w:r>
+              <w:t>modelo</w:t>
+            </w:r>
+            <w:proofErr w:type="spellEnd"/>
           </w:p>
         </w:tc>
       </w:tr>
@@ -2474,7 +5351,23 @@
           </w:tcPr>
           <w:p>
             <w:r>
-              <w:t>“No se pudo conectar con la API”</w:t>
+              <w:t xml:space="preserve">“No se </w:t>
+            </w:r>
+            <w:proofErr w:type="spellStart"/>
+            <w:r>
+              <w:t>pudo</w:t>
+            </w:r>
+            <w:proofErr w:type="spellEnd"/>
+            <w:r>
+              <w:t xml:space="preserve"> </w:t>
+            </w:r>
+            <w:proofErr w:type="spellStart"/>
+            <w:r>
+              <w:t>conectar</w:t>
+            </w:r>
+            <w:proofErr w:type="spellEnd"/>
+            <w:r>
+              <w:t xml:space="preserve"> con la API”</w:t>
             </w:r>
           </w:p>
         </w:tc>
@@ -2495,9 +5388,19 @@
             <w:vAlign w:val="center"/>
           </w:tcPr>
           <w:p>
-            <w:r>
-              <w:t>Entrenamiento activo</w:t>
-            </w:r>
+            <w:proofErr w:type="spellStart"/>
+            <w:r>
+              <w:t>Entrenamiento</w:t>
+            </w:r>
+            <w:proofErr w:type="spellEnd"/>
+            <w:r>
+              <w:t xml:space="preserve"> </w:t>
+            </w:r>
+            <w:proofErr w:type="spellStart"/>
+            <w:r>
+              <w:t>activo</w:t>
+            </w:r>
+            <w:proofErr w:type="spellEnd"/>
           </w:p>
         </w:tc>
         <w:tc>
@@ -2512,9 +5415,27 @@
             <w:vAlign w:val="center"/>
           </w:tcPr>
           <w:p>
-            <w:r>
-              <w:t>Indicador y botón deshabilitado</w:t>
-            </w:r>
+            <w:proofErr w:type="spellStart"/>
+            <w:r>
+              <w:t>Indicador</w:t>
+            </w:r>
+            <w:proofErr w:type="spellEnd"/>
+            <w:r>
+              <w:t xml:space="preserve"> y </w:t>
+            </w:r>
+            <w:proofErr w:type="spellStart"/>
+            <w:r>
+              <w:t>botón</w:t>
+            </w:r>
+            <w:proofErr w:type="spellEnd"/>
+            <w:r>
+              <w:t xml:space="preserve"> </w:t>
+            </w:r>
+            <w:proofErr w:type="spellStart"/>
+            <w:r>
+              <w:t>deshabilitado</w:t>
+            </w:r>
+            <w:proofErr w:type="spellEnd"/>
           </w:p>
         </w:tc>
       </w:tr>
@@ -2534,9 +5455,19 @@
             <w:vAlign w:val="center"/>
           </w:tcPr>
           <w:p>
-            <w:r>
-              <w:t>Entrenamiento fallido</w:t>
-            </w:r>
+            <w:proofErr w:type="spellStart"/>
+            <w:r>
+              <w:t>Entrenamiento</w:t>
+            </w:r>
+            <w:proofErr w:type="spellEnd"/>
+            <w:r>
+              <w:t xml:space="preserve"> </w:t>
+            </w:r>
+            <w:proofErr w:type="spellStart"/>
+            <w:r>
+              <w:t>fallido</w:t>
+            </w:r>
+            <w:proofErr w:type="spellEnd"/>
           </w:p>
         </w:tc>
         <w:tc>
@@ -2551,9 +5482,19 @@
             <w:vAlign w:val="center"/>
           </w:tcPr>
           <w:p>
-            <w:r>
-              <w:t>Caja de error con detalle</w:t>
-            </w:r>
+            <w:proofErr w:type="spellStart"/>
+            <w:r>
+              <w:t>Caja</w:t>
+            </w:r>
+            <w:proofErr w:type="spellEnd"/>
+            <w:r>
+              <w:t xml:space="preserve"> de error con </w:t>
+            </w:r>
+            <w:proofErr w:type="spellStart"/>
+            <w:r>
+              <w:t>detalle</w:t>
+            </w:r>
+            <w:proofErr w:type="spellEnd"/>
           </w:p>
         </w:tc>
       </w:tr>
@@ -2576,9 +5517,11 @@
             <w:r>
               <w:t xml:space="preserve">Sin </w:t>
             </w:r>
+            <w:proofErr w:type="spellStart"/>
             <w:r>
               <w:t>modelo</w:t>
             </w:r>
+            <w:proofErr w:type="spellEnd"/>
           </w:p>
         </w:tc>
         <w:tc>
@@ -2593,9 +5536,27 @@
             <w:vAlign w:val="center"/>
           </w:tcPr>
           <w:p>
-            <w:r>
-              <w:t>Botón de predicción deshabilitado</w:t>
-            </w:r>
+            <w:proofErr w:type="spellStart"/>
+            <w:r>
+              <w:t>Botón</w:t>
+            </w:r>
+            <w:proofErr w:type="spellEnd"/>
+            <w:r>
+              <w:t xml:space="preserve"> de </w:t>
+            </w:r>
+            <w:proofErr w:type="spellStart"/>
+            <w:r>
+              <w:t>predicción</w:t>
+            </w:r>
+            <w:proofErr w:type="spellEnd"/>
+            <w:r>
+              <w:t xml:space="preserve"> </w:t>
+            </w:r>
+            <w:proofErr w:type="spellStart"/>
+            <w:r>
+              <w:t>deshabilitado</w:t>
+            </w:r>
+            <w:proofErr w:type="spellEnd"/>
           </w:p>
         </w:tc>
       </w:tr>
@@ -2615,9 +5576,19 @@
             <w:vAlign w:val="center"/>
           </w:tcPr>
           <w:p>
-            <w:r>
-              <w:t>Predicción correcta</w:t>
-            </w:r>
+            <w:proofErr w:type="spellStart"/>
+            <w:r>
+              <w:t>Predicción</w:t>
+            </w:r>
+            <w:proofErr w:type="spellEnd"/>
+            <w:r>
+              <w:t xml:space="preserve"> </w:t>
+            </w:r>
+            <w:proofErr w:type="spellStart"/>
+            <w:r>
+              <w:t>correcta</w:t>
+            </w:r>
+            <w:proofErr w:type="spellEnd"/>
           </w:p>
         </w:tc>
         <w:tc>
@@ -2632,9 +5603,35 @@
             <w:vAlign w:val="center"/>
           </w:tcPr>
           <w:p>
-            <w:r>
-              <w:t>Clase, confianza y barras de probabilidad</w:t>
-            </w:r>
+            <w:proofErr w:type="spellStart"/>
+            <w:r>
+              <w:t>Clase</w:t>
+            </w:r>
+            <w:proofErr w:type="spellEnd"/>
+            <w:r>
+              <w:t xml:space="preserve">, </w:t>
+            </w:r>
+            <w:proofErr w:type="spellStart"/>
+            <w:r>
+              <w:t>confianza</w:t>
+            </w:r>
+            <w:proofErr w:type="spellEnd"/>
+            <w:r>
+              <w:t xml:space="preserve"> y </w:t>
+            </w:r>
+            <w:proofErr w:type="spellStart"/>
+            <w:r>
+              <w:t>barras</w:t>
+            </w:r>
+            <w:proofErr w:type="spellEnd"/>
+            <w:r>
+              <w:t xml:space="preserve"> de </w:t>
+            </w:r>
+            <w:proofErr w:type="spellStart"/>
+            <w:r>
+              <w:t>probabilidad</w:t>
+            </w:r>
+            <w:proofErr w:type="spellEnd"/>
           </w:p>
         </w:tc>
       </w:tr>
@@ -2649,15 +5646,76 @@
         <w:pStyle w:val="Ttulo1"/>
       </w:pPr>
       <w:r>
-        <w:t>11. Criterios de aceptación</w:t>
-      </w:r>
+        <w:t xml:space="preserve">11. </w:t>
+      </w:r>
+      <w:proofErr w:type="spellStart"/>
+      <w:r>
+        <w:t>Criterios</w:t>
+      </w:r>
+      <w:proofErr w:type="spellEnd"/>
+      <w:r>
+        <w:t xml:space="preserve"> de </w:t>
+      </w:r>
+      <w:proofErr w:type="spellStart"/>
+      <w:r>
+        <w:t>aceptación</w:t>
+      </w:r>
+      <w:proofErr w:type="spellEnd"/>
     </w:p>
     <w:p>
       <w:pPr>
         <w:pStyle w:val="Listaconvietas"/>
       </w:pPr>
       <w:r>
-        <w:t>La interfaz abre sin errores estructurales y se adapta a móvil.</w:t>
+        <w:t xml:space="preserve">La </w:t>
+      </w:r>
+      <w:proofErr w:type="spellStart"/>
+      <w:r>
+        <w:t>interfaz</w:t>
+      </w:r>
+      <w:proofErr w:type="spellEnd"/>
+      <w:r>
+        <w:t xml:space="preserve"> </w:t>
+      </w:r>
+      <w:proofErr w:type="spellStart"/>
+      <w:r>
+        <w:t>abre</w:t>
+      </w:r>
+      <w:proofErr w:type="spellEnd"/>
+      <w:r>
+        <w:t xml:space="preserve"> sin </w:t>
+      </w:r>
+      <w:proofErr w:type="spellStart"/>
+      <w:r>
+        <w:t>errores</w:t>
+      </w:r>
+      <w:proofErr w:type="spellEnd"/>
+      <w:r>
+        <w:t xml:space="preserve"> </w:t>
+      </w:r>
+      <w:proofErr w:type="spellStart"/>
+      <w:r>
+        <w:t>estructurales</w:t>
+      </w:r>
+      <w:proofErr w:type="spellEnd"/>
+      <w:r>
+        <w:t xml:space="preserve"> y se </w:t>
+      </w:r>
+      <w:proofErr w:type="spellStart"/>
+      <w:r>
+        <w:t>adapta</w:t>
+      </w:r>
+      <w:proofErr w:type="spellEnd"/>
+      <w:r>
+        <w:t xml:space="preserve"> a </w:t>
+      </w:r>
+      <w:proofErr w:type="spellStart"/>
+      <w:r>
+        <w:t>móvil</w:t>
+      </w:r>
+      <w:proofErr w:type="spellEnd"/>
+      <w:r>
+        <w:t>.</w:t>
       </w:r>
     </w:p>
     <w:p>
@@ -2673,7 +5731,23 @@
         <w:t>/health</w:t>
       </w:r>
       <w:r>
-        <w:t xml:space="preserve"> devuelve estado OK.</w:t>
+        <w:t xml:space="preserve"> </w:t>
+      </w:r>
+      <w:proofErr w:type="spellStart"/>
+      <w:r>
+        <w:t>devuelve</w:t>
+      </w:r>
+      <w:proofErr w:type="spellEnd"/>
+      <w:r>
+        <w:t xml:space="preserve"> </w:t>
+      </w:r>
+      <w:proofErr w:type="spellStart"/>
+      <w:r>
+        <w:t>estado</w:t>
+      </w:r>
+      <w:proofErr w:type="spellEnd"/>
+      <w:r>
+        <w:t xml:space="preserve"> OK.</w:t>
       </w:r>
     </w:p>
     <w:p>
@@ -2681,10 +5755,55 @@
         <w:pStyle w:val="Listaconvietas"/>
       </w:pPr>
       <w:r>
-        <w:t xml:space="preserve">La configuración válida se </w:t>
-      </w:r>
-      <w:r>
-        <w:t>conserva durante la ejecución del servidor.</w:t>
+        <w:t xml:space="preserve">La </w:t>
+      </w:r>
+      <w:proofErr w:type="spellStart"/>
+      <w:r>
+        <w:t>configuración</w:t>
+      </w:r>
+      <w:proofErr w:type="spellEnd"/>
+      <w:r>
+        <w:t xml:space="preserve"> </w:t>
+      </w:r>
+      <w:proofErr w:type="spellStart"/>
+      <w:r>
+        <w:t>válida</w:t>
+      </w:r>
+      <w:proofErr w:type="spellEnd"/>
+      <w:r>
+        <w:t xml:space="preserve"> se </w:t>
+      </w:r>
+      <w:proofErr w:type="spellStart"/>
+      <w:r>
+        <w:t>conserva</w:t>
+      </w:r>
+      <w:proofErr w:type="spellEnd"/>
+      <w:r>
+        <w:t xml:space="preserve"> </w:t>
+      </w:r>
+      <w:proofErr w:type="spellStart"/>
+      <w:r>
+        <w:t>durante</w:t>
+      </w:r>
+      <w:proofErr w:type="spellEnd"/>
+      <w:r>
+        <w:t xml:space="preserve"> la </w:t>
+      </w:r>
+      <w:proofErr w:type="spellStart"/>
+      <w:r>
+        <w:t>ejecución</w:t>
+      </w:r>
+      <w:proofErr w:type="spellEnd"/>
+      <w:r>
+        <w:t xml:space="preserve"> del </w:t>
+      </w:r>
+      <w:proofErr w:type="spellStart"/>
+      <w:r>
+        <w:t>servidor</w:t>
+      </w:r>
+      <w:proofErr w:type="spellEnd"/>
+      <w:r>
+        <w:t>.</w:t>
       </w:r>
     </w:p>
     <w:p>
@@ -2692,7 +5811,31 @@
         <w:pStyle w:val="Listaconvietas"/>
       </w:pPr>
       <w:r>
-        <w:t>El entrenamiento produce modelo e historial.</w:t>
+        <w:t xml:space="preserve">El </w:t>
+      </w:r>
+      <w:proofErr w:type="spellStart"/>
+      <w:r>
+        <w:t>entrenamiento</w:t>
+      </w:r>
+      <w:proofErr w:type="spellEnd"/>
+      <w:r>
+        <w:t xml:space="preserve"> produce </w:t>
+      </w:r>
+      <w:proofErr w:type="spellStart"/>
+      <w:r>
+        <w:t>modelo</w:t>
+      </w:r>
+      <w:proofErr w:type="spellEnd"/>
+      <w:r>
+        <w:t xml:space="preserve"> e </w:t>
+      </w:r>
+      <w:proofErr w:type="spellStart"/>
+      <w:r>
+        <w:t>historial</w:t>
+      </w:r>
+      <w:proofErr w:type="spellEnd"/>
+      <w:r>
+        <w:t>.</w:t>
       </w:r>
     </w:p>
     <w:p>
@@ -2700,7 +5843,63 @@
         <w:pStyle w:val="Listaconvietas"/>
       </w:pPr>
       <w:r>
-        <w:t>Las métricas finales coinciden con el último elemento de cada lista.</w:t>
+        <w:t xml:space="preserve">Las </w:t>
+      </w:r>
+      <w:proofErr w:type="spellStart"/>
+      <w:r>
+        <w:t>métricas</w:t>
+      </w:r>
+      <w:proofErr w:type="spellEnd"/>
+      <w:r>
+        <w:t xml:space="preserve"> finales </w:t>
+      </w:r>
+      <w:proofErr w:type="spellStart"/>
+      <w:r>
+        <w:t>coinciden</w:t>
+      </w:r>
+      <w:proofErr w:type="spellEnd"/>
+      <w:r>
+        <w:t xml:space="preserve"> con </w:t>
+      </w:r>
+      <w:proofErr w:type="spellStart"/>
+      <w:r>
+        <w:t>el</w:t>
+      </w:r>
+      <w:proofErr w:type="spellEnd"/>
+      <w:r>
+        <w:t xml:space="preserve"> </w:t>
+      </w:r>
+      <w:proofErr w:type="spellStart"/>
+      <w:r>
+        <w:t>último</w:t>
+      </w:r>
+      <w:proofErr w:type="spellEnd"/>
+      <w:r>
+        <w:t xml:space="preserve"> </w:t>
+      </w:r>
+      <w:proofErr w:type="spellStart"/>
+      <w:r>
+        <w:t>elemento</w:t>
+      </w:r>
+      <w:proofErr w:type="spellEnd"/>
+      <w:r>
+        <w:t xml:space="preserve"> de </w:t>
+      </w:r>
+      <w:proofErr w:type="spellStart"/>
+      <w:r>
+        <w:t>cada</w:t>
+      </w:r>
+      <w:proofErr w:type="spellEnd"/>
+      <w:r>
+        <w:t xml:space="preserve"> </w:t>
+      </w:r>
+      <w:proofErr w:type="spellStart"/>
+      <w:r>
+        <w:t>lista</w:t>
+      </w:r>
+      <w:proofErr w:type="spellEnd"/>
+      <w:r>
+        <w:t>.</w:t>
       </w:r>
     </w:p>
     <w:p>
@@ -2708,18 +5907,108 @@
         <w:pStyle w:val="Listaconvietas"/>
       </w:pPr>
       <w:r>
-        <w:t>Una imagen válida produce diez probabilidades y una clase conocida.</w:t>
+        <w:t xml:space="preserve">Una imagen </w:t>
+      </w:r>
+      <w:proofErr w:type="spellStart"/>
+      <w:r>
+        <w:t>válida</w:t>
+      </w:r>
+      <w:proofErr w:type="spellEnd"/>
+      <w:r>
+        <w:t xml:space="preserve"> produce </w:t>
+      </w:r>
+      <w:proofErr w:type="spellStart"/>
+      <w:r>
+        <w:t>diez</w:t>
+      </w:r>
+      <w:proofErr w:type="spellEnd"/>
+      <w:r>
+        <w:t xml:space="preserve"> </w:t>
+      </w:r>
+      <w:proofErr w:type="spellStart"/>
+      <w:r>
+        <w:t>probabilidades</w:t>
+      </w:r>
+      <w:proofErr w:type="spellEnd"/>
+      <w:r>
+        <w:t xml:space="preserve"> y una </w:t>
+      </w:r>
+      <w:proofErr w:type="spellStart"/>
+      <w:r>
+        <w:t>clase</w:t>
+      </w:r>
+      <w:proofErr w:type="spellEnd"/>
+      <w:r>
+        <w:t xml:space="preserve"> </w:t>
+      </w:r>
+      <w:proofErr w:type="spellStart"/>
+      <w:r>
+        <w:t>conocida</w:t>
+      </w:r>
+      <w:proofErr w:type="spellEnd"/>
+      <w:r>
+        <w:t>.</w:t>
       </w:r>
     </w:p>
     <w:p>
       <w:pPr>
         <w:pStyle w:val="Listaconvietas"/>
       </w:pPr>
-      <w:r>
-        <w:t>Reiniciar la API permite volve</w:t>
-      </w:r>
-      <w:r>
-        <w:t>r a cargar el modelo guardado.</w:t>
+      <w:proofErr w:type="spellStart"/>
+      <w:r>
+        <w:t>Reiniciar</w:t>
+      </w:r>
+      <w:proofErr w:type="spellEnd"/>
+      <w:r>
+        <w:t xml:space="preserve"> la API </w:t>
+      </w:r>
+      <w:proofErr w:type="spellStart"/>
+      <w:r>
+        <w:t>permite</w:t>
+      </w:r>
+      <w:proofErr w:type="spellEnd"/>
+      <w:r>
+        <w:t xml:space="preserve"> </w:t>
+      </w:r>
+      <w:proofErr w:type="spellStart"/>
+      <w:r>
+        <w:t>volver</w:t>
+      </w:r>
+      <w:proofErr w:type="spellEnd"/>
+      <w:r>
+        <w:t xml:space="preserve"> a </w:t>
+      </w:r>
+      <w:proofErr w:type="spellStart"/>
+      <w:r>
+        <w:t>cargar</w:t>
+      </w:r>
+      <w:proofErr w:type="spellEnd"/>
+      <w:r>
+        <w:t xml:space="preserve"> </w:t>
+      </w:r>
+      <w:proofErr w:type="spellStart"/>
+      <w:r>
+        <w:t>el</w:t>
+      </w:r>
+      <w:proofErr w:type="spellEnd"/>
+      <w:r>
+        <w:t xml:space="preserve"> </w:t>
+      </w:r>
+      <w:proofErr w:type="spellStart"/>
+      <w:r>
+        <w:t>modelo</w:t>
+      </w:r>
+      <w:proofErr w:type="spellEnd"/>
+      <w:r>
+        <w:t xml:space="preserve"> </w:t>
+      </w:r>
+      <w:proofErr w:type="spellStart"/>
+      <w:r>
+        <w:t>guardado</w:t>
+      </w:r>
+      <w:proofErr w:type="spellEnd"/>
+      <w:r>
+        <w:t>.</w:t>
       </w:r>
     </w:p>
     <w:sectPr>
@@ -2766,11 +6055,19 @@
       <w:pStyle w:val="Piedepgina"/>
       <w:jc w:val="center"/>
     </w:pPr>
+    <w:proofErr w:type="spellStart"/>
     <w:r>
       <w:rPr>
         <w:sz w:val="18"/>
       </w:rPr>
-      <w:t xml:space="preserve">Página </w:t>
+      <w:t>Página</w:t>
+    </w:r>
+    <w:proofErr w:type="spellEnd"/>
+    <w:r>
+      <w:rPr>
+        <w:sz w:val="18"/>
+      </w:rPr>
+      <w:t xml:space="preserve"> </w:t>
     </w:r>
     <w:r>
       <w:rPr>
@@ -2844,7 +6141,39 @@
         <w:color w:val="7F7F7F"/>
         <w:sz w:val="16"/>
       </w:rPr>
-      <w:t>EPN · ESFOT · Fundamentos de Inteligencia Artificial</w:t>
+      <w:t xml:space="preserve">EPN · ESFOT · </w:t>
+    </w:r>
+    <w:proofErr w:type="spellStart"/>
+    <w:r>
+      <w:rPr>
+        <w:color w:val="7F7F7F"/>
+        <w:sz w:val="16"/>
+      </w:rPr>
+      <w:t>Fundamentos</w:t>
+    </w:r>
+    <w:proofErr w:type="spellEnd"/>
+    <w:r>
+      <w:rPr>
+        <w:color w:val="7F7F7F"/>
+        <w:sz w:val="16"/>
+      </w:rPr>
+      <w:t xml:space="preserve"> de </w:t>
+    </w:r>
+    <w:proofErr w:type="spellStart"/>
+    <w:r>
+      <w:rPr>
+        <w:color w:val="7F7F7F"/>
+        <w:sz w:val="16"/>
+      </w:rPr>
+      <w:t>Inteligencia</w:t>
+    </w:r>
+    <w:proofErr w:type="spellEnd"/>
+    <w:r>
+      <w:rPr>
+        <w:color w:val="7F7F7F"/>
+        <w:sz w:val="16"/>
+      </w:rPr>
+      <w:t xml:space="preserve"> Artificial</w:t>
     </w:r>
   </w:p>
 </w:hdr>
@@ -3338,11 +6667,6 @@
     <w:lsdException w:name="Book Title" w:uiPriority="33" w:qFormat="1"/>
     <w:lsdException w:name="Bibliography" w:semiHidden="1" w:uiPriority="37" w:unhideWhenUsed="1"/>
     <w:lsdException w:name="TOC Heading" w:semiHidden="1" w:uiPriority="39" w:unhideWhenUsed="1" w:qFormat="1"/>
-    <w:lsdException w:name="Plain Table 5" w:semiHidden="1" w:unhideWhenUsed="1"/>
-    <w:lsdException w:name="Grid Table Light" w:semiHidden="1" w:unhideWhenUsed="1"/>
-    <w:lsdException w:name="Grid Table 1 Light" w:semiHidden="1" w:unhideWhenUsed="1"/>
-    <w:lsdException w:name="Grid Table 2" w:semiHidden="1" w:unhideWhenUsed="1"/>
-    <w:lsdException w:name="Grid Table 3" w:semiHidden="1" w:unhideWhenUsed="1"/>
     <w:lsdException w:name="Grid Table 4" w:uiPriority="49"/>
     <w:lsdException w:name="Grid Table 5 Dark" w:uiPriority="50"/>
     <w:lsdException w:name="Grid Table 6 Colorful" w:uiPriority="51"/>

--- a/docs/word/DOCUMENTACION_SISTEMA.docx
+++ b/docs/word/DOCUMENTACION_SISTEMA.docx
@@ -325,7 +325,14 @@
                 <w:rFonts w:ascii="Times New Roman" w:hAnsi="Times New Roman"/>
                 <w:sz w:val="20"/>
               </w:rPr>
-              <w:t>Ing. Vanessa Guevara</w:t>
+              <w:t xml:space="preserve">Ing. </w:t>
+            </w:r>
+            <w:r>
+              <w:rPr>
+                <w:rFonts w:ascii="Times New Roman" w:hAnsi="Times New Roman"/>
+                <w:sz w:val="20"/>
+              </w:rPr>
+              <w:t>Milton Román</w:t>
             </w:r>
           </w:p>
         </w:tc>
@@ -561,7 +568,7 @@
         <w:rPr>
           <w:rFonts w:ascii="Times New Roman" w:hAnsi="Times New Roman"/>
         </w:rPr>
-        <w:t>Ariel Arias</w:t>
+        <w:t xml:space="preserve">Arias Ariel </w:t>
       </w:r>
     </w:p>
     <w:p>
@@ -581,15 +588,57 @@
     </w:p>
     <w:p>
       <w:pPr>
-        <w:spacing w:before="160"/>
         <w:jc w:val="center"/>
+        <w:rPr>
+          <w:rFonts w:ascii="Times New Roman" w:hAnsi="Times New Roman"/>
+        </w:rPr>
       </w:pPr>
       <w:r>
         <w:rPr>
           <w:rFonts w:ascii="Times New Roman" w:hAnsi="Times New Roman"/>
         </w:rPr>
-        <w:t>Emilia Tana</w:t>
-      </w:r>
+        <w:t xml:space="preserve">Tana Emilia </w:t>
+      </w:r>
+    </w:p>
+    <w:p>
+      <w:pPr>
+        <w:jc w:val="center"/>
+        <w:rPr>
+          <w:rFonts w:ascii="Times New Roman" w:hAnsi="Times New Roman"/>
+        </w:rPr>
+      </w:pPr>
+    </w:p>
+    <w:p>
+      <w:pPr>
+        <w:jc w:val="center"/>
+        <w:rPr>
+          <w:rFonts w:ascii="Times New Roman" w:hAnsi="Times New Roman"/>
+        </w:rPr>
+      </w:pPr>
+    </w:p>
+    <w:p>
+      <w:pPr>
+        <w:jc w:val="center"/>
+        <w:rPr>
+          <w:rFonts w:ascii="Times New Roman" w:hAnsi="Times New Roman"/>
+        </w:rPr>
+      </w:pPr>
+    </w:p>
+    <w:p>
+      <w:pPr>
+        <w:jc w:val="center"/>
+        <w:rPr>
+          <w:rFonts w:ascii="Times New Roman" w:hAnsi="Times New Roman"/>
+        </w:rPr>
+      </w:pPr>
+    </w:p>
+    <w:p>
+      <w:pPr>
+        <w:jc w:val="center"/>
+        <w:rPr>
+          <w:rFonts w:ascii="Times New Roman" w:hAnsi="Times New Roman"/>
+        </w:rPr>
+      </w:pPr>
     </w:p>
     <w:p>
       <w:pPr>
@@ -612,27 +661,1631 @@
       </w:r>
     </w:p>
     <w:p>
-      <w:r>
-        <w:br w:type="page"/>
+      <w:pPr>
+        <w:jc w:val="center"/>
+        <w:rPr>
+          <w:b/>
+          <w:bCs/>
+          <w:sz w:val="28"/>
+          <w:szCs w:val="28"/>
+        </w:rPr>
+      </w:pPr>
+      <w:r>
+        <w:rPr>
+          <w:b/>
+          <w:bCs/>
+          <w:sz w:val="28"/>
+          <w:szCs w:val="28"/>
+        </w:rPr>
+        <w:lastRenderedPageBreak/>
+        <w:t>ÍNDICE DE CONTENIDO</w:t>
       </w:r>
     </w:p>
+    <w:sdt>
+      <w:sdtPr>
+        <w:rPr>
+          <w:lang w:val="es-ES"/>
+        </w:rPr>
+        <w:id w:val="-1213963529"/>
+        <w:docPartObj>
+          <w:docPartGallery w:val="Table of Contents"/>
+          <w:docPartUnique/>
+        </w:docPartObj>
+      </w:sdtPr>
+      <w:sdtEndPr>
+        <w:rPr>
+          <w:rFonts w:ascii="Arial" w:eastAsiaTheme="minorEastAsia" w:hAnsi="Arial" w:cstheme="minorBidi"/>
+          <w:color w:val="auto"/>
+          <w:sz w:val="22"/>
+          <w:szCs w:val="22"/>
+        </w:rPr>
+      </w:sdtEndPr>
+      <w:sdtContent>
+        <w:p>
+          <w:pPr>
+            <w:pStyle w:val="TtuloTDC"/>
+          </w:pPr>
+        </w:p>
+        <w:p>
+          <w:pPr>
+            <w:pStyle w:val="TDC1"/>
+            <w:tabs>
+              <w:tab w:val="right" w:leader="dot" w:pos="9062"/>
+            </w:tabs>
+            <w:rPr>
+              <w:noProof/>
+            </w:rPr>
+          </w:pPr>
+          <w:r>
+            <w:fldChar w:fldCharType="begin"/>
+          </w:r>
+          <w:r>
+            <w:instrText xml:space="preserve"> TOC \o "1-3" \h \z \u </w:instrText>
+          </w:r>
+          <w:r>
+            <w:fldChar w:fldCharType="separate"/>
+          </w:r>
+          <w:hyperlink w:anchor="_Toc235222664" w:history="1">
+            <w:r>
+              <w:rPr>
+                <w:rStyle w:val="Hipervnculo"/>
+                <w:noProof/>
+              </w:rPr>
+              <w:t>1. DESCRIPCIÓN</w:t>
+            </w:r>
+            <w:r>
+              <w:rPr>
+                <w:noProof/>
+                <w:webHidden/>
+              </w:rPr>
+              <w:tab/>
+            </w:r>
+            <w:r>
+              <w:rPr>
+                <w:noProof/>
+                <w:webHidden/>
+              </w:rPr>
+              <w:fldChar w:fldCharType="begin"/>
+            </w:r>
+            <w:r>
+              <w:rPr>
+                <w:noProof/>
+                <w:webHidden/>
+              </w:rPr>
+              <w:instrText xml:space="preserve"> PAGEREF _Toc235222664 \h </w:instrText>
+            </w:r>
+            <w:r>
+              <w:rPr>
+                <w:noProof/>
+                <w:webHidden/>
+              </w:rPr>
+            </w:r>
+            <w:r>
+              <w:rPr>
+                <w:noProof/>
+                <w:webHidden/>
+              </w:rPr>
+              <w:fldChar w:fldCharType="separate"/>
+            </w:r>
+            <w:r>
+              <w:rPr>
+                <w:noProof/>
+                <w:webHidden/>
+              </w:rPr>
+              <w:t>3</w:t>
+            </w:r>
+            <w:r>
+              <w:rPr>
+                <w:noProof/>
+                <w:webHidden/>
+              </w:rPr>
+              <w:fldChar w:fldCharType="end"/>
+            </w:r>
+          </w:hyperlink>
+        </w:p>
+        <w:p>
+          <w:pPr>
+            <w:pStyle w:val="TDC1"/>
+            <w:tabs>
+              <w:tab w:val="right" w:leader="dot" w:pos="9062"/>
+            </w:tabs>
+            <w:rPr>
+              <w:noProof/>
+            </w:rPr>
+          </w:pPr>
+          <w:hyperlink w:anchor="_Toc235222665" w:history="1">
+            <w:r>
+              <w:rPr>
+                <w:rStyle w:val="Hipervnculo"/>
+                <w:noProof/>
+              </w:rPr>
+              <w:t>2. USUARIOS</w:t>
+            </w:r>
+            <w:r>
+              <w:rPr>
+                <w:noProof/>
+                <w:webHidden/>
+              </w:rPr>
+              <w:tab/>
+            </w:r>
+            <w:r>
+              <w:rPr>
+                <w:noProof/>
+                <w:webHidden/>
+              </w:rPr>
+              <w:fldChar w:fldCharType="begin"/>
+            </w:r>
+            <w:r>
+              <w:rPr>
+                <w:noProof/>
+                <w:webHidden/>
+              </w:rPr>
+              <w:instrText xml:space="preserve"> PAGEREF _Toc235222665 \h </w:instrText>
+            </w:r>
+            <w:r>
+              <w:rPr>
+                <w:noProof/>
+                <w:webHidden/>
+              </w:rPr>
+            </w:r>
+            <w:r>
+              <w:rPr>
+                <w:noProof/>
+                <w:webHidden/>
+              </w:rPr>
+              <w:fldChar w:fldCharType="separate"/>
+            </w:r>
+            <w:r>
+              <w:rPr>
+                <w:noProof/>
+                <w:webHidden/>
+              </w:rPr>
+              <w:t>3</w:t>
+            </w:r>
+            <w:r>
+              <w:rPr>
+                <w:noProof/>
+                <w:webHidden/>
+              </w:rPr>
+              <w:fldChar w:fldCharType="end"/>
+            </w:r>
+          </w:hyperlink>
+        </w:p>
+        <w:p>
+          <w:pPr>
+            <w:pStyle w:val="TDC1"/>
+            <w:tabs>
+              <w:tab w:val="right" w:leader="dot" w:pos="9062"/>
+            </w:tabs>
+            <w:rPr>
+              <w:noProof/>
+            </w:rPr>
+          </w:pPr>
+          <w:hyperlink w:anchor="_Toc235222666" w:history="1">
+            <w:r>
+              <w:rPr>
+                <w:rStyle w:val="Hipervnculo"/>
+                <w:noProof/>
+              </w:rPr>
+              <w:t>3. REQUISITOS FUNCIONALES</w:t>
+            </w:r>
+            <w:r>
+              <w:rPr>
+                <w:noProof/>
+                <w:webHidden/>
+              </w:rPr>
+              <w:tab/>
+            </w:r>
+            <w:r>
+              <w:rPr>
+                <w:noProof/>
+                <w:webHidden/>
+              </w:rPr>
+              <w:fldChar w:fldCharType="begin"/>
+            </w:r>
+            <w:r>
+              <w:rPr>
+                <w:noProof/>
+                <w:webHidden/>
+              </w:rPr>
+              <w:instrText xml:space="preserve"> PAGEREF _Toc235222666 \h </w:instrText>
+            </w:r>
+            <w:r>
+              <w:rPr>
+                <w:noProof/>
+                <w:webHidden/>
+              </w:rPr>
+            </w:r>
+            <w:r>
+              <w:rPr>
+                <w:noProof/>
+                <w:webHidden/>
+              </w:rPr>
+              <w:fldChar w:fldCharType="separate"/>
+            </w:r>
+            <w:r>
+              <w:rPr>
+                <w:noProof/>
+                <w:webHidden/>
+              </w:rPr>
+              <w:t>3</w:t>
+            </w:r>
+            <w:r>
+              <w:rPr>
+                <w:noProof/>
+                <w:webHidden/>
+              </w:rPr>
+              <w:fldChar w:fldCharType="end"/>
+            </w:r>
+          </w:hyperlink>
+        </w:p>
+        <w:p>
+          <w:pPr>
+            <w:pStyle w:val="TDC1"/>
+            <w:tabs>
+              <w:tab w:val="right" w:leader="dot" w:pos="9062"/>
+            </w:tabs>
+            <w:rPr>
+              <w:noProof/>
+            </w:rPr>
+          </w:pPr>
+          <w:hyperlink w:anchor="_Toc235222667" w:history="1">
+            <w:r>
+              <w:rPr>
+                <w:rStyle w:val="Hipervnculo"/>
+                <w:noProof/>
+              </w:rPr>
+              <w:t>4. REQUISITOS NO FUNCIONALES</w:t>
+            </w:r>
+            <w:r>
+              <w:rPr>
+                <w:noProof/>
+                <w:webHidden/>
+              </w:rPr>
+              <w:tab/>
+            </w:r>
+            <w:r>
+              <w:rPr>
+                <w:noProof/>
+                <w:webHidden/>
+              </w:rPr>
+              <w:fldChar w:fldCharType="begin"/>
+            </w:r>
+            <w:r>
+              <w:rPr>
+                <w:noProof/>
+                <w:webHidden/>
+              </w:rPr>
+              <w:instrText xml:space="preserve"> PAGEREF _Toc235222667 \h </w:instrText>
+            </w:r>
+            <w:r>
+              <w:rPr>
+                <w:noProof/>
+                <w:webHidden/>
+              </w:rPr>
+            </w:r>
+            <w:r>
+              <w:rPr>
+                <w:noProof/>
+                <w:webHidden/>
+              </w:rPr>
+              <w:fldChar w:fldCharType="separate"/>
+            </w:r>
+            <w:r>
+              <w:rPr>
+                <w:noProof/>
+                <w:webHidden/>
+              </w:rPr>
+              <w:t>4</w:t>
+            </w:r>
+            <w:r>
+              <w:rPr>
+                <w:noProof/>
+                <w:webHidden/>
+              </w:rPr>
+              <w:fldChar w:fldCharType="end"/>
+            </w:r>
+          </w:hyperlink>
+        </w:p>
+        <w:p>
+          <w:pPr>
+            <w:pStyle w:val="TDC1"/>
+            <w:tabs>
+              <w:tab w:val="right" w:leader="dot" w:pos="9062"/>
+            </w:tabs>
+            <w:rPr>
+              <w:noProof/>
+            </w:rPr>
+          </w:pPr>
+          <w:hyperlink w:anchor="_Toc235222668" w:history="1">
+            <w:r>
+              <w:rPr>
+                <w:rStyle w:val="Hipervnculo"/>
+                <w:noProof/>
+              </w:rPr>
+              <w:t>5. CASOS DE USO</w:t>
+            </w:r>
+            <w:r>
+              <w:rPr>
+                <w:noProof/>
+                <w:webHidden/>
+              </w:rPr>
+              <w:tab/>
+            </w:r>
+            <w:r>
+              <w:rPr>
+                <w:noProof/>
+                <w:webHidden/>
+              </w:rPr>
+              <w:fldChar w:fldCharType="begin"/>
+            </w:r>
+            <w:r>
+              <w:rPr>
+                <w:noProof/>
+                <w:webHidden/>
+              </w:rPr>
+              <w:instrText xml:space="preserve"> PAGEREF _Toc235222668 \h </w:instrText>
+            </w:r>
+            <w:r>
+              <w:rPr>
+                <w:noProof/>
+                <w:webHidden/>
+              </w:rPr>
+            </w:r>
+            <w:r>
+              <w:rPr>
+                <w:noProof/>
+                <w:webHidden/>
+              </w:rPr>
+              <w:fldChar w:fldCharType="separate"/>
+            </w:r>
+            <w:r>
+              <w:rPr>
+                <w:noProof/>
+                <w:webHidden/>
+              </w:rPr>
+              <w:t>4</w:t>
+            </w:r>
+            <w:r>
+              <w:rPr>
+                <w:noProof/>
+                <w:webHidden/>
+              </w:rPr>
+              <w:fldChar w:fldCharType="end"/>
+            </w:r>
+          </w:hyperlink>
+        </w:p>
+        <w:p>
+          <w:pPr>
+            <w:pStyle w:val="TDC2"/>
+            <w:tabs>
+              <w:tab w:val="right" w:leader="dot" w:pos="9062"/>
+            </w:tabs>
+            <w:rPr>
+              <w:noProof/>
+            </w:rPr>
+          </w:pPr>
+          <w:hyperlink w:anchor="_Toc235222669" w:history="1">
+            <w:r>
+              <w:rPr>
+                <w:rStyle w:val="Hipervnculo"/>
+                <w:noProof/>
+              </w:rPr>
+              <w:t>CU-01: COMPROBAR CONEXIÓN</w:t>
+            </w:r>
+            <w:r>
+              <w:rPr>
+                <w:noProof/>
+                <w:webHidden/>
+              </w:rPr>
+              <w:tab/>
+            </w:r>
+            <w:r>
+              <w:rPr>
+                <w:noProof/>
+                <w:webHidden/>
+              </w:rPr>
+              <w:fldChar w:fldCharType="begin"/>
+            </w:r>
+            <w:r>
+              <w:rPr>
+                <w:noProof/>
+                <w:webHidden/>
+              </w:rPr>
+              <w:instrText xml:space="preserve"> PAGEREF _Toc235222669 \h </w:instrText>
+            </w:r>
+            <w:r>
+              <w:rPr>
+                <w:noProof/>
+                <w:webHidden/>
+              </w:rPr>
+            </w:r>
+            <w:r>
+              <w:rPr>
+                <w:noProof/>
+                <w:webHidden/>
+              </w:rPr>
+              <w:fldChar w:fldCharType="separate"/>
+            </w:r>
+            <w:r>
+              <w:rPr>
+                <w:noProof/>
+                <w:webHidden/>
+              </w:rPr>
+              <w:t>4</w:t>
+            </w:r>
+            <w:r>
+              <w:rPr>
+                <w:noProof/>
+                <w:webHidden/>
+              </w:rPr>
+              <w:fldChar w:fldCharType="end"/>
+            </w:r>
+          </w:hyperlink>
+        </w:p>
+        <w:p>
+          <w:pPr>
+            <w:pStyle w:val="TDC2"/>
+            <w:tabs>
+              <w:tab w:val="right" w:leader="dot" w:pos="9062"/>
+            </w:tabs>
+            <w:rPr>
+              <w:noProof/>
+            </w:rPr>
+          </w:pPr>
+          <w:hyperlink w:anchor="_Toc235222670" w:history="1">
+            <w:r>
+              <w:rPr>
+                <w:rStyle w:val="Hipervnculo"/>
+                <w:noProof/>
+              </w:rPr>
+              <w:t>CU-02: CONFIGURAR Y ENTRENAR</w:t>
+            </w:r>
+            <w:r>
+              <w:rPr>
+                <w:noProof/>
+                <w:webHidden/>
+              </w:rPr>
+              <w:tab/>
+            </w:r>
+            <w:r>
+              <w:rPr>
+                <w:noProof/>
+                <w:webHidden/>
+              </w:rPr>
+              <w:fldChar w:fldCharType="begin"/>
+            </w:r>
+            <w:r>
+              <w:rPr>
+                <w:noProof/>
+                <w:webHidden/>
+              </w:rPr>
+              <w:instrText xml:space="preserve"> PAGEREF _Toc235222670 \h </w:instrText>
+            </w:r>
+            <w:r>
+              <w:rPr>
+                <w:noProof/>
+                <w:webHidden/>
+              </w:rPr>
+            </w:r>
+            <w:r>
+              <w:rPr>
+                <w:noProof/>
+                <w:webHidden/>
+              </w:rPr>
+              <w:fldChar w:fldCharType="separate"/>
+            </w:r>
+            <w:r>
+              <w:rPr>
+                <w:noProof/>
+                <w:webHidden/>
+              </w:rPr>
+              <w:t>4</w:t>
+            </w:r>
+            <w:r>
+              <w:rPr>
+                <w:noProof/>
+                <w:webHidden/>
+              </w:rPr>
+              <w:fldChar w:fldCharType="end"/>
+            </w:r>
+          </w:hyperlink>
+        </w:p>
+        <w:p>
+          <w:pPr>
+            <w:pStyle w:val="TDC2"/>
+            <w:tabs>
+              <w:tab w:val="right" w:leader="dot" w:pos="9062"/>
+            </w:tabs>
+            <w:rPr>
+              <w:noProof/>
+            </w:rPr>
+          </w:pPr>
+          <w:hyperlink w:anchor="_Toc235222671" w:history="1">
+            <w:r>
+              <w:rPr>
+                <w:rStyle w:val="Hipervnculo"/>
+                <w:noProof/>
+              </w:rPr>
+              <w:t>CU-03: CONSULTAR MÉTRICAS</w:t>
+            </w:r>
+            <w:r>
+              <w:rPr>
+                <w:noProof/>
+                <w:webHidden/>
+              </w:rPr>
+              <w:tab/>
+            </w:r>
+            <w:r>
+              <w:rPr>
+                <w:noProof/>
+                <w:webHidden/>
+              </w:rPr>
+              <w:fldChar w:fldCharType="begin"/>
+            </w:r>
+            <w:r>
+              <w:rPr>
+                <w:noProof/>
+                <w:webHidden/>
+              </w:rPr>
+              <w:instrText xml:space="preserve"> PAGEREF _Toc235222671 \h </w:instrText>
+            </w:r>
+            <w:r>
+              <w:rPr>
+                <w:noProof/>
+                <w:webHidden/>
+              </w:rPr>
+            </w:r>
+            <w:r>
+              <w:rPr>
+                <w:noProof/>
+                <w:webHidden/>
+              </w:rPr>
+              <w:fldChar w:fldCharType="separate"/>
+            </w:r>
+            <w:r>
+              <w:rPr>
+                <w:noProof/>
+                <w:webHidden/>
+              </w:rPr>
+              <w:t>4</w:t>
+            </w:r>
+            <w:r>
+              <w:rPr>
+                <w:noProof/>
+                <w:webHidden/>
+              </w:rPr>
+              <w:fldChar w:fldCharType="end"/>
+            </w:r>
+          </w:hyperlink>
+        </w:p>
+        <w:p>
+          <w:pPr>
+            <w:pStyle w:val="TDC2"/>
+            <w:tabs>
+              <w:tab w:val="right" w:leader="dot" w:pos="9062"/>
+            </w:tabs>
+            <w:rPr>
+              <w:noProof/>
+            </w:rPr>
+          </w:pPr>
+          <w:hyperlink w:anchor="_Toc235222672" w:history="1">
+            <w:r>
+              <w:rPr>
+                <w:rStyle w:val="Hipervnculo"/>
+                <w:noProof/>
+              </w:rPr>
+              <w:t>CU-04: CLASIFICAR IMAGEN</w:t>
+            </w:r>
+            <w:r>
+              <w:rPr>
+                <w:noProof/>
+                <w:webHidden/>
+              </w:rPr>
+              <w:tab/>
+            </w:r>
+            <w:r>
+              <w:rPr>
+                <w:noProof/>
+                <w:webHidden/>
+              </w:rPr>
+              <w:fldChar w:fldCharType="begin"/>
+            </w:r>
+            <w:r>
+              <w:rPr>
+                <w:noProof/>
+                <w:webHidden/>
+              </w:rPr>
+              <w:instrText xml:space="preserve"> PAGEREF _Toc235222672 \h </w:instrText>
+            </w:r>
+            <w:r>
+              <w:rPr>
+                <w:noProof/>
+                <w:webHidden/>
+              </w:rPr>
+            </w:r>
+            <w:r>
+              <w:rPr>
+                <w:noProof/>
+                <w:webHidden/>
+              </w:rPr>
+              <w:fldChar w:fldCharType="separate"/>
+            </w:r>
+            <w:r>
+              <w:rPr>
+                <w:noProof/>
+                <w:webHidden/>
+              </w:rPr>
+              <w:t>5</w:t>
+            </w:r>
+            <w:r>
+              <w:rPr>
+                <w:noProof/>
+                <w:webHidden/>
+              </w:rPr>
+              <w:fldChar w:fldCharType="end"/>
+            </w:r>
+          </w:hyperlink>
+        </w:p>
+        <w:p>
+          <w:pPr>
+            <w:pStyle w:val="TDC1"/>
+            <w:tabs>
+              <w:tab w:val="right" w:leader="dot" w:pos="9062"/>
+            </w:tabs>
+            <w:rPr>
+              <w:noProof/>
+            </w:rPr>
+          </w:pPr>
+          <w:hyperlink w:anchor="_Toc235222673" w:history="1">
+            <w:r>
+              <w:rPr>
+                <w:rStyle w:val="Hipervnculo"/>
+                <w:noProof/>
+              </w:rPr>
+              <w:t>6. PANTALLAS Y CONTROLES</w:t>
+            </w:r>
+            <w:r>
+              <w:rPr>
+                <w:noProof/>
+                <w:webHidden/>
+              </w:rPr>
+              <w:tab/>
+            </w:r>
+            <w:r>
+              <w:rPr>
+                <w:noProof/>
+                <w:webHidden/>
+              </w:rPr>
+              <w:fldChar w:fldCharType="begin"/>
+            </w:r>
+            <w:r>
+              <w:rPr>
+                <w:noProof/>
+                <w:webHidden/>
+              </w:rPr>
+              <w:instrText xml:space="preserve"> PAGEREF _Toc235222673 \h </w:instrText>
+            </w:r>
+            <w:r>
+              <w:rPr>
+                <w:noProof/>
+                <w:webHidden/>
+              </w:rPr>
+            </w:r>
+            <w:r>
+              <w:rPr>
+                <w:noProof/>
+                <w:webHidden/>
+              </w:rPr>
+              <w:fldChar w:fldCharType="separate"/>
+            </w:r>
+            <w:r>
+              <w:rPr>
+                <w:noProof/>
+                <w:webHidden/>
+              </w:rPr>
+              <w:t>5</w:t>
+            </w:r>
+            <w:r>
+              <w:rPr>
+                <w:noProof/>
+                <w:webHidden/>
+              </w:rPr>
+              <w:fldChar w:fldCharType="end"/>
+            </w:r>
+          </w:hyperlink>
+        </w:p>
+        <w:p>
+          <w:pPr>
+            <w:pStyle w:val="TDC2"/>
+            <w:tabs>
+              <w:tab w:val="right" w:leader="dot" w:pos="9062"/>
+            </w:tabs>
+            <w:rPr>
+              <w:noProof/>
+            </w:rPr>
+          </w:pPr>
+          <w:hyperlink w:anchor="_Toc235222674" w:history="1">
+            <w:r>
+              <w:rPr>
+                <w:rStyle w:val="Hipervnculo"/>
+                <w:noProof/>
+              </w:rPr>
+              <w:t>6.1 CABECERA Y CONEXIÓN</w:t>
+            </w:r>
+            <w:r>
+              <w:rPr>
+                <w:noProof/>
+                <w:webHidden/>
+              </w:rPr>
+              <w:tab/>
+            </w:r>
+            <w:r>
+              <w:rPr>
+                <w:noProof/>
+                <w:webHidden/>
+              </w:rPr>
+              <w:fldChar w:fldCharType="begin"/>
+            </w:r>
+            <w:r>
+              <w:rPr>
+                <w:noProof/>
+                <w:webHidden/>
+              </w:rPr>
+              <w:instrText xml:space="preserve"> PAGEREF _Toc235222674 \h </w:instrText>
+            </w:r>
+            <w:r>
+              <w:rPr>
+                <w:noProof/>
+                <w:webHidden/>
+              </w:rPr>
+            </w:r>
+            <w:r>
+              <w:rPr>
+                <w:noProof/>
+                <w:webHidden/>
+              </w:rPr>
+              <w:fldChar w:fldCharType="separate"/>
+            </w:r>
+            <w:r>
+              <w:rPr>
+                <w:noProof/>
+                <w:webHidden/>
+              </w:rPr>
+              <w:t>5</w:t>
+            </w:r>
+            <w:r>
+              <w:rPr>
+                <w:noProof/>
+                <w:webHidden/>
+              </w:rPr>
+              <w:fldChar w:fldCharType="end"/>
+            </w:r>
+          </w:hyperlink>
+        </w:p>
+        <w:p>
+          <w:pPr>
+            <w:pStyle w:val="TDC2"/>
+            <w:tabs>
+              <w:tab w:val="right" w:leader="dot" w:pos="9062"/>
+            </w:tabs>
+            <w:rPr>
+              <w:noProof/>
+            </w:rPr>
+          </w:pPr>
+          <w:hyperlink w:anchor="_Toc235222675" w:history="1">
+            <w:r>
+              <w:rPr>
+                <w:rStyle w:val="Hipervnculo"/>
+                <w:noProof/>
+              </w:rPr>
+              <w:t>6.2 PANEL DE CONFIGURACIÓN</w:t>
+            </w:r>
+            <w:r>
+              <w:rPr>
+                <w:noProof/>
+                <w:webHidden/>
+              </w:rPr>
+              <w:tab/>
+            </w:r>
+            <w:r>
+              <w:rPr>
+                <w:noProof/>
+                <w:webHidden/>
+              </w:rPr>
+              <w:fldChar w:fldCharType="begin"/>
+            </w:r>
+            <w:r>
+              <w:rPr>
+                <w:noProof/>
+                <w:webHidden/>
+              </w:rPr>
+              <w:instrText xml:space="preserve"> PAGEREF _Toc235222675 \h </w:instrText>
+            </w:r>
+            <w:r>
+              <w:rPr>
+                <w:noProof/>
+                <w:webHidden/>
+              </w:rPr>
+            </w:r>
+            <w:r>
+              <w:rPr>
+                <w:noProof/>
+                <w:webHidden/>
+              </w:rPr>
+              <w:fldChar w:fldCharType="separate"/>
+            </w:r>
+            <w:r>
+              <w:rPr>
+                <w:noProof/>
+                <w:webHidden/>
+              </w:rPr>
+              <w:t>5</w:t>
+            </w:r>
+            <w:r>
+              <w:rPr>
+                <w:noProof/>
+                <w:webHidden/>
+              </w:rPr>
+              <w:fldChar w:fldCharType="end"/>
+            </w:r>
+          </w:hyperlink>
+        </w:p>
+        <w:p>
+          <w:pPr>
+            <w:pStyle w:val="TDC2"/>
+            <w:tabs>
+              <w:tab w:val="right" w:leader="dot" w:pos="9062"/>
+            </w:tabs>
+            <w:rPr>
+              <w:noProof/>
+            </w:rPr>
+          </w:pPr>
+          <w:hyperlink w:anchor="_Toc235222676" w:history="1">
+            <w:r>
+              <w:rPr>
+                <w:rStyle w:val="Hipervnculo"/>
+                <w:noProof/>
+              </w:rPr>
+              <w:t>6.3 RESULTADOS</w:t>
+            </w:r>
+            <w:r>
+              <w:rPr>
+                <w:noProof/>
+                <w:webHidden/>
+              </w:rPr>
+              <w:tab/>
+            </w:r>
+            <w:r>
+              <w:rPr>
+                <w:noProof/>
+                <w:webHidden/>
+              </w:rPr>
+              <w:fldChar w:fldCharType="begin"/>
+            </w:r>
+            <w:r>
+              <w:rPr>
+                <w:noProof/>
+                <w:webHidden/>
+              </w:rPr>
+              <w:instrText xml:space="preserve"> PAGEREF _Toc235222676 \h </w:instrText>
+            </w:r>
+            <w:r>
+              <w:rPr>
+                <w:noProof/>
+                <w:webHidden/>
+              </w:rPr>
+            </w:r>
+            <w:r>
+              <w:rPr>
+                <w:noProof/>
+                <w:webHidden/>
+              </w:rPr>
+              <w:fldChar w:fldCharType="separate"/>
+            </w:r>
+            <w:r>
+              <w:rPr>
+                <w:noProof/>
+                <w:webHidden/>
+              </w:rPr>
+              <w:t>5</w:t>
+            </w:r>
+            <w:r>
+              <w:rPr>
+                <w:noProof/>
+                <w:webHidden/>
+              </w:rPr>
+              <w:fldChar w:fldCharType="end"/>
+            </w:r>
+          </w:hyperlink>
+        </w:p>
+        <w:p>
+          <w:pPr>
+            <w:pStyle w:val="TDC2"/>
+            <w:tabs>
+              <w:tab w:val="right" w:leader="dot" w:pos="9062"/>
+            </w:tabs>
+            <w:rPr>
+              <w:noProof/>
+            </w:rPr>
+          </w:pPr>
+          <w:hyperlink w:anchor="_Toc235222677" w:history="1">
+            <w:r>
+              <w:rPr>
+                <w:rStyle w:val="Hipervnculo"/>
+                <w:noProof/>
+              </w:rPr>
+              <w:t>6.4 PREDICCIÓN</w:t>
+            </w:r>
+            <w:r>
+              <w:rPr>
+                <w:noProof/>
+                <w:webHidden/>
+              </w:rPr>
+              <w:tab/>
+            </w:r>
+            <w:r>
+              <w:rPr>
+                <w:noProof/>
+                <w:webHidden/>
+              </w:rPr>
+              <w:fldChar w:fldCharType="begin"/>
+            </w:r>
+            <w:r>
+              <w:rPr>
+                <w:noProof/>
+                <w:webHidden/>
+              </w:rPr>
+              <w:instrText xml:space="preserve"> PAGEREF _Toc235222677 \h </w:instrText>
+            </w:r>
+            <w:r>
+              <w:rPr>
+                <w:noProof/>
+                <w:webHidden/>
+              </w:rPr>
+            </w:r>
+            <w:r>
+              <w:rPr>
+                <w:noProof/>
+                <w:webHidden/>
+              </w:rPr>
+              <w:fldChar w:fldCharType="separate"/>
+            </w:r>
+            <w:r>
+              <w:rPr>
+                <w:noProof/>
+                <w:webHidden/>
+              </w:rPr>
+              <w:t>5</w:t>
+            </w:r>
+            <w:r>
+              <w:rPr>
+                <w:noProof/>
+                <w:webHidden/>
+              </w:rPr>
+              <w:fldChar w:fldCharType="end"/>
+            </w:r>
+          </w:hyperlink>
+        </w:p>
+        <w:p>
+          <w:pPr>
+            <w:pStyle w:val="TDC1"/>
+            <w:tabs>
+              <w:tab w:val="right" w:leader="dot" w:pos="9062"/>
+            </w:tabs>
+            <w:rPr>
+              <w:noProof/>
+            </w:rPr>
+          </w:pPr>
+          <w:hyperlink w:anchor="_Toc235222678" w:history="1">
+            <w:r>
+              <w:rPr>
+                <w:rStyle w:val="Hipervnculo"/>
+                <w:noProof/>
+              </w:rPr>
+              <w:t>7. CAPTURA DEL SISTEMA</w:t>
+            </w:r>
+            <w:r>
+              <w:rPr>
+                <w:noProof/>
+                <w:webHidden/>
+              </w:rPr>
+              <w:tab/>
+            </w:r>
+            <w:r>
+              <w:rPr>
+                <w:noProof/>
+                <w:webHidden/>
+              </w:rPr>
+              <w:fldChar w:fldCharType="begin"/>
+            </w:r>
+            <w:r>
+              <w:rPr>
+                <w:noProof/>
+                <w:webHidden/>
+              </w:rPr>
+              <w:instrText xml:space="preserve"> PAGEREF _Toc235222678 \h </w:instrText>
+            </w:r>
+            <w:r>
+              <w:rPr>
+                <w:noProof/>
+                <w:webHidden/>
+              </w:rPr>
+            </w:r>
+            <w:r>
+              <w:rPr>
+                <w:noProof/>
+                <w:webHidden/>
+              </w:rPr>
+              <w:fldChar w:fldCharType="separate"/>
+            </w:r>
+            <w:r>
+              <w:rPr>
+                <w:noProof/>
+                <w:webHidden/>
+              </w:rPr>
+              <w:t>6</w:t>
+            </w:r>
+            <w:r>
+              <w:rPr>
+                <w:noProof/>
+                <w:webHidden/>
+              </w:rPr>
+              <w:fldChar w:fldCharType="end"/>
+            </w:r>
+          </w:hyperlink>
+        </w:p>
+        <w:p>
+          <w:pPr>
+            <w:pStyle w:val="TDC1"/>
+            <w:tabs>
+              <w:tab w:val="right" w:leader="dot" w:pos="9062"/>
+            </w:tabs>
+            <w:rPr>
+              <w:noProof/>
+            </w:rPr>
+          </w:pPr>
+          <w:hyperlink w:anchor="_Toc235222679" w:history="1">
+            <w:r>
+              <w:rPr>
+                <w:rStyle w:val="Hipervnculo"/>
+                <w:noProof/>
+              </w:rPr>
+              <w:t>8. REGLAS DE NEGOCIO</w:t>
+            </w:r>
+            <w:r>
+              <w:rPr>
+                <w:noProof/>
+                <w:webHidden/>
+              </w:rPr>
+              <w:tab/>
+            </w:r>
+            <w:r>
+              <w:rPr>
+                <w:noProof/>
+                <w:webHidden/>
+              </w:rPr>
+              <w:fldChar w:fldCharType="begin"/>
+            </w:r>
+            <w:r>
+              <w:rPr>
+                <w:noProof/>
+                <w:webHidden/>
+              </w:rPr>
+              <w:instrText xml:space="preserve"> PAGEREF _Toc235222679 \h </w:instrText>
+            </w:r>
+            <w:r>
+              <w:rPr>
+                <w:noProof/>
+                <w:webHidden/>
+              </w:rPr>
+            </w:r>
+            <w:r>
+              <w:rPr>
+                <w:noProof/>
+                <w:webHidden/>
+              </w:rPr>
+              <w:fldChar w:fldCharType="separate"/>
+            </w:r>
+            <w:r>
+              <w:rPr>
+                <w:noProof/>
+                <w:webHidden/>
+              </w:rPr>
+              <w:t>6</w:t>
+            </w:r>
+            <w:r>
+              <w:rPr>
+                <w:noProof/>
+                <w:webHidden/>
+              </w:rPr>
+              <w:fldChar w:fldCharType="end"/>
+            </w:r>
+          </w:hyperlink>
+        </w:p>
+        <w:p>
+          <w:pPr>
+            <w:pStyle w:val="TDC1"/>
+            <w:tabs>
+              <w:tab w:val="right" w:leader="dot" w:pos="9062"/>
+            </w:tabs>
+            <w:rPr>
+              <w:noProof/>
+            </w:rPr>
+          </w:pPr>
+          <w:hyperlink w:anchor="_Toc235222680" w:history="1">
+            <w:r>
+              <w:rPr>
+                <w:rStyle w:val="Hipervnculo"/>
+                <w:noProof/>
+              </w:rPr>
+              <w:t>9. DATOS</w:t>
+            </w:r>
+            <w:r>
+              <w:rPr>
+                <w:noProof/>
+                <w:webHidden/>
+              </w:rPr>
+              <w:tab/>
+            </w:r>
+            <w:r>
+              <w:rPr>
+                <w:noProof/>
+                <w:webHidden/>
+              </w:rPr>
+              <w:fldChar w:fldCharType="begin"/>
+            </w:r>
+            <w:r>
+              <w:rPr>
+                <w:noProof/>
+                <w:webHidden/>
+              </w:rPr>
+              <w:instrText xml:space="preserve"> PAGEREF _Toc235222680 \h </w:instrText>
+            </w:r>
+            <w:r>
+              <w:rPr>
+                <w:noProof/>
+                <w:webHidden/>
+              </w:rPr>
+            </w:r>
+            <w:r>
+              <w:rPr>
+                <w:noProof/>
+                <w:webHidden/>
+              </w:rPr>
+              <w:fldChar w:fldCharType="separate"/>
+            </w:r>
+            <w:r>
+              <w:rPr>
+                <w:noProof/>
+                <w:webHidden/>
+              </w:rPr>
+              <w:t>6</w:t>
+            </w:r>
+            <w:r>
+              <w:rPr>
+                <w:noProof/>
+                <w:webHidden/>
+              </w:rPr>
+              <w:fldChar w:fldCharType="end"/>
+            </w:r>
+          </w:hyperlink>
+        </w:p>
+        <w:p>
+          <w:pPr>
+            <w:pStyle w:val="TDC2"/>
+            <w:tabs>
+              <w:tab w:val="right" w:leader="dot" w:pos="9062"/>
+            </w:tabs>
+            <w:rPr>
+              <w:noProof/>
+            </w:rPr>
+          </w:pPr>
+          <w:hyperlink w:anchor="_Toc235222681" w:history="1">
+            <w:r>
+              <w:rPr>
+                <w:rStyle w:val="Hipervnculo"/>
+                <w:noProof/>
+              </w:rPr>
+              <w:t>ETIQUETAS</w:t>
+            </w:r>
+            <w:r>
+              <w:rPr>
+                <w:noProof/>
+                <w:webHidden/>
+              </w:rPr>
+              <w:tab/>
+            </w:r>
+            <w:r>
+              <w:rPr>
+                <w:noProof/>
+                <w:webHidden/>
+              </w:rPr>
+              <w:fldChar w:fldCharType="begin"/>
+            </w:r>
+            <w:r>
+              <w:rPr>
+                <w:noProof/>
+                <w:webHidden/>
+              </w:rPr>
+              <w:instrText xml:space="preserve"> PAGEREF _Toc235222681 \h </w:instrText>
+            </w:r>
+            <w:r>
+              <w:rPr>
+                <w:noProof/>
+                <w:webHidden/>
+              </w:rPr>
+            </w:r>
+            <w:r>
+              <w:rPr>
+                <w:noProof/>
+                <w:webHidden/>
+              </w:rPr>
+              <w:fldChar w:fldCharType="separate"/>
+            </w:r>
+            <w:r>
+              <w:rPr>
+                <w:noProof/>
+                <w:webHidden/>
+              </w:rPr>
+              <w:t>6</w:t>
+            </w:r>
+            <w:r>
+              <w:rPr>
+                <w:noProof/>
+                <w:webHidden/>
+              </w:rPr>
+              <w:fldChar w:fldCharType="end"/>
+            </w:r>
+          </w:hyperlink>
+        </w:p>
+        <w:p>
+          <w:pPr>
+            <w:pStyle w:val="TDC2"/>
+            <w:tabs>
+              <w:tab w:val="right" w:leader="dot" w:pos="9062"/>
+            </w:tabs>
+            <w:rPr>
+              <w:noProof/>
+            </w:rPr>
+          </w:pPr>
+          <w:hyperlink w:anchor="_Toc235222682" w:history="1">
+            <w:r>
+              <w:rPr>
+                <w:rStyle w:val="Hipervnculo"/>
+                <w:noProof/>
+              </w:rPr>
+              <w:t>HISTORIAL</w:t>
+            </w:r>
+            <w:r>
+              <w:rPr>
+                <w:noProof/>
+                <w:webHidden/>
+              </w:rPr>
+              <w:tab/>
+            </w:r>
+            <w:r>
+              <w:rPr>
+                <w:noProof/>
+                <w:webHidden/>
+              </w:rPr>
+              <w:fldChar w:fldCharType="begin"/>
+            </w:r>
+            <w:r>
+              <w:rPr>
+                <w:noProof/>
+                <w:webHidden/>
+              </w:rPr>
+              <w:instrText xml:space="preserve"> PAGEREF _Toc235222682 \h </w:instrText>
+            </w:r>
+            <w:r>
+              <w:rPr>
+                <w:noProof/>
+                <w:webHidden/>
+              </w:rPr>
+            </w:r>
+            <w:r>
+              <w:rPr>
+                <w:noProof/>
+                <w:webHidden/>
+              </w:rPr>
+              <w:fldChar w:fldCharType="separate"/>
+            </w:r>
+            <w:r>
+              <w:rPr>
+                <w:noProof/>
+                <w:webHidden/>
+              </w:rPr>
+              <w:t>7</w:t>
+            </w:r>
+            <w:r>
+              <w:rPr>
+                <w:noProof/>
+                <w:webHidden/>
+              </w:rPr>
+              <w:fldChar w:fldCharType="end"/>
+            </w:r>
+          </w:hyperlink>
+        </w:p>
+        <w:p>
+          <w:pPr>
+            <w:pStyle w:val="TDC2"/>
+            <w:tabs>
+              <w:tab w:val="right" w:leader="dot" w:pos="9062"/>
+            </w:tabs>
+            <w:rPr>
+              <w:noProof/>
+            </w:rPr>
+          </w:pPr>
+          <w:hyperlink w:anchor="_Toc235222683" w:history="1">
+            <w:r>
+              <w:rPr>
+                <w:rStyle w:val="Hipervnculo"/>
+                <w:noProof/>
+              </w:rPr>
+              <w:t>MODELO</w:t>
+            </w:r>
+            <w:r>
+              <w:rPr>
+                <w:noProof/>
+                <w:webHidden/>
+              </w:rPr>
+              <w:tab/>
+            </w:r>
+            <w:r>
+              <w:rPr>
+                <w:noProof/>
+                <w:webHidden/>
+              </w:rPr>
+              <w:fldChar w:fldCharType="begin"/>
+            </w:r>
+            <w:r>
+              <w:rPr>
+                <w:noProof/>
+                <w:webHidden/>
+              </w:rPr>
+              <w:instrText xml:space="preserve"> PAGEREF _Toc235222683 \h </w:instrText>
+            </w:r>
+            <w:r>
+              <w:rPr>
+                <w:noProof/>
+                <w:webHidden/>
+              </w:rPr>
+            </w:r>
+            <w:r>
+              <w:rPr>
+                <w:noProof/>
+                <w:webHidden/>
+              </w:rPr>
+              <w:fldChar w:fldCharType="separate"/>
+            </w:r>
+            <w:r>
+              <w:rPr>
+                <w:noProof/>
+                <w:webHidden/>
+              </w:rPr>
+              <w:t>7</w:t>
+            </w:r>
+            <w:r>
+              <w:rPr>
+                <w:noProof/>
+                <w:webHidden/>
+              </w:rPr>
+              <w:fldChar w:fldCharType="end"/>
+            </w:r>
+          </w:hyperlink>
+        </w:p>
+        <w:p>
+          <w:pPr>
+            <w:pStyle w:val="TDC1"/>
+            <w:tabs>
+              <w:tab w:val="right" w:leader="dot" w:pos="9062"/>
+            </w:tabs>
+            <w:rPr>
+              <w:noProof/>
+            </w:rPr>
+          </w:pPr>
+          <w:hyperlink w:anchor="_Toc235222684" w:history="1">
+            <w:r>
+              <w:rPr>
+                <w:rStyle w:val="Hipervnculo"/>
+                <w:noProof/>
+              </w:rPr>
+              <w:t>10. MENSAJES PRINCIPALES</w:t>
+            </w:r>
+            <w:r>
+              <w:rPr>
+                <w:noProof/>
+                <w:webHidden/>
+              </w:rPr>
+              <w:tab/>
+            </w:r>
+            <w:r>
+              <w:rPr>
+                <w:noProof/>
+                <w:webHidden/>
+              </w:rPr>
+              <w:fldChar w:fldCharType="begin"/>
+            </w:r>
+            <w:r>
+              <w:rPr>
+                <w:noProof/>
+                <w:webHidden/>
+              </w:rPr>
+              <w:instrText xml:space="preserve"> PAGEREF _Toc235222684 \h </w:instrText>
+            </w:r>
+            <w:r>
+              <w:rPr>
+                <w:noProof/>
+                <w:webHidden/>
+              </w:rPr>
+            </w:r>
+            <w:r>
+              <w:rPr>
+                <w:noProof/>
+                <w:webHidden/>
+              </w:rPr>
+              <w:fldChar w:fldCharType="separate"/>
+            </w:r>
+            <w:r>
+              <w:rPr>
+                <w:noProof/>
+                <w:webHidden/>
+              </w:rPr>
+              <w:t>7</w:t>
+            </w:r>
+            <w:r>
+              <w:rPr>
+                <w:noProof/>
+                <w:webHidden/>
+              </w:rPr>
+              <w:fldChar w:fldCharType="end"/>
+            </w:r>
+          </w:hyperlink>
+        </w:p>
+        <w:p>
+          <w:pPr>
+            <w:pStyle w:val="TDC1"/>
+            <w:tabs>
+              <w:tab w:val="right" w:leader="dot" w:pos="9062"/>
+            </w:tabs>
+            <w:rPr>
+              <w:noProof/>
+            </w:rPr>
+          </w:pPr>
+          <w:hyperlink w:anchor="_Toc235222685" w:history="1">
+            <w:r>
+              <w:rPr>
+                <w:rStyle w:val="Hipervnculo"/>
+                <w:noProof/>
+              </w:rPr>
+              <w:t>11. CRITERIOS DE ACEPTACIÓN</w:t>
+            </w:r>
+            <w:r>
+              <w:rPr>
+                <w:noProof/>
+                <w:webHidden/>
+              </w:rPr>
+              <w:tab/>
+            </w:r>
+            <w:r>
+              <w:rPr>
+                <w:noProof/>
+                <w:webHidden/>
+              </w:rPr>
+              <w:fldChar w:fldCharType="begin"/>
+            </w:r>
+            <w:r>
+              <w:rPr>
+                <w:noProof/>
+                <w:webHidden/>
+              </w:rPr>
+              <w:instrText xml:space="preserve"> PAGEREF _Toc235222685 \h </w:instrText>
+            </w:r>
+            <w:r>
+              <w:rPr>
+                <w:noProof/>
+                <w:webHidden/>
+              </w:rPr>
+            </w:r>
+            <w:r>
+              <w:rPr>
+                <w:noProof/>
+                <w:webHidden/>
+              </w:rPr>
+              <w:fldChar w:fldCharType="separate"/>
+            </w:r>
+            <w:r>
+              <w:rPr>
+                <w:noProof/>
+                <w:webHidden/>
+              </w:rPr>
+              <w:t>7</w:t>
+            </w:r>
+            <w:r>
+              <w:rPr>
+                <w:noProof/>
+                <w:webHidden/>
+              </w:rPr>
+              <w:fldChar w:fldCharType="end"/>
+            </w:r>
+          </w:hyperlink>
+        </w:p>
+        <w:p>
+          <w:r>
+            <w:rPr>
+              <w:b/>
+              <w:bCs/>
+              <w:lang w:val="es-ES"/>
+            </w:rPr>
+            <w:fldChar w:fldCharType="end"/>
+          </w:r>
+        </w:p>
+      </w:sdtContent>
+    </w:sdt>
+    <w:p/>
+    <w:p/>
+    <w:p/>
+    <w:p/>
+    <w:p/>
+    <w:p/>
+    <w:p/>
+    <w:p/>
+    <w:p/>
+    <w:p/>
     <w:p>
       <w:pPr>
         <w:pStyle w:val="Ttulo"/>
         <w:spacing w:after="360"/>
         <w:jc w:val="center"/>
+        <w:rPr>
+          <w:rFonts w:ascii="Arial" w:eastAsiaTheme="minorEastAsia" w:hAnsi="Arial" w:cstheme="minorBidi"/>
+          <w:bCs/>
+          <w:color w:val="auto"/>
+          <w:spacing w:val="0"/>
+          <w:kern w:val="0"/>
+          <w:sz w:val="28"/>
+          <w:szCs w:val="28"/>
+        </w:rPr>
       </w:pPr>
       <w:proofErr w:type="spellStart"/>
       <w:r>
+        <w:rPr>
+          <w:rFonts w:ascii="Arial" w:eastAsiaTheme="minorEastAsia" w:hAnsi="Arial" w:cstheme="minorBidi"/>
+          <w:bCs/>
+          <w:color w:val="auto"/>
+          <w:spacing w:val="0"/>
+          <w:kern w:val="0"/>
+          <w:sz w:val="28"/>
+          <w:szCs w:val="28"/>
+        </w:rPr>
         <w:lastRenderedPageBreak/>
         <w:t>Documentación</w:t>
       </w:r>
       <w:proofErr w:type="spellEnd"/>
       <w:r>
+        <w:rPr>
+          <w:rFonts w:ascii="Arial" w:eastAsiaTheme="minorEastAsia" w:hAnsi="Arial" w:cstheme="minorBidi"/>
+          <w:bCs/>
+          <w:color w:val="auto"/>
+          <w:spacing w:val="0"/>
+          <w:kern w:val="0"/>
+          <w:sz w:val="28"/>
+          <w:szCs w:val="28"/>
+        </w:rPr>
         <w:t xml:space="preserve"> del </w:t>
       </w:r>
       <w:proofErr w:type="spellStart"/>
       <w:r>
+        <w:rPr>
+          <w:rFonts w:ascii="Arial" w:eastAsiaTheme="minorEastAsia" w:hAnsi="Arial" w:cstheme="minorBidi"/>
+          <w:bCs/>
+          <w:color w:val="auto"/>
+          <w:spacing w:val="0"/>
+          <w:kern w:val="0"/>
+          <w:sz w:val="28"/>
+          <w:szCs w:val="28"/>
+        </w:rPr>
         <w:t>sistema</w:t>
       </w:r>
       <w:proofErr w:type="spellEnd"/>
@@ -640,18 +2293,36 @@
     <w:p>
       <w:pPr>
         <w:pStyle w:val="Ttulo1"/>
+        <w:rPr>
+          <w:rFonts w:ascii="Arial" w:hAnsi="Arial" w:cs="Arial"/>
+          <w:color w:val="auto"/>
+          <w:sz w:val="28"/>
+        </w:rPr>
       </w:pPr>
-      <w:r>
+      <w:bookmarkStart w:id="0" w:name="_Toc235222664"/>
+      <w:r>
+        <w:rPr>
+          <w:rFonts w:ascii="Arial" w:hAnsi="Arial" w:cs="Arial"/>
+          <w:color w:val="auto"/>
+          <w:sz w:val="28"/>
+        </w:rPr>
         <w:t xml:space="preserve">1. </w:t>
       </w:r>
       <w:proofErr w:type="spellStart"/>
       <w:r>
+        <w:rPr>
+          <w:rFonts w:ascii="Arial" w:hAnsi="Arial" w:cs="Arial"/>
+          <w:color w:val="auto"/>
+          <w:sz w:val="28"/>
+        </w:rPr>
         <w:t>Descripción</w:t>
       </w:r>
+      <w:bookmarkEnd w:id="0"/>
       <w:proofErr w:type="spellEnd"/>
     </w:p>
     <w:p>
       <w:pPr>
+        <w:spacing w:line="360" w:lineRule="auto"/>
         <w:jc w:val="both"/>
       </w:pPr>
       <w:r>
@@ -805,18 +2476,36 @@
     <w:p>
       <w:pPr>
         <w:pStyle w:val="Ttulo1"/>
+        <w:rPr>
+          <w:rFonts w:ascii="Arial" w:hAnsi="Arial" w:cs="Arial"/>
+          <w:color w:val="auto"/>
+          <w:sz w:val="28"/>
+        </w:rPr>
       </w:pPr>
-      <w:r>
+      <w:bookmarkStart w:id="1" w:name="_Toc235222665"/>
+      <w:r>
+        <w:rPr>
+          <w:rFonts w:ascii="Arial" w:hAnsi="Arial" w:cs="Arial"/>
+          <w:color w:val="auto"/>
+          <w:sz w:val="28"/>
+        </w:rPr>
         <w:t xml:space="preserve">2. </w:t>
       </w:r>
       <w:proofErr w:type="spellStart"/>
       <w:r>
+        <w:rPr>
+          <w:rFonts w:ascii="Arial" w:hAnsi="Arial" w:cs="Arial"/>
+          <w:color w:val="auto"/>
+          <w:sz w:val="28"/>
+        </w:rPr>
         <w:t>Usuarios</w:t>
       </w:r>
+      <w:bookmarkEnd w:id="1"/>
       <w:proofErr w:type="spellEnd"/>
     </w:p>
     <w:p>
       <w:pPr>
+        <w:spacing w:line="360" w:lineRule="auto"/>
         <w:jc w:val="both"/>
       </w:pPr>
       <w:r>
@@ -857,34 +2546,23 @@
     </w:p>
     <w:p>
       <w:pPr>
+        <w:spacing w:line="360" w:lineRule="auto"/>
         <w:jc w:val="both"/>
       </w:pPr>
       <w:proofErr w:type="spellStart"/>
       <w:r>
-        <w:rPr>
-          <w:b/>
-        </w:rPr>
         <w:t>Usuario</w:t>
       </w:r>
       <w:proofErr w:type="spellEnd"/>
       <w:r>
-        <w:rPr>
-          <w:b/>
-        </w:rPr>
         <w:t xml:space="preserve"> u </w:t>
       </w:r>
       <w:proofErr w:type="spellStart"/>
       <w:r>
-        <w:rPr>
-          <w:b/>
-        </w:rPr>
         <w:t>operador</w:t>
       </w:r>
       <w:proofErr w:type="spellEnd"/>
       <w:r>
-        <w:rPr>
-          <w:b/>
-        </w:rPr>
         <w:t>:</w:t>
       </w:r>
       <w:r>
@@ -1006,22 +2684,49 @@
     <w:p>
       <w:pPr>
         <w:pStyle w:val="Ttulo1"/>
+        <w:rPr>
+          <w:rFonts w:ascii="Arial" w:hAnsi="Arial" w:cs="Arial"/>
+          <w:color w:val="auto"/>
+          <w:sz w:val="28"/>
+        </w:rPr>
       </w:pPr>
-      <w:r>
+      <w:bookmarkStart w:id="2" w:name="_Toc235222666"/>
+      <w:r>
+        <w:rPr>
+          <w:rFonts w:ascii="Arial" w:hAnsi="Arial" w:cs="Arial"/>
+          <w:color w:val="auto"/>
+          <w:sz w:val="28"/>
+        </w:rPr>
         <w:t xml:space="preserve">3. </w:t>
       </w:r>
       <w:proofErr w:type="spellStart"/>
       <w:r>
+        <w:rPr>
+          <w:rFonts w:ascii="Arial" w:hAnsi="Arial" w:cs="Arial"/>
+          <w:color w:val="auto"/>
+          <w:sz w:val="28"/>
+        </w:rPr>
         <w:t>Requisitos</w:t>
       </w:r>
       <w:proofErr w:type="spellEnd"/>
       <w:r>
+        <w:rPr>
+          <w:rFonts w:ascii="Arial" w:hAnsi="Arial" w:cs="Arial"/>
+          <w:color w:val="auto"/>
+          <w:sz w:val="28"/>
+        </w:rPr>
         <w:t xml:space="preserve"> </w:t>
       </w:r>
       <w:proofErr w:type="spellStart"/>
       <w:r>
+        <w:rPr>
+          <w:rFonts w:ascii="Arial" w:hAnsi="Arial" w:cs="Arial"/>
+          <w:color w:val="auto"/>
+          <w:sz w:val="28"/>
+        </w:rPr>
         <w:t>funcionales</w:t>
       </w:r>
+      <w:bookmarkEnd w:id="2"/>
       <w:proofErr w:type="spellEnd"/>
     </w:p>
     <w:tbl>
@@ -1734,23 +3439,50 @@
     <w:p>
       <w:pPr>
         <w:pStyle w:val="Ttulo1"/>
+        <w:rPr>
+          <w:rFonts w:ascii="Arial" w:hAnsi="Arial" w:cs="Arial"/>
+          <w:color w:val="auto"/>
+          <w:sz w:val="28"/>
+        </w:rPr>
       </w:pPr>
-      <w:r>
+      <w:bookmarkStart w:id="3" w:name="_Toc235222667"/>
+      <w:r>
+        <w:rPr>
+          <w:rFonts w:ascii="Arial" w:hAnsi="Arial" w:cs="Arial"/>
+          <w:color w:val="auto"/>
+          <w:sz w:val="28"/>
+        </w:rPr>
         <w:lastRenderedPageBreak/>
         <w:t xml:space="preserve">4. </w:t>
       </w:r>
       <w:proofErr w:type="spellStart"/>
       <w:r>
+        <w:rPr>
+          <w:rFonts w:ascii="Arial" w:hAnsi="Arial" w:cs="Arial"/>
+          <w:color w:val="auto"/>
+          <w:sz w:val="28"/>
+        </w:rPr>
         <w:t>Requisitos</w:t>
       </w:r>
       <w:proofErr w:type="spellEnd"/>
       <w:r>
+        <w:rPr>
+          <w:rFonts w:ascii="Arial" w:hAnsi="Arial" w:cs="Arial"/>
+          <w:color w:val="auto"/>
+          <w:sz w:val="28"/>
+        </w:rPr>
         <w:t xml:space="preserve"> no </w:t>
       </w:r>
       <w:proofErr w:type="spellStart"/>
       <w:r>
+        <w:rPr>
+          <w:rFonts w:ascii="Arial" w:hAnsi="Arial" w:cs="Arial"/>
+          <w:color w:val="auto"/>
+          <w:sz w:val="28"/>
+        </w:rPr>
         <w:t>funcionales</w:t>
       </w:r>
+      <w:bookmarkEnd w:id="3"/>
       <w:proofErr w:type="spellEnd"/>
     </w:p>
     <w:tbl>
@@ -2275,66 +4007,129 @@
     <w:p>
       <w:pPr>
         <w:pStyle w:val="Ttulo1"/>
+        <w:rPr>
+          <w:rFonts w:ascii="Arial" w:hAnsi="Arial" w:cs="Arial"/>
+          <w:color w:val="auto"/>
+          <w:sz w:val="28"/>
+        </w:rPr>
       </w:pPr>
-      <w:r>
+      <w:bookmarkStart w:id="4" w:name="_Toc235222668"/>
+      <w:r>
+        <w:rPr>
+          <w:rFonts w:ascii="Arial" w:hAnsi="Arial" w:cs="Arial"/>
+          <w:color w:val="auto"/>
+          <w:sz w:val="28"/>
+        </w:rPr>
         <w:t xml:space="preserve">5. Casos de </w:t>
       </w:r>
       <w:proofErr w:type="spellStart"/>
       <w:r>
+        <w:rPr>
+          <w:rFonts w:ascii="Arial" w:hAnsi="Arial" w:cs="Arial"/>
+          <w:color w:val="auto"/>
+          <w:sz w:val="28"/>
+        </w:rPr>
         <w:t>uso</w:t>
       </w:r>
+      <w:bookmarkEnd w:id="4"/>
       <w:proofErr w:type="spellEnd"/>
     </w:p>
     <w:p>
       <w:pPr>
-        <w:pStyle w:val="Ttulo2"/>
+        <w:pStyle w:val="Ttulo1"/>
+        <w:rPr>
+          <w:rFonts w:ascii="Arial" w:hAnsi="Arial" w:cs="Arial"/>
+          <w:color w:val="auto"/>
+          <w:sz w:val="28"/>
+        </w:rPr>
       </w:pPr>
-      <w:r>
+      <w:bookmarkStart w:id="5" w:name="_Toc235222669"/>
+      <w:r>
+        <w:rPr>
+          <w:rFonts w:ascii="Arial" w:hAnsi="Arial" w:cs="Arial"/>
+          <w:color w:val="auto"/>
+          <w:sz w:val="28"/>
+        </w:rPr>
         <w:t xml:space="preserve">CU-01: </w:t>
       </w:r>
       <w:proofErr w:type="spellStart"/>
       <w:r>
+        <w:rPr>
+          <w:rFonts w:ascii="Arial" w:hAnsi="Arial" w:cs="Arial"/>
+          <w:color w:val="auto"/>
+          <w:sz w:val="28"/>
+        </w:rPr>
         <w:t>Comprobar</w:t>
       </w:r>
       <w:proofErr w:type="spellEnd"/>
       <w:r>
+        <w:rPr>
+          <w:rFonts w:ascii="Arial" w:hAnsi="Arial" w:cs="Arial"/>
+          <w:color w:val="auto"/>
+          <w:sz w:val="28"/>
+        </w:rPr>
         <w:t xml:space="preserve"> </w:t>
       </w:r>
       <w:proofErr w:type="spellStart"/>
       <w:r>
+        <w:rPr>
+          <w:rFonts w:ascii="Arial" w:hAnsi="Arial" w:cs="Arial"/>
+          <w:color w:val="auto"/>
+          <w:sz w:val="28"/>
+        </w:rPr>
         <w:t>conexión</w:t>
       </w:r>
+      <w:bookmarkEnd w:id="5"/>
       <w:proofErr w:type="spellEnd"/>
     </w:p>
     <w:p>
       <w:pPr>
         <w:pStyle w:val="Listaconvietas"/>
+        <w:spacing w:line="360" w:lineRule="auto"/>
+        <w:rPr>
+          <w:rFonts w:cs="Arial"/>
+        </w:rPr>
       </w:pPr>
       <w:r>
         <w:rPr>
+          <w:rFonts w:cs="Arial"/>
           <w:b/>
         </w:rPr>
         <w:t>Actor:</w:t>
       </w:r>
       <w:r>
+        <w:rPr>
+          <w:rFonts w:cs="Arial"/>
+        </w:rPr>
         <w:t xml:space="preserve"> </w:t>
       </w:r>
       <w:proofErr w:type="spellStart"/>
       <w:r>
+        <w:rPr>
+          <w:rFonts w:cs="Arial"/>
+        </w:rPr>
         <w:t>usuario</w:t>
       </w:r>
       <w:proofErr w:type="spellEnd"/>
       <w:r>
+        <w:rPr>
+          <w:rFonts w:cs="Arial"/>
+        </w:rPr>
         <w:t>.</w:t>
       </w:r>
     </w:p>
     <w:p>
       <w:pPr>
         <w:pStyle w:val="Listaconvietas"/>
+        <w:spacing w:line="360" w:lineRule="auto"/>
+        <w:rPr>
+          <w:rFonts w:cs="Arial"/>
+        </w:rPr>
       </w:pPr>
       <w:proofErr w:type="spellStart"/>
       <w:r>
         <w:rPr>
+          <w:rFonts w:cs="Arial"/>
           <w:b/>
         </w:rPr>
         <w:t>Precondición</w:t>
@@ -2342,45 +4137,72 @@
       <w:proofErr w:type="spellEnd"/>
       <w:r>
         <w:rPr>
+          <w:rFonts w:cs="Arial"/>
           <w:b/>
         </w:rPr>
         <w:t>:</w:t>
       </w:r>
       <w:r>
+        <w:rPr>
+          <w:rFonts w:cs="Arial"/>
+        </w:rPr>
         <w:t xml:space="preserve"> la </w:t>
       </w:r>
       <w:proofErr w:type="spellStart"/>
       <w:r>
+        <w:rPr>
+          <w:rFonts w:cs="Arial"/>
+        </w:rPr>
         <w:t>interfaz</w:t>
       </w:r>
       <w:proofErr w:type="spellEnd"/>
       <w:r>
+        <w:rPr>
+          <w:rFonts w:cs="Arial"/>
+        </w:rPr>
         <w:t xml:space="preserve"> </w:t>
       </w:r>
       <w:proofErr w:type="spellStart"/>
       <w:r>
+        <w:rPr>
+          <w:rFonts w:cs="Arial"/>
+        </w:rPr>
         <w:t>está</w:t>
       </w:r>
       <w:proofErr w:type="spellEnd"/>
       <w:r>
+        <w:rPr>
+          <w:rFonts w:cs="Arial"/>
+        </w:rPr>
         <w:t xml:space="preserve"> </w:t>
       </w:r>
       <w:proofErr w:type="spellStart"/>
       <w:r>
+        <w:rPr>
+          <w:rFonts w:cs="Arial"/>
+        </w:rPr>
         <w:t>abierta</w:t>
       </w:r>
       <w:proofErr w:type="spellEnd"/>
       <w:r>
+        <w:rPr>
+          <w:rFonts w:cs="Arial"/>
+        </w:rPr>
         <w:t>.</w:t>
       </w:r>
     </w:p>
     <w:p>
       <w:pPr>
         <w:pStyle w:val="Listaconvietas"/>
+        <w:spacing w:line="360" w:lineRule="auto"/>
+        <w:rPr>
+          <w:rFonts w:cs="Arial"/>
+        </w:rPr>
       </w:pPr>
       <w:proofErr w:type="spellStart"/>
       <w:r>
         <w:rPr>
+          <w:rFonts w:cs="Arial"/>
           <w:b/>
         </w:rPr>
         <w:t>Flujo</w:t>
@@ -2388,91 +4210,140 @@
       <w:proofErr w:type="spellEnd"/>
       <w:r>
         <w:rPr>
+          <w:rFonts w:cs="Arial"/>
           <w:b/>
         </w:rPr>
         <w:t>:</w:t>
       </w:r>
       <w:r>
+        <w:rPr>
+          <w:rFonts w:cs="Arial"/>
+        </w:rPr>
         <w:t xml:space="preserve"> la </w:t>
       </w:r>
       <w:proofErr w:type="spellStart"/>
       <w:r>
+        <w:rPr>
+          <w:rFonts w:cs="Arial"/>
+        </w:rPr>
         <w:t>interfaz</w:t>
       </w:r>
       <w:proofErr w:type="spellEnd"/>
       <w:r>
+        <w:rPr>
+          <w:rFonts w:cs="Arial"/>
+        </w:rPr>
         <w:t xml:space="preserve"> </w:t>
       </w:r>
       <w:proofErr w:type="spellStart"/>
       <w:r>
+        <w:rPr>
+          <w:rFonts w:cs="Arial"/>
+        </w:rPr>
         <w:t>solicita</w:t>
       </w:r>
       <w:proofErr w:type="spellEnd"/>
       <w:r>
+        <w:rPr>
+          <w:rFonts w:cs="Arial"/>
+        </w:rPr>
         <w:t xml:space="preserve"> </w:t>
       </w:r>
       <w:r>
         <w:rPr>
-          <w:rFonts w:ascii="Consolas" w:hAnsi="Consolas"/>
+          <w:rFonts w:cs="Arial"/>
           <w:color w:val="404040"/>
-          <w:sz w:val="19"/>
         </w:rPr>
         <w:t>/health</w:t>
       </w:r>
       <w:r>
+        <w:rPr>
+          <w:rFonts w:cs="Arial"/>
+        </w:rPr>
         <w:t xml:space="preserve"> y </w:t>
       </w:r>
       <w:r>
         <w:rPr>
-          <w:rFonts w:ascii="Consolas" w:hAnsi="Consolas"/>
+          <w:rFonts w:cs="Arial"/>
           <w:color w:val="404040"/>
-          <w:sz w:val="19"/>
         </w:rPr>
         <w:t>/status</w:t>
       </w:r>
       <w:r>
+        <w:rPr>
+          <w:rFonts w:cs="Arial"/>
+        </w:rPr>
         <w:t xml:space="preserve">; </w:t>
       </w:r>
       <w:proofErr w:type="spellStart"/>
       <w:r>
+        <w:rPr>
+          <w:rFonts w:cs="Arial"/>
+        </w:rPr>
         <w:t>muestra</w:t>
       </w:r>
       <w:proofErr w:type="spellEnd"/>
       <w:r>
+        <w:rPr>
+          <w:rFonts w:cs="Arial"/>
+        </w:rPr>
         <w:t xml:space="preserve"> </w:t>
       </w:r>
       <w:proofErr w:type="spellStart"/>
       <w:r>
+        <w:rPr>
+          <w:rFonts w:cs="Arial"/>
+        </w:rPr>
         <w:t>el</w:t>
       </w:r>
       <w:proofErr w:type="spellEnd"/>
       <w:r>
+        <w:rPr>
+          <w:rFonts w:cs="Arial"/>
+        </w:rPr>
         <w:t xml:space="preserve"> </w:t>
       </w:r>
       <w:proofErr w:type="spellStart"/>
       <w:r>
+        <w:rPr>
+          <w:rFonts w:cs="Arial"/>
+        </w:rPr>
         <w:t>estado</w:t>
       </w:r>
       <w:proofErr w:type="spellEnd"/>
       <w:r>
+        <w:rPr>
+          <w:rFonts w:cs="Arial"/>
+        </w:rPr>
         <w:t xml:space="preserve"> </w:t>
       </w:r>
       <w:proofErr w:type="spellStart"/>
       <w:r>
+        <w:rPr>
+          <w:rFonts w:cs="Arial"/>
+        </w:rPr>
         <w:t>recibido</w:t>
       </w:r>
       <w:proofErr w:type="spellEnd"/>
       <w:r>
+        <w:rPr>
+          <w:rFonts w:cs="Arial"/>
+        </w:rPr>
         <w:t>.</w:t>
       </w:r>
     </w:p>
     <w:p>
       <w:pPr>
         <w:pStyle w:val="Listaconvietas"/>
+        <w:spacing w:line="360" w:lineRule="auto"/>
+        <w:rPr>
+          <w:rFonts w:cs="Arial"/>
+        </w:rPr>
       </w:pPr>
       <w:proofErr w:type="spellStart"/>
       <w:r>
         <w:rPr>
+          <w:rFonts w:cs="Arial"/>
           <w:b/>
         </w:rPr>
         <w:t>Alternativa</w:t>
@@ -2480,78 +4351,140 @@
       <w:proofErr w:type="spellEnd"/>
       <w:r>
         <w:rPr>
+          <w:rFonts w:cs="Arial"/>
           <w:b/>
         </w:rPr>
         <w:t>:</w:t>
       </w:r>
       <w:r>
+        <w:rPr>
+          <w:rFonts w:cs="Arial"/>
+        </w:rPr>
         <w:t xml:space="preserve"> </w:t>
       </w:r>
       <w:proofErr w:type="spellStart"/>
       <w:r>
+        <w:rPr>
+          <w:rFonts w:cs="Arial"/>
+        </w:rPr>
         <w:t>si</w:t>
       </w:r>
       <w:proofErr w:type="spellEnd"/>
       <w:r>
+        <w:rPr>
+          <w:rFonts w:cs="Arial"/>
+        </w:rPr>
         <w:t xml:space="preserve"> la API no </w:t>
       </w:r>
       <w:proofErr w:type="spellStart"/>
       <w:r>
+        <w:rPr>
+          <w:rFonts w:cs="Arial"/>
+        </w:rPr>
         <w:t>responde</w:t>
       </w:r>
       <w:proofErr w:type="spellEnd"/>
       <w:r>
+        <w:rPr>
+          <w:rFonts w:cs="Arial"/>
+        </w:rPr>
         <w:t xml:space="preserve">, </w:t>
       </w:r>
       <w:proofErr w:type="spellStart"/>
       <w:r>
+        <w:rPr>
+          <w:rFonts w:cs="Arial"/>
+        </w:rPr>
         <w:t>muestra</w:t>
       </w:r>
       <w:proofErr w:type="spellEnd"/>
       <w:r>
+        <w:rPr>
+          <w:rFonts w:cs="Arial"/>
+        </w:rPr>
         <w:t xml:space="preserve"> “No se </w:t>
       </w:r>
       <w:proofErr w:type="spellStart"/>
       <w:r>
+        <w:rPr>
+          <w:rFonts w:cs="Arial"/>
+        </w:rPr>
         <w:t>pudo</w:t>
       </w:r>
       <w:proofErr w:type="spellEnd"/>
       <w:r>
+        <w:rPr>
+          <w:rFonts w:cs="Arial"/>
+        </w:rPr>
         <w:t xml:space="preserve"> </w:t>
       </w:r>
       <w:proofErr w:type="spellStart"/>
       <w:r>
+        <w:rPr>
+          <w:rFonts w:cs="Arial"/>
+        </w:rPr>
         <w:t>conectar</w:t>
       </w:r>
       <w:proofErr w:type="spellEnd"/>
       <w:r>
+        <w:rPr>
+          <w:rFonts w:cs="Arial"/>
+        </w:rPr>
         <w:t xml:space="preserve"> con la API”.</w:t>
       </w:r>
     </w:p>
     <w:p>
       <w:pPr>
-        <w:pStyle w:val="Ttulo2"/>
+        <w:pStyle w:val="Ttulo1"/>
+        <w:rPr>
+          <w:rFonts w:ascii="Arial" w:hAnsi="Arial" w:cs="Arial"/>
+          <w:color w:val="auto"/>
+          <w:sz w:val="28"/>
+        </w:rPr>
       </w:pPr>
-      <w:r>
+      <w:bookmarkStart w:id="6" w:name="_Toc235222670"/>
+      <w:r>
+        <w:rPr>
+          <w:rFonts w:ascii="Arial" w:hAnsi="Arial" w:cs="Arial"/>
+          <w:color w:val="auto"/>
+          <w:sz w:val="28"/>
+        </w:rPr>
         <w:t xml:space="preserve">CU-02: </w:t>
       </w:r>
       <w:proofErr w:type="spellStart"/>
       <w:r>
+        <w:rPr>
+          <w:rFonts w:ascii="Arial" w:hAnsi="Arial" w:cs="Arial"/>
+          <w:color w:val="auto"/>
+          <w:sz w:val="28"/>
+        </w:rPr>
         <w:t>Configurar</w:t>
       </w:r>
       <w:proofErr w:type="spellEnd"/>
       <w:r>
+        <w:rPr>
+          <w:rFonts w:ascii="Arial" w:hAnsi="Arial" w:cs="Arial"/>
+          <w:color w:val="auto"/>
+          <w:sz w:val="28"/>
+        </w:rPr>
         <w:t xml:space="preserve"> y </w:t>
       </w:r>
       <w:proofErr w:type="spellStart"/>
       <w:r>
+        <w:rPr>
+          <w:rFonts w:ascii="Arial" w:hAnsi="Arial" w:cs="Arial"/>
+          <w:color w:val="auto"/>
+          <w:sz w:val="28"/>
+        </w:rPr>
         <w:t>entrenar</w:t>
       </w:r>
+      <w:bookmarkEnd w:id="6"/>
       <w:proofErr w:type="spellEnd"/>
     </w:p>
     <w:p>
       <w:pPr>
         <w:pStyle w:val="Listaconvietas"/>
+        <w:spacing w:line="360" w:lineRule="auto"/>
       </w:pPr>
       <w:r>
         <w:rPr>
@@ -2574,6 +4507,7 @@
     <w:p>
       <w:pPr>
         <w:pStyle w:val="Listaconvietas"/>
+        <w:spacing w:line="360" w:lineRule="auto"/>
       </w:pPr>
       <w:proofErr w:type="spellStart"/>
       <w:r>
@@ -2620,6 +4554,7 @@
     <w:p>
       <w:pPr>
         <w:pStyle w:val="Listaconvietas"/>
+        <w:spacing w:line="360" w:lineRule="auto"/>
       </w:pPr>
       <w:proofErr w:type="spellStart"/>
       <w:r>
@@ -2639,6 +4574,7 @@
     <w:p>
       <w:pPr>
         <w:pStyle w:val="Listaconnmeros"/>
+        <w:spacing w:line="360" w:lineRule="auto"/>
       </w:pPr>
       <w:r>
         <w:t xml:space="preserve">El </w:t>
@@ -2663,6 +4599,7 @@
     <w:p>
       <w:pPr>
         <w:pStyle w:val="Listaconnmeros"/>
+        <w:spacing w:line="360" w:lineRule="auto"/>
       </w:pPr>
       <w:r>
         <w:t xml:space="preserve">La </w:t>
@@ -2698,6 +4635,7 @@
     <w:p>
       <w:pPr>
         <w:pStyle w:val="Listaconnmeros"/>
+        <w:spacing w:line="360" w:lineRule="auto"/>
       </w:pPr>
       <w:r>
         <w:t xml:space="preserve">La </w:t>
@@ -2733,6 +4671,7 @@
     <w:p>
       <w:pPr>
         <w:pStyle w:val="Listaconnmeros"/>
+        <w:spacing w:line="360" w:lineRule="auto"/>
       </w:pPr>
       <w:r>
         <w:t xml:space="preserve">El backend </w:t>
@@ -2789,6 +4728,7 @@
     <w:p>
       <w:pPr>
         <w:pStyle w:val="Listaconnmeros"/>
+        <w:spacing w:line="360" w:lineRule="auto"/>
       </w:pPr>
       <w:r>
         <w:t xml:space="preserve">La </w:t>
@@ -2840,6 +4780,7 @@
     <w:p>
       <w:pPr>
         <w:pStyle w:val="Listaconvietas"/>
+        <w:spacing w:line="360" w:lineRule="auto"/>
       </w:pPr>
       <w:proofErr w:type="spellStart"/>
       <w:r>
@@ -2917,28 +4858,57 @@
     </w:p>
     <w:p>
       <w:pPr>
-        <w:pStyle w:val="Ttulo2"/>
+        <w:pStyle w:val="Ttulo1"/>
+        <w:rPr>
+          <w:rFonts w:ascii="Arial" w:hAnsi="Arial" w:cs="Arial"/>
+          <w:color w:val="auto"/>
+          <w:sz w:val="28"/>
+        </w:rPr>
       </w:pPr>
-      <w:r>
+      <w:bookmarkStart w:id="7" w:name="_Toc235222671"/>
+      <w:r>
+        <w:rPr>
+          <w:rFonts w:ascii="Arial" w:hAnsi="Arial" w:cs="Arial"/>
+          <w:color w:val="auto"/>
+          <w:sz w:val="28"/>
+        </w:rPr>
+        <w:lastRenderedPageBreak/>
         <w:t xml:space="preserve">CU-03: </w:t>
       </w:r>
       <w:proofErr w:type="spellStart"/>
       <w:r>
+        <w:rPr>
+          <w:rFonts w:ascii="Arial" w:hAnsi="Arial" w:cs="Arial"/>
+          <w:color w:val="auto"/>
+          <w:sz w:val="28"/>
+        </w:rPr>
         <w:t>Consultar</w:t>
       </w:r>
       <w:proofErr w:type="spellEnd"/>
       <w:r>
+        <w:rPr>
+          <w:rFonts w:ascii="Arial" w:hAnsi="Arial" w:cs="Arial"/>
+          <w:color w:val="auto"/>
+          <w:sz w:val="28"/>
+        </w:rPr>
         <w:t xml:space="preserve"> </w:t>
       </w:r>
       <w:proofErr w:type="spellStart"/>
       <w:r>
+        <w:rPr>
+          <w:rFonts w:ascii="Arial" w:hAnsi="Arial" w:cs="Arial"/>
+          <w:color w:val="auto"/>
+          <w:sz w:val="28"/>
+        </w:rPr>
         <w:t>métricas</w:t>
       </w:r>
+      <w:bookmarkEnd w:id="7"/>
       <w:proofErr w:type="spellEnd"/>
     </w:p>
     <w:p>
       <w:pPr>
         <w:pStyle w:val="Listaconvietas"/>
+        <w:spacing w:line="360" w:lineRule="auto"/>
       </w:pPr>
       <w:r>
         <w:rPr>
@@ -2961,6 +4931,7 @@
     <w:p>
       <w:pPr>
         <w:pStyle w:val="Listaconvietas"/>
+        <w:spacing w:line="360" w:lineRule="auto"/>
       </w:pPr>
       <w:proofErr w:type="spellStart"/>
       <w:r>
@@ -2999,6 +4970,7 @@
     <w:p>
       <w:pPr>
         <w:pStyle w:val="Listaconvietas"/>
+        <w:spacing w:line="360" w:lineRule="auto"/>
       </w:pPr>
       <w:proofErr w:type="spellStart"/>
       <w:r>
@@ -3045,13 +5017,13 @@
     <w:p>
       <w:pPr>
         <w:pStyle w:val="Listaconvietas"/>
+        <w:spacing w:line="360" w:lineRule="auto"/>
       </w:pPr>
       <w:proofErr w:type="spellStart"/>
       <w:r>
         <w:rPr>
           <w:b/>
         </w:rPr>
-        <w:lastRenderedPageBreak/>
         <w:t>Alternativa</w:t>
       </w:r>
       <w:proofErr w:type="spellEnd"/>
@@ -3091,23 +5063,49 @@
     </w:p>
     <w:p>
       <w:pPr>
-        <w:pStyle w:val="Ttulo2"/>
+        <w:pStyle w:val="Ttulo1"/>
+        <w:rPr>
+          <w:rFonts w:ascii="Arial" w:hAnsi="Arial" w:cs="Arial"/>
+          <w:color w:val="auto"/>
+          <w:sz w:val="28"/>
+        </w:rPr>
       </w:pPr>
-      <w:r>
+      <w:bookmarkStart w:id="8" w:name="_Toc235222672"/>
+      <w:r>
+        <w:rPr>
+          <w:rFonts w:ascii="Arial" w:hAnsi="Arial" w:cs="Arial"/>
+          <w:color w:val="auto"/>
+          <w:sz w:val="28"/>
+        </w:rPr>
         <w:t xml:space="preserve">CU-04: </w:t>
       </w:r>
       <w:proofErr w:type="spellStart"/>
       <w:r>
+        <w:rPr>
+          <w:rFonts w:ascii="Arial" w:hAnsi="Arial" w:cs="Arial"/>
+          <w:color w:val="auto"/>
+          <w:sz w:val="28"/>
+        </w:rPr>
         <w:t>Clasificar</w:t>
       </w:r>
       <w:proofErr w:type="spellEnd"/>
       <w:r>
+        <w:rPr>
+          <w:rFonts w:ascii="Arial" w:hAnsi="Arial" w:cs="Arial"/>
+          <w:color w:val="auto"/>
+          <w:sz w:val="28"/>
+        </w:rPr>
         <w:t xml:space="preserve"> imagen</w:t>
       </w:r>
+      <w:bookmarkEnd w:id="8"/>
     </w:p>
     <w:p>
       <w:pPr>
         <w:pStyle w:val="Listaconvietas"/>
+        <w:spacing w:line="360" w:lineRule="auto"/>
+        <w:rPr>
+          <w:b/>
+        </w:rPr>
       </w:pPr>
       <w:r>
         <w:rPr>
@@ -3116,20 +5114,33 @@
         <w:t>Actor:</w:t>
       </w:r>
       <w:r>
+        <w:rPr>
+          <w:b/>
+        </w:rPr>
         <w:t xml:space="preserve"> </w:t>
       </w:r>
       <w:proofErr w:type="spellStart"/>
       <w:r>
+        <w:rPr>
+          <w:bCs/>
+        </w:rPr>
         <w:t>usuario</w:t>
       </w:r>
       <w:proofErr w:type="spellEnd"/>
       <w:r>
+        <w:rPr>
+          <w:bCs/>
+        </w:rPr>
         <w:t>.</w:t>
       </w:r>
     </w:p>
     <w:p>
       <w:pPr>
         <w:pStyle w:val="Listaconvietas"/>
+        <w:spacing w:line="360" w:lineRule="auto"/>
+        <w:rPr>
+          <w:b/>
+        </w:rPr>
       </w:pPr>
       <w:proofErr w:type="spellStart"/>
       <w:r>
@@ -3146,33 +5157,49 @@
         <w:t>:</w:t>
       </w:r>
       <w:r>
+        <w:rPr>
+          <w:b/>
+        </w:rPr>
         <w:t xml:space="preserve"> </w:t>
       </w:r>
       <w:proofErr w:type="spellStart"/>
       <w:r>
+        <w:rPr>
+          <w:bCs/>
+        </w:rPr>
         <w:t>existe</w:t>
       </w:r>
       <w:proofErr w:type="spellEnd"/>
       <w:r>
+        <w:rPr>
+          <w:bCs/>
+        </w:rPr>
         <w:t xml:space="preserve"> </w:t>
       </w:r>
       <w:proofErr w:type="spellStart"/>
-      <w:r>
-        <w:rPr>
-          <w:rFonts w:ascii="Consolas" w:hAnsi="Consolas"/>
-          <w:color w:val="404040"/>
-          <w:sz w:val="19"/>
+      <w:proofErr w:type="gramStart"/>
+      <w:r>
+        <w:rPr>
+          <w:bCs/>
         </w:rPr>
         <w:t>model.keras</w:t>
       </w:r>
       <w:proofErr w:type="spellEnd"/>
-      <w:r>
+      <w:proofErr w:type="gramEnd"/>
+      <w:r>
+        <w:rPr>
+          <w:bCs/>
+        </w:rPr>
         <w:t>.</w:t>
       </w:r>
     </w:p>
     <w:p>
       <w:pPr>
         <w:pStyle w:val="Listaconvietas"/>
+        <w:spacing w:line="360" w:lineRule="auto"/>
+        <w:rPr>
+          <w:b/>
+        </w:rPr>
       </w:pPr>
       <w:proofErr w:type="spellStart"/>
       <w:r>
@@ -3189,68 +5216,117 @@
         <w:t xml:space="preserve"> principal:</w:t>
       </w:r>
       <w:r>
+        <w:rPr>
+          <w:b/>
+        </w:rPr>
         <w:t xml:space="preserve"> </w:t>
       </w:r>
       <w:proofErr w:type="spellStart"/>
       <w:r>
+        <w:rPr>
+          <w:bCs/>
+        </w:rPr>
         <w:t>selecciona</w:t>
       </w:r>
       <w:proofErr w:type="spellEnd"/>
       <w:r>
+        <w:rPr>
+          <w:bCs/>
+        </w:rPr>
         <w:t xml:space="preserve"> la imagen, </w:t>
       </w:r>
       <w:proofErr w:type="spellStart"/>
       <w:r>
+        <w:rPr>
+          <w:bCs/>
+        </w:rPr>
         <w:t>revisa</w:t>
       </w:r>
       <w:proofErr w:type="spellEnd"/>
       <w:r>
+        <w:rPr>
+          <w:bCs/>
+        </w:rPr>
         <w:t xml:space="preserve"> la vista previa, </w:t>
       </w:r>
       <w:proofErr w:type="spellStart"/>
       <w:r>
+        <w:rPr>
+          <w:bCs/>
+        </w:rPr>
         <w:t>pulsa</w:t>
       </w:r>
       <w:proofErr w:type="spellEnd"/>
       <w:r>
+        <w:rPr>
+          <w:bCs/>
+        </w:rPr>
         <w:t xml:space="preserve"> </w:t>
       </w:r>
       <w:proofErr w:type="spellStart"/>
       <w:r>
+        <w:rPr>
+          <w:bCs/>
+        </w:rPr>
         <w:t>predecir</w:t>
       </w:r>
       <w:proofErr w:type="spellEnd"/>
       <w:r>
+        <w:rPr>
+          <w:bCs/>
+        </w:rPr>
         <w:t xml:space="preserve"> y </w:t>
       </w:r>
       <w:proofErr w:type="spellStart"/>
       <w:r>
+        <w:rPr>
+          <w:bCs/>
+        </w:rPr>
         <w:t>recibe</w:t>
       </w:r>
       <w:proofErr w:type="spellEnd"/>
       <w:r>
+        <w:rPr>
+          <w:bCs/>
+        </w:rPr>
         <w:t xml:space="preserve"> la </w:t>
       </w:r>
       <w:proofErr w:type="spellStart"/>
       <w:r>
+        <w:rPr>
+          <w:bCs/>
+        </w:rPr>
         <w:t>clase</w:t>
       </w:r>
       <w:proofErr w:type="spellEnd"/>
       <w:r>
+        <w:rPr>
+          <w:bCs/>
+        </w:rPr>
         <w:t xml:space="preserve"> y </w:t>
       </w:r>
       <w:proofErr w:type="spellStart"/>
       <w:r>
+        <w:rPr>
+          <w:bCs/>
+        </w:rPr>
         <w:t>probabilidades</w:t>
       </w:r>
       <w:proofErr w:type="spellEnd"/>
       <w:r>
+        <w:rPr>
+          <w:bCs/>
+        </w:rPr>
         <w:t>.</w:t>
       </w:r>
     </w:p>
     <w:p>
       <w:pPr>
         <w:pStyle w:val="Listaconvietas"/>
+        <w:spacing w:line="360" w:lineRule="auto"/>
+        <w:rPr>
+          <w:b/>
+        </w:rPr>
       </w:pPr>
       <w:proofErr w:type="spellStart"/>
       <w:r>
@@ -3267,85 +5343,169 @@
         <w:t>:</w:t>
       </w:r>
       <w:r>
-        <w:t xml:space="preserve"> sin </w:t>
-      </w:r>
-      <w:proofErr w:type="spellStart"/>
-      <w:r>
+        <w:rPr>
+          <w:b/>
+        </w:rPr>
+        <w:t xml:space="preserve"> </w:t>
+      </w:r>
+      <w:r>
+        <w:rPr>
+          <w:bCs/>
+        </w:rPr>
+        <w:t xml:space="preserve">sin </w:t>
+      </w:r>
+      <w:proofErr w:type="spellStart"/>
+      <w:r>
+        <w:rPr>
+          <w:bCs/>
+        </w:rPr>
         <w:t>modelo</w:t>
       </w:r>
       <w:proofErr w:type="spellEnd"/>
       <w:r>
+        <w:rPr>
+          <w:bCs/>
+        </w:rPr>
         <w:t xml:space="preserve"> (400), </w:t>
       </w:r>
       <w:proofErr w:type="spellStart"/>
       <w:r>
+        <w:rPr>
+          <w:bCs/>
+        </w:rPr>
         <w:t>archivo</w:t>
       </w:r>
       <w:proofErr w:type="spellEnd"/>
       <w:r>
+        <w:rPr>
+          <w:bCs/>
+        </w:rPr>
         <w:t xml:space="preserve"> </w:t>
       </w:r>
       <w:proofErr w:type="spellStart"/>
       <w:r>
+        <w:rPr>
+          <w:bCs/>
+        </w:rPr>
         <w:t>ilegible</w:t>
       </w:r>
       <w:proofErr w:type="spellEnd"/>
       <w:r>
+        <w:rPr>
+          <w:bCs/>
+        </w:rPr>
         <w:t xml:space="preserve"> o </w:t>
       </w:r>
       <w:proofErr w:type="spellStart"/>
       <w:r>
+        <w:rPr>
+          <w:bCs/>
+        </w:rPr>
         <w:t>fallo</w:t>
       </w:r>
       <w:proofErr w:type="spellEnd"/>
       <w:r>
+        <w:rPr>
+          <w:bCs/>
+        </w:rPr>
         <w:t xml:space="preserve"> de </w:t>
       </w:r>
       <w:proofErr w:type="spellStart"/>
       <w:r>
+        <w:rPr>
+          <w:bCs/>
+        </w:rPr>
         <w:t>inferencia</w:t>
       </w:r>
       <w:proofErr w:type="spellEnd"/>
       <w:r>
+        <w:rPr>
+          <w:bCs/>
+        </w:rPr>
         <w:t xml:space="preserve"> (500).</w:t>
       </w:r>
     </w:p>
     <w:p>
       <w:pPr>
         <w:pStyle w:val="Ttulo1"/>
+        <w:rPr>
+          <w:rFonts w:ascii="Arial" w:hAnsi="Arial" w:cs="Arial"/>
+          <w:color w:val="auto"/>
+          <w:sz w:val="28"/>
+        </w:rPr>
       </w:pPr>
-      <w:r>
+      <w:bookmarkStart w:id="9" w:name="_Toc235222673"/>
+      <w:r>
+        <w:rPr>
+          <w:rFonts w:ascii="Arial" w:hAnsi="Arial" w:cs="Arial"/>
+          <w:color w:val="auto"/>
+          <w:sz w:val="28"/>
+        </w:rPr>
         <w:t xml:space="preserve">6. </w:t>
       </w:r>
       <w:proofErr w:type="spellStart"/>
       <w:r>
+        <w:rPr>
+          <w:rFonts w:ascii="Arial" w:hAnsi="Arial" w:cs="Arial"/>
+          <w:color w:val="auto"/>
+          <w:sz w:val="28"/>
+        </w:rPr>
         <w:t>Pantallas</w:t>
       </w:r>
       <w:proofErr w:type="spellEnd"/>
       <w:r>
+        <w:rPr>
+          <w:rFonts w:ascii="Arial" w:hAnsi="Arial" w:cs="Arial"/>
+          <w:color w:val="auto"/>
+          <w:sz w:val="28"/>
+        </w:rPr>
         <w:t xml:space="preserve"> y </w:t>
       </w:r>
       <w:proofErr w:type="spellStart"/>
       <w:r>
+        <w:rPr>
+          <w:rFonts w:ascii="Arial" w:hAnsi="Arial" w:cs="Arial"/>
+          <w:color w:val="auto"/>
+          <w:sz w:val="28"/>
+        </w:rPr>
         <w:t>controles</w:t>
       </w:r>
+      <w:bookmarkEnd w:id="9"/>
       <w:proofErr w:type="spellEnd"/>
     </w:p>
     <w:p>
       <w:pPr>
-        <w:pStyle w:val="Ttulo2"/>
+        <w:pStyle w:val="Ttulo1"/>
+        <w:rPr>
+          <w:rFonts w:ascii="Arial" w:hAnsi="Arial" w:cs="Arial"/>
+          <w:color w:val="auto"/>
+          <w:sz w:val="28"/>
+        </w:rPr>
       </w:pPr>
-      <w:r>
+      <w:bookmarkStart w:id="10" w:name="_Toc235222674"/>
+      <w:r>
+        <w:rPr>
+          <w:rFonts w:ascii="Arial" w:hAnsi="Arial" w:cs="Arial"/>
+          <w:color w:val="auto"/>
+          <w:sz w:val="28"/>
+        </w:rPr>
         <w:t xml:space="preserve">6.1 Cabecera y </w:t>
       </w:r>
       <w:proofErr w:type="spellStart"/>
       <w:r>
+        <w:rPr>
+          <w:rFonts w:ascii="Arial" w:hAnsi="Arial" w:cs="Arial"/>
+          <w:color w:val="auto"/>
+          <w:sz w:val="28"/>
+        </w:rPr>
         <w:t>conexión</w:t>
       </w:r>
+      <w:bookmarkEnd w:id="10"/>
       <w:proofErr w:type="spellEnd"/>
     </w:p>
     <w:p>
       <w:pPr>
+        <w:spacing w:line="360" w:lineRule="auto"/>
         <w:jc w:val="both"/>
       </w:pPr>
       <w:r>
@@ -3421,7 +5581,15 @@
       </w:r>
       <w:proofErr w:type="spellEnd"/>
       <w:r>
-        <w:t xml:space="preserve"> a </w:t>
+        <w:t xml:space="preserve"> </w:t>
+      </w:r>
+      <w:proofErr w:type="gramStart"/>
+      <w:r>
+        <w:t>a</w:t>
+      </w:r>
+      <w:proofErr w:type="gramEnd"/>
+      <w:r>
+        <w:t xml:space="preserve"> </w:t>
       </w:r>
       <w:proofErr w:type="spellStart"/>
       <w:r>
@@ -3450,20 +5618,38 @@
     </w:p>
     <w:p>
       <w:pPr>
-        <w:pStyle w:val="Ttulo2"/>
+        <w:pStyle w:val="Ttulo1"/>
+        <w:rPr>
+          <w:rFonts w:ascii="Arial" w:hAnsi="Arial" w:cs="Arial"/>
+          <w:color w:val="auto"/>
+          <w:sz w:val="28"/>
+        </w:rPr>
       </w:pPr>
-      <w:r>
+      <w:bookmarkStart w:id="11" w:name="_Toc235222675"/>
+      <w:r>
+        <w:rPr>
+          <w:rFonts w:ascii="Arial" w:hAnsi="Arial" w:cs="Arial"/>
+          <w:color w:val="auto"/>
+          <w:sz w:val="28"/>
+        </w:rPr>
         <w:t xml:space="preserve">6.2 Panel de </w:t>
       </w:r>
       <w:proofErr w:type="spellStart"/>
       <w:r>
+        <w:rPr>
+          <w:rFonts w:ascii="Arial" w:hAnsi="Arial" w:cs="Arial"/>
+          <w:color w:val="auto"/>
+          <w:sz w:val="28"/>
+        </w:rPr>
         <w:t>configuración</w:t>
       </w:r>
+      <w:bookmarkEnd w:id="11"/>
       <w:proofErr w:type="spellEnd"/>
     </w:p>
     <w:p>
       <w:pPr>
         <w:pStyle w:val="Listaconvietas"/>
+        <w:spacing w:line="360" w:lineRule="auto"/>
       </w:pPr>
       <w:proofErr w:type="spellStart"/>
       <w:r>
@@ -3486,6 +5672,7 @@
     <w:p>
       <w:pPr>
         <w:pStyle w:val="Listaconvietas"/>
+        <w:spacing w:line="360" w:lineRule="auto"/>
       </w:pPr>
       <w:r>
         <w:rPr>
@@ -3508,6 +5695,7 @@
     <w:p>
       <w:pPr>
         <w:pStyle w:val="Listaconvietas"/>
+        <w:spacing w:line="360" w:lineRule="auto"/>
       </w:pPr>
       <w:r>
         <w:rPr>
@@ -3522,6 +5710,7 @@
     <w:p>
       <w:pPr>
         <w:pStyle w:val="Listaconvietas"/>
+        <w:spacing w:line="360" w:lineRule="auto"/>
       </w:pPr>
       <w:proofErr w:type="spellStart"/>
       <w:r>
@@ -3544,6 +5733,7 @@
     <w:p>
       <w:pPr>
         <w:pStyle w:val="Listaconvietas"/>
+        <w:spacing w:line="360" w:lineRule="auto"/>
       </w:pPr>
       <w:r>
         <w:rPr>
@@ -3558,6 +5748,7 @@
     <w:p>
       <w:pPr>
         <w:pStyle w:val="Listaconvietas"/>
+        <w:spacing w:line="360" w:lineRule="auto"/>
       </w:pPr>
       <w:proofErr w:type="spellStart"/>
       <w:r>
@@ -3618,6 +5809,7 @@
     <w:p>
       <w:pPr>
         <w:pStyle w:val="Listaconvietas"/>
+        <w:spacing w:line="360" w:lineRule="auto"/>
       </w:pPr>
       <w:proofErr w:type="spellStart"/>
       <w:r>
@@ -3685,274 +5877,6 @@
       <w:proofErr w:type="spellStart"/>
       <w:r>
         <w:t>pantalla</w:t>
-      </w:r>
-      <w:proofErr w:type="spellEnd"/>
-      <w:r>
-        <w:t>.</w:t>
-      </w:r>
-    </w:p>
-    <w:p>
-      <w:pPr>
-        <w:pStyle w:val="Ttulo2"/>
-      </w:pPr>
-      <w:r>
-        <w:t xml:space="preserve">6.3 </w:t>
-      </w:r>
-      <w:proofErr w:type="spellStart"/>
-      <w:r>
-        <w:t>Resultados</w:t>
-      </w:r>
-      <w:proofErr w:type="spellEnd"/>
-    </w:p>
-    <w:p>
-      <w:pPr>
-        <w:jc w:val="both"/>
-      </w:pPr>
-      <w:proofErr w:type="spellStart"/>
-      <w:r>
-        <w:t>Presenta</w:t>
-      </w:r>
-      <w:proofErr w:type="spellEnd"/>
-      <w:r>
-        <w:t xml:space="preserve"> accuracy y loss finales para </w:t>
-      </w:r>
-      <w:proofErr w:type="spellStart"/>
-      <w:r>
-        <w:t>entrenamiento</w:t>
-      </w:r>
-      <w:proofErr w:type="spellEnd"/>
-      <w:r>
-        <w:t xml:space="preserve"> y </w:t>
-      </w:r>
-      <w:proofErr w:type="spellStart"/>
-      <w:r>
-        <w:t>validación</w:t>
-      </w:r>
-      <w:proofErr w:type="spellEnd"/>
-      <w:r>
-        <w:t xml:space="preserve">. Dos </w:t>
-      </w:r>
-      <w:proofErr w:type="spellStart"/>
-      <w:r>
-        <w:t>gráficas</w:t>
-      </w:r>
-      <w:proofErr w:type="spellEnd"/>
-      <w:r>
-        <w:t xml:space="preserve"> </w:t>
-      </w:r>
-      <w:proofErr w:type="spellStart"/>
-      <w:r>
-        <w:t>muestran</w:t>
-      </w:r>
-      <w:proofErr w:type="spellEnd"/>
-      <w:r>
-        <w:t xml:space="preserve"> </w:t>
-      </w:r>
-      <w:proofErr w:type="spellStart"/>
-      <w:r>
-        <w:t>su</w:t>
-      </w:r>
-      <w:proofErr w:type="spellEnd"/>
-      <w:r>
-        <w:t xml:space="preserve"> </w:t>
-      </w:r>
-      <w:proofErr w:type="spellStart"/>
-      <w:r>
-        <w:t>evolución</w:t>
-      </w:r>
-      <w:proofErr w:type="spellEnd"/>
-      <w:r>
-        <w:t xml:space="preserve"> por </w:t>
-      </w:r>
-      <w:proofErr w:type="spellStart"/>
-      <w:r>
-        <w:t>época</w:t>
-      </w:r>
-      <w:proofErr w:type="spellEnd"/>
-      <w:r>
-        <w:t xml:space="preserve">. El </w:t>
-      </w:r>
-      <w:proofErr w:type="spellStart"/>
-      <w:r>
-        <w:t>resumen</w:t>
-      </w:r>
-      <w:proofErr w:type="spellEnd"/>
-      <w:r>
-        <w:t xml:space="preserve"> </w:t>
-      </w:r>
-      <w:proofErr w:type="spellStart"/>
-      <w:r>
-        <w:t>conserva</w:t>
-      </w:r>
-      <w:proofErr w:type="spellEnd"/>
-      <w:r>
-        <w:t xml:space="preserve"> </w:t>
-      </w:r>
-      <w:proofErr w:type="spellStart"/>
-      <w:r>
-        <w:t>configuración</w:t>
-      </w:r>
-      <w:proofErr w:type="spellEnd"/>
-      <w:r>
-        <w:t xml:space="preserve">, </w:t>
-      </w:r>
-      <w:proofErr w:type="spellStart"/>
-      <w:r>
-        <w:t>fecha</w:t>
-      </w:r>
-      <w:proofErr w:type="spellEnd"/>
-      <w:r>
-        <w:t xml:space="preserve"> y, </w:t>
-      </w:r>
-      <w:proofErr w:type="spellStart"/>
-      <w:r>
-        <w:t>tras</w:t>
-      </w:r>
-      <w:proofErr w:type="spellEnd"/>
-      <w:r>
-        <w:t xml:space="preserve"> una corrida </w:t>
-      </w:r>
-      <w:proofErr w:type="spellStart"/>
-      <w:r>
-        <w:t>iniciada</w:t>
-      </w:r>
-      <w:proofErr w:type="spellEnd"/>
-      <w:r>
-        <w:t xml:space="preserve"> </w:t>
-      </w:r>
-      <w:proofErr w:type="spellStart"/>
-      <w:r>
-        <w:t>desde</w:t>
-      </w:r>
-      <w:proofErr w:type="spellEnd"/>
-      <w:r>
-        <w:t xml:space="preserve"> </w:t>
-      </w:r>
-      <w:proofErr w:type="spellStart"/>
-      <w:r>
-        <w:t>esa</w:t>
-      </w:r>
-      <w:proofErr w:type="spellEnd"/>
-      <w:r>
-        <w:t xml:space="preserve"> </w:t>
-      </w:r>
-      <w:proofErr w:type="spellStart"/>
-      <w:r>
-        <w:t>sesión</w:t>
-      </w:r>
-      <w:proofErr w:type="spellEnd"/>
-      <w:r>
-        <w:t xml:space="preserve">, </w:t>
-      </w:r>
-      <w:proofErr w:type="spellStart"/>
-      <w:r>
-        <w:t>tiempo</w:t>
-      </w:r>
-      <w:proofErr w:type="spellEnd"/>
-      <w:r>
-        <w:t xml:space="preserve"> de </w:t>
-      </w:r>
-      <w:proofErr w:type="spellStart"/>
-      <w:r>
-        <w:t>entrenamiento</w:t>
-      </w:r>
-      <w:proofErr w:type="spellEnd"/>
-      <w:r>
-        <w:t>.</w:t>
-      </w:r>
-    </w:p>
-    <w:p>
-      <w:pPr>
-        <w:pStyle w:val="Ttulo2"/>
-      </w:pPr>
-      <w:r>
-        <w:t xml:space="preserve">6.4 </w:t>
-      </w:r>
-      <w:proofErr w:type="spellStart"/>
-      <w:r>
-        <w:t>Predicción</w:t>
-      </w:r>
-      <w:proofErr w:type="spellEnd"/>
-    </w:p>
-    <w:p>
-      <w:pPr>
-        <w:jc w:val="both"/>
-      </w:pPr>
-      <w:proofErr w:type="spellStart"/>
-      <w:r>
-        <w:t>Permite</w:t>
-      </w:r>
-      <w:proofErr w:type="spellEnd"/>
-      <w:r>
-        <w:t xml:space="preserve"> </w:t>
-      </w:r>
-      <w:proofErr w:type="spellStart"/>
-      <w:r>
-        <w:t>seleccionar</w:t>
-      </w:r>
-      <w:proofErr w:type="spellEnd"/>
-      <w:r>
-        <w:t xml:space="preserve"> una imagen, </w:t>
-      </w:r>
-      <w:proofErr w:type="spellStart"/>
-      <w:r>
-        <w:t>observar</w:t>
-      </w:r>
-      <w:proofErr w:type="spellEnd"/>
-      <w:r>
-        <w:t xml:space="preserve"> </w:t>
-      </w:r>
-      <w:proofErr w:type="spellStart"/>
-      <w:r>
-        <w:t>su</w:t>
-      </w:r>
-      <w:proofErr w:type="spellEnd"/>
-      <w:r>
-        <w:t xml:space="preserve"> vista previa, </w:t>
-      </w:r>
-      <w:proofErr w:type="spellStart"/>
-      <w:r>
-        <w:t>ejecutar</w:t>
-      </w:r>
-      <w:proofErr w:type="spellEnd"/>
-      <w:r>
-        <w:t xml:space="preserve"> la </w:t>
-      </w:r>
-      <w:proofErr w:type="spellStart"/>
-      <w:r>
-        <w:t>predicción</w:t>
-      </w:r>
-      <w:proofErr w:type="spellEnd"/>
-      <w:r>
-        <w:t xml:space="preserve"> y </w:t>
-      </w:r>
-      <w:proofErr w:type="spellStart"/>
-      <w:r>
-        <w:t>consultar</w:t>
-      </w:r>
-      <w:proofErr w:type="spellEnd"/>
-      <w:r>
-        <w:t xml:space="preserve"> las </w:t>
-      </w:r>
-      <w:proofErr w:type="spellStart"/>
-      <w:r>
-        <w:t>cinco</w:t>
-      </w:r>
-      <w:proofErr w:type="spellEnd"/>
-      <w:r>
-        <w:t xml:space="preserve"> </w:t>
-      </w:r>
-      <w:proofErr w:type="spellStart"/>
-      <w:r>
-        <w:t>clases</w:t>
-      </w:r>
-      <w:proofErr w:type="spellEnd"/>
-      <w:r>
-        <w:t xml:space="preserve"> con mayor </w:t>
-      </w:r>
-      <w:proofErr w:type="spellStart"/>
-      <w:r>
-        <w:t>probabilidad</w:t>
       </w:r>
       <w:proofErr w:type="spellEnd"/>
       <w:r>
@@ -3962,23 +5886,354 @@
     <w:p>
       <w:pPr>
         <w:pStyle w:val="Ttulo1"/>
+        <w:rPr>
+          <w:rFonts w:ascii="Arial" w:hAnsi="Arial" w:cs="Arial"/>
+          <w:color w:val="auto"/>
+          <w:sz w:val="28"/>
+        </w:rPr>
       </w:pPr>
-      <w:r>
+      <w:bookmarkStart w:id="12" w:name="_Toc235222676"/>
+      <w:r>
+        <w:rPr>
+          <w:rFonts w:ascii="Arial" w:hAnsi="Arial" w:cs="Arial"/>
+          <w:color w:val="auto"/>
+          <w:sz w:val="28"/>
+        </w:rPr>
+        <w:t xml:space="preserve">6.3 </w:t>
+      </w:r>
+      <w:proofErr w:type="spellStart"/>
+      <w:r>
+        <w:rPr>
+          <w:rFonts w:ascii="Arial" w:hAnsi="Arial" w:cs="Arial"/>
+          <w:color w:val="auto"/>
+          <w:sz w:val="28"/>
+        </w:rPr>
+        <w:t>Resultados</w:t>
+      </w:r>
+      <w:bookmarkEnd w:id="12"/>
+      <w:proofErr w:type="spellEnd"/>
+    </w:p>
+    <w:p>
+      <w:pPr>
+        <w:spacing w:line="360" w:lineRule="auto"/>
+        <w:jc w:val="both"/>
+      </w:pPr>
+      <w:proofErr w:type="spellStart"/>
+      <w:r>
+        <w:t>Presenta</w:t>
+      </w:r>
+      <w:proofErr w:type="spellEnd"/>
+      <w:r>
+        <w:t xml:space="preserve"> accuracy y loss finales para </w:t>
+      </w:r>
+      <w:proofErr w:type="spellStart"/>
+      <w:r>
+        <w:t>entrenamiento</w:t>
+      </w:r>
+      <w:proofErr w:type="spellEnd"/>
+      <w:r>
+        <w:t xml:space="preserve"> y </w:t>
+      </w:r>
+      <w:proofErr w:type="spellStart"/>
+      <w:r>
+        <w:t>validación</w:t>
+      </w:r>
+      <w:proofErr w:type="spellEnd"/>
+      <w:r>
+        <w:t xml:space="preserve">. Dos </w:t>
+      </w:r>
+      <w:proofErr w:type="spellStart"/>
+      <w:r>
+        <w:t>gráficas</w:t>
+      </w:r>
+      <w:proofErr w:type="spellEnd"/>
+      <w:r>
+        <w:t xml:space="preserve"> </w:t>
+      </w:r>
+      <w:proofErr w:type="spellStart"/>
+      <w:r>
+        <w:t>muestran</w:t>
+      </w:r>
+      <w:proofErr w:type="spellEnd"/>
+      <w:r>
+        <w:t xml:space="preserve"> </w:t>
+      </w:r>
+      <w:proofErr w:type="spellStart"/>
+      <w:r>
+        <w:t>su</w:t>
+      </w:r>
+      <w:proofErr w:type="spellEnd"/>
+      <w:r>
+        <w:t xml:space="preserve"> </w:t>
+      </w:r>
+      <w:proofErr w:type="spellStart"/>
+      <w:r>
+        <w:t>evolución</w:t>
+      </w:r>
+      <w:proofErr w:type="spellEnd"/>
+      <w:r>
+        <w:t xml:space="preserve"> por </w:t>
+      </w:r>
+      <w:proofErr w:type="spellStart"/>
+      <w:r>
+        <w:t>época</w:t>
+      </w:r>
+      <w:proofErr w:type="spellEnd"/>
+      <w:r>
+        <w:t xml:space="preserve">. El </w:t>
+      </w:r>
+      <w:proofErr w:type="spellStart"/>
+      <w:r>
+        <w:t>resumen</w:t>
+      </w:r>
+      <w:proofErr w:type="spellEnd"/>
+      <w:r>
+        <w:t xml:space="preserve"> </w:t>
+      </w:r>
+      <w:proofErr w:type="spellStart"/>
+      <w:r>
+        <w:t>conserva</w:t>
+      </w:r>
+      <w:proofErr w:type="spellEnd"/>
+      <w:r>
+        <w:t xml:space="preserve"> </w:t>
+      </w:r>
+      <w:proofErr w:type="spellStart"/>
+      <w:r>
+        <w:t>configuración</w:t>
+      </w:r>
+      <w:proofErr w:type="spellEnd"/>
+      <w:r>
+        <w:t xml:space="preserve">, </w:t>
+      </w:r>
+      <w:proofErr w:type="spellStart"/>
+      <w:r>
+        <w:t>fecha</w:t>
+      </w:r>
+      <w:proofErr w:type="spellEnd"/>
+      <w:r>
+        <w:t xml:space="preserve"> y, </w:t>
+      </w:r>
+      <w:proofErr w:type="spellStart"/>
+      <w:r>
+        <w:t>tras</w:t>
+      </w:r>
+      <w:proofErr w:type="spellEnd"/>
+      <w:r>
+        <w:t xml:space="preserve"> una corrida </w:t>
+      </w:r>
+      <w:proofErr w:type="spellStart"/>
+      <w:r>
+        <w:t>iniciada</w:t>
+      </w:r>
+      <w:proofErr w:type="spellEnd"/>
+      <w:r>
+        <w:t xml:space="preserve"> </w:t>
+      </w:r>
+      <w:proofErr w:type="spellStart"/>
+      <w:r>
+        <w:t>desde</w:t>
+      </w:r>
+      <w:proofErr w:type="spellEnd"/>
+      <w:r>
+        <w:t xml:space="preserve"> </w:t>
+      </w:r>
+      <w:proofErr w:type="spellStart"/>
+      <w:r>
+        <w:t>esa</w:t>
+      </w:r>
+      <w:proofErr w:type="spellEnd"/>
+      <w:r>
+        <w:t xml:space="preserve"> </w:t>
+      </w:r>
+      <w:proofErr w:type="spellStart"/>
+      <w:r>
+        <w:t>sesión</w:t>
+      </w:r>
+      <w:proofErr w:type="spellEnd"/>
+      <w:r>
+        <w:t xml:space="preserve">, </w:t>
+      </w:r>
+      <w:proofErr w:type="spellStart"/>
+      <w:r>
+        <w:t>tiempo</w:t>
+      </w:r>
+      <w:proofErr w:type="spellEnd"/>
+      <w:r>
+        <w:t xml:space="preserve"> de </w:t>
+      </w:r>
+      <w:proofErr w:type="spellStart"/>
+      <w:r>
+        <w:t>entrenamiento</w:t>
+      </w:r>
+      <w:proofErr w:type="spellEnd"/>
+      <w:r>
+        <w:t>.</w:t>
+      </w:r>
+    </w:p>
+    <w:p>
+      <w:pPr>
+        <w:pStyle w:val="Ttulo1"/>
+        <w:rPr>
+          <w:rFonts w:ascii="Arial" w:hAnsi="Arial" w:cs="Arial"/>
+          <w:color w:val="auto"/>
+          <w:sz w:val="28"/>
+        </w:rPr>
+      </w:pPr>
+      <w:bookmarkStart w:id="13" w:name="_Toc235222677"/>
+      <w:r>
+        <w:rPr>
+          <w:rFonts w:ascii="Arial" w:hAnsi="Arial" w:cs="Arial"/>
+          <w:color w:val="auto"/>
+          <w:sz w:val="28"/>
+        </w:rPr>
+        <w:t xml:space="preserve">6.4 </w:t>
+      </w:r>
+      <w:proofErr w:type="spellStart"/>
+      <w:r>
+        <w:rPr>
+          <w:rFonts w:ascii="Arial" w:hAnsi="Arial" w:cs="Arial"/>
+          <w:color w:val="auto"/>
+          <w:sz w:val="28"/>
+        </w:rPr>
+        <w:t>Predicción</w:t>
+      </w:r>
+      <w:bookmarkEnd w:id="13"/>
+      <w:proofErr w:type="spellEnd"/>
+    </w:p>
+    <w:p>
+      <w:pPr>
+        <w:spacing w:line="360" w:lineRule="auto"/>
+        <w:jc w:val="both"/>
+      </w:pPr>
+      <w:proofErr w:type="spellStart"/>
+      <w:r>
+        <w:t>Permite</w:t>
+      </w:r>
+      <w:proofErr w:type="spellEnd"/>
+      <w:r>
+        <w:t xml:space="preserve"> </w:t>
+      </w:r>
+      <w:proofErr w:type="spellStart"/>
+      <w:r>
+        <w:t>seleccionar</w:t>
+      </w:r>
+      <w:proofErr w:type="spellEnd"/>
+      <w:r>
+        <w:t xml:space="preserve"> una imagen, </w:t>
+      </w:r>
+      <w:proofErr w:type="spellStart"/>
+      <w:r>
+        <w:t>observar</w:t>
+      </w:r>
+      <w:proofErr w:type="spellEnd"/>
+      <w:r>
+        <w:t xml:space="preserve"> </w:t>
+      </w:r>
+      <w:proofErr w:type="spellStart"/>
+      <w:r>
+        <w:t>su</w:t>
+      </w:r>
+      <w:proofErr w:type="spellEnd"/>
+      <w:r>
+        <w:t xml:space="preserve"> vista previa, </w:t>
+      </w:r>
+      <w:proofErr w:type="spellStart"/>
+      <w:r>
+        <w:t>ejecutar</w:t>
+      </w:r>
+      <w:proofErr w:type="spellEnd"/>
+      <w:r>
+        <w:t xml:space="preserve"> la </w:t>
+      </w:r>
+      <w:proofErr w:type="spellStart"/>
+      <w:r>
+        <w:t>predicción</w:t>
+      </w:r>
+      <w:proofErr w:type="spellEnd"/>
+      <w:r>
+        <w:t xml:space="preserve"> y </w:t>
+      </w:r>
+      <w:proofErr w:type="spellStart"/>
+      <w:r>
+        <w:t>consultar</w:t>
+      </w:r>
+      <w:proofErr w:type="spellEnd"/>
+      <w:r>
+        <w:t xml:space="preserve"> las </w:t>
+      </w:r>
+      <w:proofErr w:type="spellStart"/>
+      <w:r>
+        <w:t>cinco</w:t>
+      </w:r>
+      <w:proofErr w:type="spellEnd"/>
+      <w:r>
+        <w:t xml:space="preserve"> </w:t>
+      </w:r>
+      <w:proofErr w:type="spellStart"/>
+      <w:r>
+        <w:t>clases</w:t>
+      </w:r>
+      <w:proofErr w:type="spellEnd"/>
+      <w:r>
+        <w:t xml:space="preserve"> con mayor </w:t>
+      </w:r>
+      <w:proofErr w:type="spellStart"/>
+      <w:r>
+        <w:t>probabilidad</w:t>
+      </w:r>
+      <w:proofErr w:type="spellEnd"/>
+      <w:r>
+        <w:t>.</w:t>
+      </w:r>
+    </w:p>
+    <w:p>
+      <w:pPr>
+        <w:pStyle w:val="Ttulo1"/>
+        <w:rPr>
+          <w:rFonts w:ascii="Arial" w:hAnsi="Arial" w:cs="Arial"/>
+          <w:color w:val="auto"/>
+          <w:sz w:val="28"/>
+        </w:rPr>
+      </w:pPr>
+      <w:bookmarkStart w:id="14" w:name="_Toc235222678"/>
+      <w:r>
+        <w:rPr>
+          <w:rFonts w:ascii="Arial" w:hAnsi="Arial" w:cs="Arial"/>
+          <w:color w:val="auto"/>
+          <w:sz w:val="28"/>
+        </w:rPr>
         <w:lastRenderedPageBreak/>
         <w:t xml:space="preserve">7. </w:t>
       </w:r>
       <w:proofErr w:type="spellStart"/>
       <w:r>
+        <w:rPr>
+          <w:rFonts w:ascii="Arial" w:hAnsi="Arial" w:cs="Arial"/>
+          <w:color w:val="auto"/>
+          <w:sz w:val="28"/>
+        </w:rPr>
         <w:t>Captura</w:t>
       </w:r>
       <w:proofErr w:type="spellEnd"/>
       <w:r>
+        <w:rPr>
+          <w:rFonts w:ascii="Arial" w:hAnsi="Arial" w:cs="Arial"/>
+          <w:color w:val="auto"/>
+          <w:sz w:val="28"/>
+        </w:rPr>
         <w:t xml:space="preserve"> del </w:t>
       </w:r>
       <w:proofErr w:type="spellStart"/>
       <w:r>
+        <w:rPr>
+          <w:rFonts w:ascii="Arial" w:hAnsi="Arial" w:cs="Arial"/>
+          <w:color w:val="auto"/>
+          <w:sz w:val="28"/>
+        </w:rPr>
         <w:t>sistema</w:t>
       </w:r>
+      <w:bookmarkEnd w:id="14"/>
       <w:proofErr w:type="spellEnd"/>
     </w:p>
     <w:p>
@@ -4049,6 +6304,7 @@
     </w:p>
     <w:p>
       <w:pPr>
+        <w:spacing w:line="360" w:lineRule="auto"/>
         <w:jc w:val="both"/>
       </w:pPr>
       <w:proofErr w:type="spellStart"/>
@@ -4154,13 +6410,17 @@
     </w:p>
     <w:p>
       <w:pPr>
-        <w:shd w:val="clear" w:color="auto" w:fill="D9EAF7"/>
-        <w:ind w:left="397" w:right="227"/>
+        <w:spacing w:line="360" w:lineRule="auto"/>
+        <w:ind w:left="720"/>
+        <w:rPr>
+          <w:i/>
+          <w:iCs/>
+        </w:rPr>
       </w:pPr>
       <w:r>
         <w:rPr>
           <w:i/>
-          <w:color w:val="404040"/>
+          <w:iCs/>
         </w:rPr>
         <w:t xml:space="preserve">Si la </w:t>
       </w:r>
@@ -4168,7 +6428,7 @@
       <w:r>
         <w:rPr>
           <w:i/>
-          <w:color w:val="404040"/>
+          <w:iCs/>
         </w:rPr>
         <w:t>captura</w:t>
       </w:r>
@@ -4176,7 +6436,7 @@
       <w:r>
         <w:rPr>
           <w:i/>
-          <w:color w:val="404040"/>
+          <w:iCs/>
         </w:rPr>
         <w:t xml:space="preserve"> indica que no hay </w:t>
       </w:r>
@@ -4184,7 +6444,7 @@
       <w:r>
         <w:rPr>
           <w:i/>
-          <w:color w:val="404040"/>
+          <w:iCs/>
         </w:rPr>
         <w:t>conexión</w:t>
       </w:r>
@@ -4192,7 +6452,7 @@
       <w:r>
         <w:rPr>
           <w:i/>
-          <w:color w:val="404040"/>
+          <w:iCs/>
         </w:rPr>
         <w:t xml:space="preserve">, </w:t>
       </w:r>
@@ -4200,7 +6460,7 @@
       <w:r>
         <w:rPr>
           <w:i/>
-          <w:color w:val="404040"/>
+          <w:iCs/>
         </w:rPr>
         <w:t>significa</w:t>
       </w:r>
@@ -4208,7 +6468,7 @@
       <w:r>
         <w:rPr>
           <w:i/>
-          <w:color w:val="404040"/>
+          <w:iCs/>
         </w:rPr>
         <w:t xml:space="preserve"> que </w:t>
       </w:r>
@@ -4216,7 +6476,7 @@
       <w:r>
         <w:rPr>
           <w:i/>
-          <w:color w:val="404040"/>
+          <w:iCs/>
         </w:rPr>
         <w:t>documenta</w:t>
       </w:r>
@@ -4224,7 +6484,7 @@
       <w:r>
         <w:rPr>
           <w:i/>
-          <w:color w:val="404040"/>
+          <w:iCs/>
         </w:rPr>
         <w:t xml:space="preserve"> la </w:t>
       </w:r>
@@ -4232,7 +6492,7 @@
       <w:r>
         <w:rPr>
           <w:i/>
-          <w:color w:val="404040"/>
+          <w:iCs/>
         </w:rPr>
         <w:t>interfaz</w:t>
       </w:r>
@@ -4240,7 +6500,7 @@
       <w:r>
         <w:rPr>
           <w:i/>
-          <w:color w:val="404040"/>
+          <w:iCs/>
         </w:rPr>
         <w:t xml:space="preserve"> sin una API </w:t>
       </w:r>
@@ -4248,7 +6508,7 @@
       <w:r>
         <w:rPr>
           <w:i/>
-          <w:color w:val="404040"/>
+          <w:iCs/>
         </w:rPr>
         <w:t>activa</w:t>
       </w:r>
@@ -4256,7 +6516,7 @@
       <w:r>
         <w:rPr>
           <w:i/>
-          <w:color w:val="404040"/>
+          <w:iCs/>
         </w:rPr>
         <w:t xml:space="preserve">. Para una </w:t>
       </w:r>
@@ -4264,7 +6524,7 @@
       <w:r>
         <w:rPr>
           <w:i/>
-          <w:color w:val="404040"/>
+          <w:iCs/>
         </w:rPr>
         <w:t>evidencia</w:t>
       </w:r>
@@ -4272,7 +6532,7 @@
       <w:r>
         <w:rPr>
           <w:i/>
-          <w:color w:val="404040"/>
+          <w:iCs/>
         </w:rPr>
         <w:t xml:space="preserve"> final con </w:t>
       </w:r>
@@ -4280,7 +6540,7 @@
       <w:r>
         <w:rPr>
           <w:i/>
-          <w:color w:val="404040"/>
+          <w:iCs/>
         </w:rPr>
         <w:t>métricas</w:t>
       </w:r>
@@ -4288,7 +6548,7 @@
       <w:r>
         <w:rPr>
           <w:i/>
-          <w:color w:val="404040"/>
+          <w:iCs/>
         </w:rPr>
         <w:t xml:space="preserve"> </w:t>
       </w:r>
@@ -4296,7 +6556,7 @@
       <w:r>
         <w:rPr>
           <w:i/>
-          <w:color w:val="404040"/>
+          <w:iCs/>
         </w:rPr>
         <w:t>cargadas</w:t>
       </w:r>
@@ -4304,7 +6564,7 @@
       <w:r>
         <w:rPr>
           <w:i/>
-          <w:color w:val="404040"/>
+          <w:iCs/>
         </w:rPr>
         <w:t xml:space="preserve">, </w:t>
       </w:r>
@@ -4312,7 +6572,7 @@
       <w:r>
         <w:rPr>
           <w:i/>
-          <w:color w:val="404040"/>
+          <w:iCs/>
         </w:rPr>
         <w:t>instale</w:t>
       </w:r>
@@ -4320,7 +6580,7 @@
       <w:r>
         <w:rPr>
           <w:i/>
-          <w:color w:val="404040"/>
+          <w:iCs/>
         </w:rPr>
         <w:t xml:space="preserve"> las </w:t>
       </w:r>
@@ -4328,7 +6588,7 @@
       <w:r>
         <w:rPr>
           <w:i/>
-          <w:color w:val="404040"/>
+          <w:iCs/>
         </w:rPr>
         <w:t>dependencias</w:t>
       </w:r>
@@ -4336,7 +6596,7 @@
       <w:r>
         <w:rPr>
           <w:i/>
-          <w:color w:val="404040"/>
+          <w:iCs/>
         </w:rPr>
         <w:t xml:space="preserve">, </w:t>
       </w:r>
@@ -4344,7 +6604,7 @@
       <w:r>
         <w:rPr>
           <w:i/>
-          <w:color w:val="404040"/>
+          <w:iCs/>
         </w:rPr>
         <w:t>ejecute</w:t>
       </w:r>
@@ -4352,7 +6612,7 @@
       <w:r>
         <w:rPr>
           <w:i/>
-          <w:color w:val="404040"/>
+          <w:iCs/>
         </w:rPr>
         <w:t xml:space="preserve"> backend y frontend y </w:t>
       </w:r>
@@ -4360,7 +6620,7 @@
       <w:r>
         <w:rPr>
           <w:i/>
-          <w:color w:val="404040"/>
+          <w:iCs/>
         </w:rPr>
         <w:t>siga</w:t>
       </w:r>
@@ -4368,15 +6628,16 @@
       <w:r>
         <w:rPr>
           <w:i/>
-          <w:color w:val="404040"/>
+          <w:iCs/>
         </w:rPr>
         <w:t xml:space="preserve"> [</w:t>
       </w:r>
       <w:proofErr w:type="spellStart"/>
+      <w:proofErr w:type="gramStart"/>
       <w:r>
         <w:rPr>
           <w:i/>
-          <w:color w:val="404040"/>
+          <w:iCs/>
         </w:rPr>
         <w:t>capturas</w:t>
       </w:r>
@@ -4384,15 +6645,16 @@
       <w:r>
         <w:rPr>
           <w:i/>
-          <w:color w:val="404040"/>
+          <w:iCs/>
         </w:rPr>
         <w:t>/README.md](</w:t>
       </w:r>
       <w:proofErr w:type="spellStart"/>
+      <w:proofErr w:type="gramEnd"/>
       <w:r>
         <w:rPr>
           <w:i/>
-          <w:color w:val="404040"/>
+          <w:iCs/>
         </w:rPr>
         <w:t>capturas</w:t>
       </w:r>
@@ -4400,7 +6662,7 @@
       <w:r>
         <w:rPr>
           <w:i/>
-          <w:color w:val="404040"/>
+          <w:iCs/>
         </w:rPr>
         <w:t>/README.md).</w:t>
       </w:r>
@@ -4408,27 +6670,55 @@
     <w:p>
       <w:pPr>
         <w:pStyle w:val="Ttulo1"/>
+        <w:rPr>
+          <w:rFonts w:ascii="Arial" w:hAnsi="Arial" w:cs="Arial"/>
+          <w:color w:val="auto"/>
+          <w:sz w:val="28"/>
+        </w:rPr>
       </w:pPr>
-      <w:r>
+      <w:bookmarkStart w:id="15" w:name="_Toc235222679"/>
+      <w:r>
+        <w:rPr>
+          <w:rFonts w:ascii="Arial" w:hAnsi="Arial" w:cs="Arial"/>
+          <w:color w:val="auto"/>
+          <w:sz w:val="28"/>
+        </w:rPr>
         <w:t xml:space="preserve">8. </w:t>
       </w:r>
       <w:proofErr w:type="spellStart"/>
       <w:r>
+        <w:rPr>
+          <w:rFonts w:ascii="Arial" w:hAnsi="Arial" w:cs="Arial"/>
+          <w:color w:val="auto"/>
+          <w:sz w:val="28"/>
+        </w:rPr>
         <w:t>Reglas</w:t>
       </w:r>
       <w:proofErr w:type="spellEnd"/>
       <w:r>
+        <w:rPr>
+          <w:rFonts w:ascii="Arial" w:hAnsi="Arial" w:cs="Arial"/>
+          <w:color w:val="auto"/>
+          <w:sz w:val="28"/>
+        </w:rPr>
         <w:t xml:space="preserve"> de </w:t>
       </w:r>
       <w:proofErr w:type="spellStart"/>
       <w:r>
+        <w:rPr>
+          <w:rFonts w:ascii="Arial" w:hAnsi="Arial" w:cs="Arial"/>
+          <w:color w:val="auto"/>
+          <w:sz w:val="28"/>
+        </w:rPr>
         <w:t>negocio</w:t>
       </w:r>
+      <w:bookmarkEnd w:id="15"/>
       <w:proofErr w:type="spellEnd"/>
     </w:p>
     <w:p>
       <w:pPr>
         <w:pStyle w:val="Listaconvietas"/>
+        <w:spacing w:line="360" w:lineRule="auto"/>
       </w:pPr>
       <w:r>
         <w:t xml:space="preserve">Una </w:t>
@@ -4485,6 +6775,7 @@
     <w:p>
       <w:pPr>
         <w:pStyle w:val="Listaconvietas"/>
+        <w:spacing w:line="360" w:lineRule="auto"/>
       </w:pPr>
       <w:proofErr w:type="spellStart"/>
       <w:r>
@@ -4530,6 +6821,7 @@
     <w:p>
       <w:pPr>
         <w:pStyle w:val="Listaconvietas"/>
+        <w:spacing w:line="360" w:lineRule="auto"/>
       </w:pPr>
       <w:proofErr w:type="spellStart"/>
       <w:r>
@@ -4583,6 +6875,7 @@
     <w:p>
       <w:pPr>
         <w:pStyle w:val="Listaconvietas"/>
+        <w:spacing w:line="360" w:lineRule="auto"/>
       </w:pPr>
       <w:r>
         <w:t xml:space="preserve">Si </w:t>
@@ -4652,6 +6945,7 @@
     <w:p>
       <w:pPr>
         <w:pStyle w:val="Listaconvietas"/>
+        <w:spacing w:line="360" w:lineRule="auto"/>
       </w:pPr>
       <w:r>
         <w:t xml:space="preserve">La </w:t>
@@ -4700,6 +6994,7 @@
     <w:p>
       <w:pPr>
         <w:pStyle w:val="Listaconvietas"/>
+        <w:spacing w:line="360" w:lineRule="auto"/>
       </w:pPr>
       <w:r>
         <w:t xml:space="preserve">La </w:t>
@@ -4756,424 +7051,627 @@
     <w:p>
       <w:pPr>
         <w:pStyle w:val="Ttulo1"/>
+        <w:rPr>
+          <w:rFonts w:ascii="Arial" w:hAnsi="Arial" w:cs="Arial"/>
+          <w:color w:val="auto"/>
+          <w:sz w:val="28"/>
+        </w:rPr>
       </w:pPr>
-      <w:r>
+      <w:bookmarkStart w:id="16" w:name="_Toc235222680"/>
+      <w:r>
+        <w:rPr>
+          <w:rFonts w:ascii="Arial" w:hAnsi="Arial" w:cs="Arial"/>
+          <w:color w:val="auto"/>
+          <w:sz w:val="28"/>
+        </w:rPr>
         <w:t xml:space="preserve">9. </w:t>
       </w:r>
       <w:proofErr w:type="spellStart"/>
       <w:r>
+        <w:rPr>
+          <w:rFonts w:ascii="Arial" w:hAnsi="Arial" w:cs="Arial"/>
+          <w:color w:val="auto"/>
+          <w:sz w:val="28"/>
+        </w:rPr>
         <w:t>Datos</w:t>
       </w:r>
-      <w:proofErr w:type="spellEnd"/>
-    </w:p>
-    <w:p>
-      <w:pPr>
-        <w:pStyle w:val="Ttulo2"/>
-      </w:pPr>
-      <w:proofErr w:type="spellStart"/>
-      <w:r>
-        <w:t>Etiquetas</w:t>
-      </w:r>
-      <w:proofErr w:type="spellEnd"/>
-    </w:p>
-    <w:p>
-      <w:pPr>
-        <w:jc w:val="both"/>
-      </w:pPr>
-      <w:r>
-        <w:rPr>
-          <w:rFonts w:ascii="Consolas" w:hAnsi="Consolas"/>
-          <w:color w:val="404040"/>
-          <w:sz w:val="19"/>
-        </w:rPr>
-        <w:t>backend/</w:t>
-      </w:r>
-      <w:proofErr w:type="spellStart"/>
-      <w:r>
-        <w:rPr>
-          <w:rFonts w:ascii="Consolas" w:hAnsi="Consolas"/>
-          <w:color w:val="404040"/>
-          <w:sz w:val="19"/>
-        </w:rPr>
-        <w:t>labels.json</w:t>
-      </w:r>
-      <w:proofErr w:type="spellEnd"/>
-      <w:r>
-        <w:t xml:space="preserve"> </w:t>
-      </w:r>
-      <w:proofErr w:type="spellStart"/>
-      <w:r>
-        <w:t>relaciona</w:t>
-      </w:r>
-      <w:proofErr w:type="spellEnd"/>
-      <w:r>
-        <w:t xml:space="preserve"> </w:t>
-      </w:r>
-      <w:proofErr w:type="spellStart"/>
-      <w:r>
-        <w:t>índices</w:t>
-      </w:r>
-      <w:proofErr w:type="spellEnd"/>
-      <w:r>
-        <w:t xml:space="preserve"> de 0 a 9 con </w:t>
-      </w:r>
-      <w:proofErr w:type="spellStart"/>
-      <w:r>
-        <w:t>nombres</w:t>
-      </w:r>
-      <w:proofErr w:type="spellEnd"/>
-      <w:r>
-        <w:t xml:space="preserve"> </w:t>
-      </w:r>
-      <w:proofErr w:type="spellStart"/>
-      <w:r>
-        <w:t>en</w:t>
-      </w:r>
-      <w:proofErr w:type="spellEnd"/>
-      <w:r>
-        <w:t xml:space="preserve"> </w:t>
-      </w:r>
-      <w:proofErr w:type="spellStart"/>
-      <w:r>
-        <w:t>español</w:t>
-      </w:r>
-      <w:proofErr w:type="spellEnd"/>
-      <w:r>
-        <w:t xml:space="preserve">. </w:t>
-      </w:r>
-      <w:proofErr w:type="spellStart"/>
-      <w:r>
-        <w:t>Su</w:t>
-      </w:r>
-      <w:proofErr w:type="spellEnd"/>
-      <w:r>
-        <w:t xml:space="preserve"> </w:t>
-      </w:r>
-      <w:proofErr w:type="spellStart"/>
-      <w:r>
-        <w:t>orden</w:t>
-      </w:r>
-      <w:proofErr w:type="spellEnd"/>
-      <w:r>
-        <w:t xml:space="preserve"> debe </w:t>
-      </w:r>
-      <w:proofErr w:type="spellStart"/>
-      <w:r>
-        <w:t>coincidir</w:t>
-      </w:r>
-      <w:proofErr w:type="spellEnd"/>
-      <w:r>
-        <w:t xml:space="preserve"> con Fashion-MNIST.</w:t>
-      </w:r>
-    </w:p>
-    <w:p>
-      <w:pPr>
-        <w:pStyle w:val="Ttulo2"/>
-      </w:pPr>
-      <w:proofErr w:type="spellStart"/>
-      <w:r>
-        <w:lastRenderedPageBreak/>
-        <w:t>Historial</w:t>
-      </w:r>
-      <w:proofErr w:type="spellEnd"/>
-    </w:p>
-    <w:p>
-      <w:pPr>
-        <w:jc w:val="both"/>
-      </w:pPr>
-      <w:r>
-        <w:rPr>
-          <w:rFonts w:ascii="Consolas" w:hAnsi="Consolas"/>
-          <w:color w:val="404040"/>
-          <w:sz w:val="19"/>
-        </w:rPr>
-        <w:t>metrics/</w:t>
-      </w:r>
-      <w:proofErr w:type="spellStart"/>
-      <w:r>
-        <w:rPr>
-          <w:rFonts w:ascii="Consolas" w:hAnsi="Consolas"/>
-          <w:color w:val="404040"/>
-          <w:sz w:val="19"/>
-        </w:rPr>
-        <w:t>historial.json</w:t>
-      </w:r>
-      <w:proofErr w:type="spellEnd"/>
-      <w:r>
-        <w:t xml:space="preserve"> </w:t>
-      </w:r>
-      <w:proofErr w:type="spellStart"/>
-      <w:r>
-        <w:t>contiene</w:t>
-      </w:r>
-      <w:proofErr w:type="spellEnd"/>
-      <w:r>
-        <w:t xml:space="preserve"> </w:t>
-      </w:r>
-      <w:proofErr w:type="spellStart"/>
-      <w:r>
-        <w:t>cuatro</w:t>
-      </w:r>
-      <w:proofErr w:type="spellEnd"/>
-      <w:r>
-        <w:t xml:space="preserve"> </w:t>
-      </w:r>
-      <w:proofErr w:type="spellStart"/>
-      <w:r>
-        <w:t>listas</w:t>
-      </w:r>
-      <w:proofErr w:type="spellEnd"/>
-      <w:r>
-        <w:t xml:space="preserve"> (</w:t>
-      </w:r>
-      <w:r>
-        <w:rPr>
-          <w:rFonts w:ascii="Consolas" w:hAnsi="Consolas"/>
-          <w:color w:val="404040"/>
-          <w:sz w:val="19"/>
-        </w:rPr>
-        <w:t>accuracy</w:t>
-      </w:r>
-      <w:r>
-        <w:t xml:space="preserve">, </w:t>
-      </w:r>
-      <w:proofErr w:type="spellStart"/>
-      <w:r>
-        <w:rPr>
-          <w:rFonts w:ascii="Consolas" w:hAnsi="Consolas"/>
-          <w:color w:val="404040"/>
-          <w:sz w:val="19"/>
-        </w:rPr>
-        <w:t>val_accuracy</w:t>
-      </w:r>
-      <w:proofErr w:type="spellEnd"/>
-      <w:r>
-        <w:t xml:space="preserve">, </w:t>
-      </w:r>
-      <w:r>
-        <w:rPr>
-          <w:rFonts w:ascii="Consolas" w:hAnsi="Consolas"/>
-          <w:color w:val="404040"/>
-          <w:sz w:val="19"/>
-        </w:rPr>
-        <w:t>loss</w:t>
-      </w:r>
-      <w:r>
-        <w:t xml:space="preserve">, </w:t>
-      </w:r>
-      <w:proofErr w:type="spellStart"/>
-      <w:r>
-        <w:rPr>
-          <w:rFonts w:ascii="Consolas" w:hAnsi="Consolas"/>
-          <w:color w:val="404040"/>
-          <w:sz w:val="19"/>
-        </w:rPr>
-        <w:t>val_loss</w:t>
-      </w:r>
-      <w:proofErr w:type="spellEnd"/>
-      <w:r>
-        <w:t xml:space="preserve">), la </w:t>
-      </w:r>
-      <w:proofErr w:type="spellStart"/>
-      <w:r>
-        <w:t>configuración</w:t>
-      </w:r>
-      <w:proofErr w:type="spellEnd"/>
-      <w:r>
-        <w:t xml:space="preserve"> y la </w:t>
-      </w:r>
-      <w:proofErr w:type="spellStart"/>
-      <w:r>
-        <w:t>fecha</w:t>
-      </w:r>
-      <w:proofErr w:type="spellEnd"/>
-      <w:r>
-        <w:t xml:space="preserve">. </w:t>
-      </w:r>
-      <w:proofErr w:type="spellStart"/>
-      <w:r>
-        <w:t>Todas</w:t>
-      </w:r>
-      <w:proofErr w:type="spellEnd"/>
-      <w:r>
-        <w:t xml:space="preserve"> las </w:t>
-      </w:r>
-      <w:proofErr w:type="spellStart"/>
-      <w:r>
-        <w:t>listas</w:t>
-      </w:r>
-      <w:proofErr w:type="spellEnd"/>
-      <w:r>
-        <w:t xml:space="preserve"> </w:t>
-      </w:r>
-      <w:proofErr w:type="spellStart"/>
-      <w:r>
-        <w:t>deben</w:t>
-      </w:r>
-      <w:proofErr w:type="spellEnd"/>
-      <w:r>
-        <w:t xml:space="preserve"> </w:t>
-      </w:r>
-      <w:proofErr w:type="spellStart"/>
-      <w:r>
-        <w:t>tener</w:t>
-      </w:r>
-      <w:proofErr w:type="spellEnd"/>
-      <w:r>
-        <w:t xml:space="preserve"> una entrada por </w:t>
-      </w:r>
-      <w:proofErr w:type="spellStart"/>
-      <w:r>
-        <w:t>época</w:t>
-      </w:r>
-      <w:proofErr w:type="spellEnd"/>
-      <w:r>
-        <w:t>.</w:t>
-      </w:r>
-    </w:p>
-    <w:p>
-      <w:pPr>
-        <w:pStyle w:val="Ttulo2"/>
-      </w:pPr>
-      <w:proofErr w:type="spellStart"/>
-      <w:r>
-        <w:t>Modelo</w:t>
-      </w:r>
-      <w:proofErr w:type="spellEnd"/>
-    </w:p>
-    <w:p>
-      <w:pPr>
-        <w:jc w:val="both"/>
-      </w:pPr>
-      <w:r>
-        <w:rPr>
-          <w:rFonts w:ascii="Consolas" w:hAnsi="Consolas"/>
-          <w:color w:val="404040"/>
-          <w:sz w:val="19"/>
-        </w:rPr>
-        <w:t>backend/</w:t>
-      </w:r>
-      <w:proofErr w:type="spellStart"/>
-      <w:r>
-        <w:rPr>
-          <w:rFonts w:ascii="Consolas" w:hAnsi="Consolas"/>
-          <w:color w:val="404040"/>
-          <w:sz w:val="19"/>
-        </w:rPr>
-        <w:t>model.keras</w:t>
-      </w:r>
-      <w:proofErr w:type="spellEnd"/>
-      <w:r>
-        <w:t xml:space="preserve"> </w:t>
-      </w:r>
-      <w:proofErr w:type="spellStart"/>
-      <w:r>
-        <w:t>contiene</w:t>
-      </w:r>
-      <w:proofErr w:type="spellEnd"/>
-      <w:r>
-        <w:t xml:space="preserve"> </w:t>
-      </w:r>
-      <w:proofErr w:type="spellStart"/>
-      <w:r>
-        <w:t>el</w:t>
-      </w:r>
-      <w:proofErr w:type="spellEnd"/>
-      <w:r>
-        <w:t xml:space="preserve"> </w:t>
-      </w:r>
-      <w:proofErr w:type="spellStart"/>
-      <w:r>
-        <w:t>modelo</w:t>
-      </w:r>
-      <w:proofErr w:type="spellEnd"/>
-      <w:r>
-        <w:t xml:space="preserve"> </w:t>
-      </w:r>
-      <w:proofErr w:type="spellStart"/>
-      <w:r>
-        <w:t>serializado</w:t>
-      </w:r>
-      <w:proofErr w:type="spellEnd"/>
-      <w:r>
-        <w:t xml:space="preserve">. No </w:t>
-      </w:r>
-      <w:proofErr w:type="spellStart"/>
-      <w:r>
-        <w:t>está</w:t>
-      </w:r>
-      <w:proofErr w:type="spellEnd"/>
-      <w:r>
-        <w:t xml:space="preserve"> </w:t>
-      </w:r>
-      <w:proofErr w:type="spellStart"/>
-      <w:r>
-        <w:t>incluido</w:t>
-      </w:r>
-      <w:proofErr w:type="spellEnd"/>
-      <w:r>
-        <w:t xml:space="preserve"> </w:t>
-      </w:r>
-      <w:proofErr w:type="spellStart"/>
-      <w:r>
-        <w:t>en</w:t>
-      </w:r>
-      <w:proofErr w:type="spellEnd"/>
-      <w:r>
-        <w:t xml:space="preserve"> control de </w:t>
-      </w:r>
-      <w:proofErr w:type="spellStart"/>
-      <w:r>
-        <w:t>versiones</w:t>
-      </w:r>
-      <w:proofErr w:type="spellEnd"/>
-      <w:r>
-        <w:t xml:space="preserve"> y debe </w:t>
-      </w:r>
-      <w:proofErr w:type="spellStart"/>
-      <w:r>
-        <w:t>generarse</w:t>
-      </w:r>
-      <w:proofErr w:type="spellEnd"/>
-      <w:r>
-        <w:t xml:space="preserve"> </w:t>
-      </w:r>
-      <w:proofErr w:type="spellStart"/>
-      <w:r>
-        <w:t>mediante</w:t>
-      </w:r>
-      <w:proofErr w:type="spellEnd"/>
-      <w:r>
-        <w:t xml:space="preserve"> </w:t>
-      </w:r>
-      <w:proofErr w:type="spellStart"/>
-      <w:r>
-        <w:t>entrenamiento</w:t>
-      </w:r>
-      <w:proofErr w:type="spellEnd"/>
-      <w:r>
-        <w:t>.</w:t>
-      </w:r>
+      <w:bookmarkEnd w:id="16"/>
+      <w:proofErr w:type="spellEnd"/>
     </w:p>
     <w:p>
       <w:pPr>
         <w:pStyle w:val="Ttulo1"/>
+        <w:rPr>
+          <w:rFonts w:ascii="Arial" w:hAnsi="Arial" w:cs="Arial"/>
+          <w:color w:val="auto"/>
+          <w:sz w:val="28"/>
+        </w:rPr>
       </w:pPr>
-      <w:r>
+      <w:bookmarkStart w:id="17" w:name="_Toc235222681"/>
+      <w:proofErr w:type="spellStart"/>
+      <w:r>
+        <w:rPr>
+          <w:rFonts w:ascii="Arial" w:hAnsi="Arial" w:cs="Arial"/>
+          <w:color w:val="auto"/>
+          <w:sz w:val="28"/>
+        </w:rPr>
+        <w:t>Etiquetas</w:t>
+      </w:r>
+      <w:bookmarkEnd w:id="17"/>
+      <w:proofErr w:type="spellEnd"/>
+    </w:p>
+    <w:p>
+      <w:pPr>
+        <w:spacing w:line="360" w:lineRule="auto"/>
+        <w:jc w:val="both"/>
+      </w:pPr>
+      <w:r>
+        <w:rPr>
+          <w:rFonts w:ascii="Consolas" w:hAnsi="Consolas"/>
+          <w:color w:val="404040"/>
+          <w:sz w:val="19"/>
+        </w:rPr>
+        <w:t>backend/</w:t>
+      </w:r>
+      <w:proofErr w:type="spellStart"/>
+      <w:r>
+        <w:rPr>
+          <w:rFonts w:ascii="Consolas" w:hAnsi="Consolas"/>
+          <w:color w:val="404040"/>
+          <w:sz w:val="19"/>
+        </w:rPr>
+        <w:t>labels.json</w:t>
+      </w:r>
+      <w:proofErr w:type="spellEnd"/>
+      <w:r>
+        <w:t xml:space="preserve"> </w:t>
+      </w:r>
+      <w:proofErr w:type="spellStart"/>
+      <w:r>
+        <w:t>relaciona</w:t>
+      </w:r>
+      <w:proofErr w:type="spellEnd"/>
+      <w:r>
+        <w:t xml:space="preserve"> </w:t>
+      </w:r>
+      <w:proofErr w:type="spellStart"/>
+      <w:r>
+        <w:t>índices</w:t>
+      </w:r>
+      <w:proofErr w:type="spellEnd"/>
+      <w:r>
+        <w:t xml:space="preserve"> de 0 a 9 con </w:t>
+      </w:r>
+      <w:proofErr w:type="spellStart"/>
+      <w:r>
+        <w:t>nombres</w:t>
+      </w:r>
+      <w:proofErr w:type="spellEnd"/>
+      <w:r>
+        <w:t xml:space="preserve"> </w:t>
+      </w:r>
+      <w:proofErr w:type="spellStart"/>
+      <w:r>
+        <w:t>en</w:t>
+      </w:r>
+      <w:proofErr w:type="spellEnd"/>
+      <w:r>
+        <w:t xml:space="preserve"> </w:t>
+      </w:r>
+      <w:proofErr w:type="spellStart"/>
+      <w:r>
+        <w:t>español</w:t>
+      </w:r>
+      <w:proofErr w:type="spellEnd"/>
+      <w:r>
+        <w:t xml:space="preserve">. </w:t>
+      </w:r>
+      <w:proofErr w:type="spellStart"/>
+      <w:r>
+        <w:t>Su</w:t>
+      </w:r>
+      <w:proofErr w:type="spellEnd"/>
+      <w:r>
+        <w:t xml:space="preserve"> </w:t>
+      </w:r>
+      <w:proofErr w:type="spellStart"/>
+      <w:r>
+        <w:t>orden</w:t>
+      </w:r>
+      <w:proofErr w:type="spellEnd"/>
+      <w:r>
+        <w:t xml:space="preserve"> debe </w:t>
+      </w:r>
+      <w:proofErr w:type="spellStart"/>
+      <w:r>
+        <w:t>coincidir</w:t>
+      </w:r>
+      <w:proofErr w:type="spellEnd"/>
+      <w:r>
+        <w:t xml:space="preserve"> con Fashion-MNIST.</w:t>
+      </w:r>
+    </w:p>
+    <w:p>
+      <w:pPr>
+        <w:pStyle w:val="Ttulo1"/>
+        <w:rPr>
+          <w:rFonts w:ascii="Arial" w:hAnsi="Arial" w:cs="Arial"/>
+          <w:color w:val="auto"/>
+          <w:sz w:val="28"/>
+        </w:rPr>
+      </w:pPr>
+      <w:bookmarkStart w:id="18" w:name="_Toc235222682"/>
+      <w:proofErr w:type="spellStart"/>
+      <w:r>
+        <w:rPr>
+          <w:rFonts w:ascii="Arial" w:hAnsi="Arial" w:cs="Arial"/>
+          <w:color w:val="auto"/>
+          <w:sz w:val="28"/>
+        </w:rPr>
+        <w:lastRenderedPageBreak/>
+        <w:t>Historial</w:t>
+      </w:r>
+      <w:bookmarkEnd w:id="18"/>
+      <w:proofErr w:type="spellEnd"/>
+    </w:p>
+    <w:p>
+      <w:pPr>
+        <w:spacing w:line="360" w:lineRule="auto"/>
+        <w:jc w:val="both"/>
+      </w:pPr>
+      <w:r>
+        <w:rPr>
+          <w:rFonts w:ascii="Consolas" w:hAnsi="Consolas"/>
+          <w:color w:val="404040"/>
+          <w:sz w:val="19"/>
+        </w:rPr>
+        <w:t>metrics/</w:t>
+      </w:r>
+      <w:proofErr w:type="spellStart"/>
+      <w:r>
+        <w:rPr>
+          <w:rFonts w:ascii="Consolas" w:hAnsi="Consolas"/>
+          <w:color w:val="404040"/>
+          <w:sz w:val="19"/>
+        </w:rPr>
+        <w:t>historial.json</w:t>
+      </w:r>
+      <w:proofErr w:type="spellEnd"/>
+      <w:r>
+        <w:t xml:space="preserve"> </w:t>
+      </w:r>
+      <w:proofErr w:type="spellStart"/>
+      <w:r>
+        <w:t>contiene</w:t>
+      </w:r>
+      <w:proofErr w:type="spellEnd"/>
+      <w:r>
+        <w:t xml:space="preserve"> </w:t>
+      </w:r>
+      <w:proofErr w:type="spellStart"/>
+      <w:r>
+        <w:t>cuatro</w:t>
+      </w:r>
+      <w:proofErr w:type="spellEnd"/>
+      <w:r>
+        <w:t xml:space="preserve"> </w:t>
+      </w:r>
+      <w:proofErr w:type="spellStart"/>
+      <w:r>
+        <w:t>listas</w:t>
+      </w:r>
+      <w:proofErr w:type="spellEnd"/>
+      <w:r>
+        <w:t xml:space="preserve"> (</w:t>
+      </w:r>
+      <w:r>
+        <w:rPr>
+          <w:rFonts w:ascii="Consolas" w:hAnsi="Consolas"/>
+          <w:color w:val="404040"/>
+          <w:sz w:val="19"/>
+        </w:rPr>
+        <w:t>accuracy</w:t>
+      </w:r>
+      <w:r>
+        <w:t xml:space="preserve">, </w:t>
+      </w:r>
+      <w:proofErr w:type="spellStart"/>
+      <w:r>
+        <w:rPr>
+          <w:rFonts w:ascii="Consolas" w:hAnsi="Consolas"/>
+          <w:color w:val="404040"/>
+          <w:sz w:val="19"/>
+        </w:rPr>
+        <w:t>val_accuracy</w:t>
+      </w:r>
+      <w:proofErr w:type="spellEnd"/>
+      <w:r>
+        <w:t xml:space="preserve">, </w:t>
+      </w:r>
+      <w:r>
+        <w:rPr>
+          <w:rFonts w:ascii="Consolas" w:hAnsi="Consolas"/>
+          <w:color w:val="404040"/>
+          <w:sz w:val="19"/>
+        </w:rPr>
+        <w:t>loss</w:t>
+      </w:r>
+      <w:r>
+        <w:t xml:space="preserve">, </w:t>
+      </w:r>
+      <w:proofErr w:type="spellStart"/>
+      <w:r>
+        <w:rPr>
+          <w:rFonts w:ascii="Consolas" w:hAnsi="Consolas"/>
+          <w:color w:val="404040"/>
+          <w:sz w:val="19"/>
+        </w:rPr>
+        <w:t>val_loss</w:t>
+      </w:r>
+      <w:proofErr w:type="spellEnd"/>
+      <w:r>
+        <w:t xml:space="preserve">), la </w:t>
+      </w:r>
+      <w:proofErr w:type="spellStart"/>
+      <w:r>
+        <w:t>configuración</w:t>
+      </w:r>
+      <w:proofErr w:type="spellEnd"/>
+      <w:r>
+        <w:t xml:space="preserve"> y la </w:t>
+      </w:r>
+      <w:proofErr w:type="spellStart"/>
+      <w:r>
+        <w:t>fecha</w:t>
+      </w:r>
+      <w:proofErr w:type="spellEnd"/>
+      <w:r>
+        <w:t xml:space="preserve">. </w:t>
+      </w:r>
+      <w:proofErr w:type="spellStart"/>
+      <w:r>
+        <w:t>Todas</w:t>
+      </w:r>
+      <w:proofErr w:type="spellEnd"/>
+      <w:r>
+        <w:t xml:space="preserve"> las </w:t>
+      </w:r>
+      <w:proofErr w:type="spellStart"/>
+      <w:r>
+        <w:t>listas</w:t>
+      </w:r>
+      <w:proofErr w:type="spellEnd"/>
+      <w:r>
+        <w:t xml:space="preserve"> </w:t>
+      </w:r>
+      <w:proofErr w:type="spellStart"/>
+      <w:r>
+        <w:t>deben</w:t>
+      </w:r>
+      <w:proofErr w:type="spellEnd"/>
+      <w:r>
+        <w:t xml:space="preserve"> </w:t>
+      </w:r>
+      <w:proofErr w:type="spellStart"/>
+      <w:r>
+        <w:t>tener</w:t>
+      </w:r>
+      <w:proofErr w:type="spellEnd"/>
+      <w:r>
+        <w:t xml:space="preserve"> una entrada por </w:t>
+      </w:r>
+      <w:proofErr w:type="spellStart"/>
+      <w:r>
+        <w:t>época</w:t>
+      </w:r>
+      <w:proofErr w:type="spellEnd"/>
+      <w:r>
+        <w:t>.</w:t>
+      </w:r>
+    </w:p>
+    <w:p>
+      <w:pPr>
+        <w:pStyle w:val="Ttulo1"/>
+        <w:rPr>
+          <w:rFonts w:ascii="Arial" w:hAnsi="Arial" w:cs="Arial"/>
+          <w:color w:val="auto"/>
+          <w:sz w:val="28"/>
+        </w:rPr>
+      </w:pPr>
+      <w:bookmarkStart w:id="19" w:name="_Toc235222683"/>
+      <w:proofErr w:type="spellStart"/>
+      <w:r>
+        <w:rPr>
+          <w:rFonts w:ascii="Arial" w:hAnsi="Arial" w:cs="Arial"/>
+          <w:color w:val="auto"/>
+          <w:sz w:val="28"/>
+        </w:rPr>
+        <w:t>Modelo</w:t>
+      </w:r>
+      <w:bookmarkEnd w:id="19"/>
+      <w:proofErr w:type="spellEnd"/>
+    </w:p>
+    <w:p>
+      <w:pPr>
+        <w:spacing w:line="360" w:lineRule="auto"/>
+        <w:jc w:val="both"/>
+        <w:rPr>
+          <w:rFonts w:ascii="Consolas" w:hAnsi="Consolas"/>
+          <w:color w:val="404040"/>
+          <w:sz w:val="19"/>
+        </w:rPr>
+      </w:pPr>
+      <w:r>
+        <w:rPr>
+          <w:rFonts w:ascii="Consolas" w:hAnsi="Consolas"/>
+          <w:color w:val="404040"/>
+          <w:sz w:val="19"/>
+        </w:rPr>
+        <w:t>backend/</w:t>
+      </w:r>
+      <w:proofErr w:type="spellStart"/>
+      <w:r>
+        <w:rPr>
+          <w:rFonts w:ascii="Consolas" w:hAnsi="Consolas"/>
+          <w:color w:val="404040"/>
+          <w:sz w:val="19"/>
+        </w:rPr>
+        <w:t>model.keras</w:t>
+      </w:r>
+      <w:proofErr w:type="spellEnd"/>
+      <w:r>
+        <w:rPr>
+          <w:rFonts w:ascii="Consolas" w:hAnsi="Consolas"/>
+          <w:color w:val="404040"/>
+          <w:sz w:val="19"/>
+        </w:rPr>
+        <w:t xml:space="preserve"> </w:t>
+      </w:r>
+      <w:proofErr w:type="spellStart"/>
+      <w:r>
+        <w:rPr>
+          <w:rFonts w:ascii="Consolas" w:hAnsi="Consolas"/>
+          <w:color w:val="404040"/>
+          <w:sz w:val="19"/>
+        </w:rPr>
+        <w:t>contiene</w:t>
+      </w:r>
+      <w:proofErr w:type="spellEnd"/>
+      <w:r>
+        <w:rPr>
+          <w:rFonts w:ascii="Consolas" w:hAnsi="Consolas"/>
+          <w:color w:val="404040"/>
+          <w:sz w:val="19"/>
+        </w:rPr>
+        <w:t xml:space="preserve"> </w:t>
+      </w:r>
+      <w:proofErr w:type="spellStart"/>
+      <w:r>
+        <w:rPr>
+          <w:rFonts w:ascii="Consolas" w:hAnsi="Consolas"/>
+          <w:color w:val="404040"/>
+          <w:sz w:val="19"/>
+        </w:rPr>
+        <w:t>el</w:t>
+      </w:r>
+      <w:proofErr w:type="spellEnd"/>
+      <w:r>
+        <w:rPr>
+          <w:rFonts w:ascii="Consolas" w:hAnsi="Consolas"/>
+          <w:color w:val="404040"/>
+          <w:sz w:val="19"/>
+        </w:rPr>
+        <w:t xml:space="preserve"> </w:t>
+      </w:r>
+      <w:proofErr w:type="spellStart"/>
+      <w:r>
+        <w:rPr>
+          <w:rFonts w:ascii="Consolas" w:hAnsi="Consolas"/>
+          <w:color w:val="404040"/>
+          <w:sz w:val="19"/>
+        </w:rPr>
+        <w:t>modelo</w:t>
+      </w:r>
+      <w:proofErr w:type="spellEnd"/>
+      <w:r>
+        <w:rPr>
+          <w:rFonts w:ascii="Consolas" w:hAnsi="Consolas"/>
+          <w:color w:val="404040"/>
+          <w:sz w:val="19"/>
+        </w:rPr>
+        <w:t xml:space="preserve"> </w:t>
+      </w:r>
+      <w:proofErr w:type="spellStart"/>
+      <w:r>
+        <w:rPr>
+          <w:rFonts w:ascii="Consolas" w:hAnsi="Consolas"/>
+          <w:color w:val="404040"/>
+          <w:sz w:val="19"/>
+        </w:rPr>
+        <w:t>serializado</w:t>
+      </w:r>
+      <w:proofErr w:type="spellEnd"/>
+      <w:r>
+        <w:rPr>
+          <w:rFonts w:ascii="Consolas" w:hAnsi="Consolas"/>
+          <w:color w:val="404040"/>
+          <w:sz w:val="19"/>
+        </w:rPr>
+        <w:t xml:space="preserve">. No </w:t>
+      </w:r>
+      <w:proofErr w:type="spellStart"/>
+      <w:r>
+        <w:rPr>
+          <w:rFonts w:ascii="Consolas" w:hAnsi="Consolas"/>
+          <w:color w:val="404040"/>
+          <w:sz w:val="19"/>
+        </w:rPr>
+        <w:t>está</w:t>
+      </w:r>
+      <w:proofErr w:type="spellEnd"/>
+      <w:r>
+        <w:rPr>
+          <w:rFonts w:ascii="Consolas" w:hAnsi="Consolas"/>
+          <w:color w:val="404040"/>
+          <w:sz w:val="19"/>
+        </w:rPr>
+        <w:t xml:space="preserve"> </w:t>
+      </w:r>
+      <w:proofErr w:type="spellStart"/>
+      <w:r>
+        <w:rPr>
+          <w:rFonts w:ascii="Consolas" w:hAnsi="Consolas"/>
+          <w:color w:val="404040"/>
+          <w:sz w:val="19"/>
+        </w:rPr>
+        <w:t>incluido</w:t>
+      </w:r>
+      <w:proofErr w:type="spellEnd"/>
+      <w:r>
+        <w:rPr>
+          <w:rFonts w:ascii="Consolas" w:hAnsi="Consolas"/>
+          <w:color w:val="404040"/>
+          <w:sz w:val="19"/>
+        </w:rPr>
+        <w:t xml:space="preserve"> </w:t>
+      </w:r>
+      <w:proofErr w:type="spellStart"/>
+      <w:r>
+        <w:rPr>
+          <w:rFonts w:ascii="Consolas" w:hAnsi="Consolas"/>
+          <w:color w:val="404040"/>
+          <w:sz w:val="19"/>
+        </w:rPr>
+        <w:t>en</w:t>
+      </w:r>
+      <w:proofErr w:type="spellEnd"/>
+      <w:r>
+        <w:rPr>
+          <w:rFonts w:ascii="Consolas" w:hAnsi="Consolas"/>
+          <w:color w:val="404040"/>
+          <w:sz w:val="19"/>
+        </w:rPr>
+        <w:t xml:space="preserve"> control de </w:t>
+      </w:r>
+      <w:proofErr w:type="spellStart"/>
+      <w:r>
+        <w:rPr>
+          <w:rFonts w:ascii="Consolas" w:hAnsi="Consolas"/>
+          <w:color w:val="404040"/>
+          <w:sz w:val="19"/>
+        </w:rPr>
+        <w:t>versiones</w:t>
+      </w:r>
+      <w:proofErr w:type="spellEnd"/>
+      <w:r>
+        <w:rPr>
+          <w:rFonts w:ascii="Consolas" w:hAnsi="Consolas"/>
+          <w:color w:val="404040"/>
+          <w:sz w:val="19"/>
+        </w:rPr>
+        <w:t xml:space="preserve"> y debe </w:t>
+      </w:r>
+      <w:proofErr w:type="spellStart"/>
+      <w:r>
+        <w:rPr>
+          <w:rFonts w:ascii="Consolas" w:hAnsi="Consolas"/>
+          <w:color w:val="404040"/>
+          <w:sz w:val="19"/>
+        </w:rPr>
+        <w:t>generarse</w:t>
+      </w:r>
+      <w:proofErr w:type="spellEnd"/>
+      <w:r>
+        <w:rPr>
+          <w:rFonts w:ascii="Consolas" w:hAnsi="Consolas"/>
+          <w:color w:val="404040"/>
+          <w:sz w:val="19"/>
+        </w:rPr>
+        <w:t xml:space="preserve"> </w:t>
+      </w:r>
+      <w:proofErr w:type="spellStart"/>
+      <w:r>
+        <w:rPr>
+          <w:rFonts w:ascii="Consolas" w:hAnsi="Consolas"/>
+          <w:color w:val="404040"/>
+          <w:sz w:val="19"/>
+        </w:rPr>
+        <w:t>mediante</w:t>
+      </w:r>
+      <w:proofErr w:type="spellEnd"/>
+      <w:r>
+        <w:rPr>
+          <w:rFonts w:ascii="Consolas" w:hAnsi="Consolas"/>
+          <w:color w:val="404040"/>
+          <w:sz w:val="19"/>
+        </w:rPr>
+        <w:t xml:space="preserve"> </w:t>
+      </w:r>
+      <w:proofErr w:type="spellStart"/>
+      <w:r>
+        <w:rPr>
+          <w:rFonts w:ascii="Consolas" w:hAnsi="Consolas"/>
+          <w:color w:val="404040"/>
+          <w:sz w:val="19"/>
+        </w:rPr>
+        <w:t>entrenamiento</w:t>
+      </w:r>
+      <w:proofErr w:type="spellEnd"/>
+      <w:r>
+        <w:rPr>
+          <w:rFonts w:ascii="Consolas" w:hAnsi="Consolas"/>
+          <w:color w:val="404040"/>
+          <w:sz w:val="19"/>
+        </w:rPr>
+        <w:t>.</w:t>
+      </w:r>
+    </w:p>
+    <w:p>
+      <w:pPr>
+        <w:pStyle w:val="Ttulo1"/>
+        <w:rPr>
+          <w:rFonts w:ascii="Arial" w:hAnsi="Arial" w:cs="Arial"/>
+          <w:color w:val="auto"/>
+          <w:sz w:val="28"/>
+        </w:rPr>
+      </w:pPr>
+      <w:bookmarkStart w:id="20" w:name="_Toc235222684"/>
+      <w:r>
+        <w:rPr>
+          <w:rFonts w:ascii="Arial" w:hAnsi="Arial" w:cs="Arial"/>
+          <w:color w:val="auto"/>
+          <w:sz w:val="28"/>
+        </w:rPr>
         <w:t xml:space="preserve">10. </w:t>
       </w:r>
       <w:proofErr w:type="spellStart"/>
       <w:r>
+        <w:rPr>
+          <w:rFonts w:ascii="Arial" w:hAnsi="Arial" w:cs="Arial"/>
+          <w:color w:val="auto"/>
+          <w:sz w:val="28"/>
+        </w:rPr>
         <w:t>Mensajes</w:t>
       </w:r>
       <w:proofErr w:type="spellEnd"/>
       <w:r>
+        <w:rPr>
+          <w:rFonts w:ascii="Arial" w:hAnsi="Arial" w:cs="Arial"/>
+          <w:color w:val="auto"/>
+          <w:sz w:val="28"/>
+        </w:rPr>
         <w:t xml:space="preserve"> </w:t>
       </w:r>
       <w:proofErr w:type="spellStart"/>
       <w:r>
+        <w:rPr>
+          <w:rFonts w:ascii="Arial" w:hAnsi="Arial" w:cs="Arial"/>
+          <w:color w:val="auto"/>
+          <w:sz w:val="28"/>
+        </w:rPr>
         <w:t>principales</w:t>
       </w:r>
+      <w:bookmarkEnd w:id="20"/>
       <w:proofErr w:type="spellEnd"/>
     </w:p>
     <w:tbl>
@@ -5644,27 +8142,55 @@
     <w:p>
       <w:pPr>
         <w:pStyle w:val="Ttulo1"/>
+        <w:rPr>
+          <w:rFonts w:ascii="Arial" w:hAnsi="Arial" w:cs="Arial"/>
+          <w:color w:val="auto"/>
+          <w:sz w:val="28"/>
+        </w:rPr>
       </w:pPr>
-      <w:r>
+      <w:bookmarkStart w:id="21" w:name="_Toc235222685"/>
+      <w:r>
+        <w:rPr>
+          <w:rFonts w:ascii="Arial" w:hAnsi="Arial" w:cs="Arial"/>
+          <w:color w:val="auto"/>
+          <w:sz w:val="28"/>
+        </w:rPr>
         <w:t xml:space="preserve">11. </w:t>
       </w:r>
       <w:proofErr w:type="spellStart"/>
       <w:r>
+        <w:rPr>
+          <w:rFonts w:ascii="Arial" w:hAnsi="Arial" w:cs="Arial"/>
+          <w:color w:val="auto"/>
+          <w:sz w:val="28"/>
+        </w:rPr>
         <w:t>Criterios</w:t>
       </w:r>
       <w:proofErr w:type="spellEnd"/>
       <w:r>
+        <w:rPr>
+          <w:rFonts w:ascii="Arial" w:hAnsi="Arial" w:cs="Arial"/>
+          <w:color w:val="auto"/>
+          <w:sz w:val="28"/>
+        </w:rPr>
         <w:t xml:space="preserve"> de </w:t>
       </w:r>
       <w:proofErr w:type="spellStart"/>
       <w:r>
+        <w:rPr>
+          <w:rFonts w:ascii="Arial" w:hAnsi="Arial" w:cs="Arial"/>
+          <w:color w:val="auto"/>
+          <w:sz w:val="28"/>
+        </w:rPr>
         <w:t>aceptación</w:t>
       </w:r>
+      <w:bookmarkEnd w:id="21"/>
       <w:proofErr w:type="spellEnd"/>
     </w:p>
     <w:p>
       <w:pPr>
         <w:pStyle w:val="Listaconvietas"/>
+        <w:spacing w:line="360" w:lineRule="auto"/>
       </w:pPr>
       <w:r>
         <w:t xml:space="preserve">La </w:t>
@@ -5721,6 +8247,7 @@
     <w:p>
       <w:pPr>
         <w:pStyle w:val="Listaconvietas"/>
+        <w:spacing w:line="360" w:lineRule="auto"/>
       </w:pPr>
       <w:r>
         <w:rPr>
@@ -5728,8 +8255,18 @@
           <w:color w:val="404040"/>
           <w:sz w:val="19"/>
         </w:rPr>
-        <w:t>/health</w:t>
-      </w:r>
+        <w:t>/</w:t>
+      </w:r>
+      <w:proofErr w:type="gramStart"/>
+      <w:r>
+        <w:rPr>
+          <w:rFonts w:ascii="Consolas" w:hAnsi="Consolas"/>
+          <w:color w:val="404040"/>
+          <w:sz w:val="19"/>
+        </w:rPr>
+        <w:t>health</w:t>
+      </w:r>
+      <w:proofErr w:type="gramEnd"/>
       <w:r>
         <w:t xml:space="preserve"> </w:t>
       </w:r>
@@ -5753,6 +8290,7 @@
     <w:p>
       <w:pPr>
         <w:pStyle w:val="Listaconvietas"/>
+        <w:spacing w:line="360" w:lineRule="auto"/>
       </w:pPr>
       <w:r>
         <w:t xml:space="preserve">La </w:t>
@@ -5809,6 +8347,7 @@
     <w:p>
       <w:pPr>
         <w:pStyle w:val="Listaconvietas"/>
+        <w:spacing w:line="360" w:lineRule="auto"/>
       </w:pPr>
       <w:r>
         <w:t xml:space="preserve">El </w:t>
@@ -5841,6 +8380,7 @@
     <w:p>
       <w:pPr>
         <w:pStyle w:val="Listaconvietas"/>
+        <w:spacing w:line="360" w:lineRule="auto"/>
       </w:pPr>
       <w:r>
         <w:t xml:space="preserve">Las </w:t>
@@ -5905,6 +8445,7 @@
     <w:p>
       <w:pPr>
         <w:pStyle w:val="Listaconvietas"/>
+        <w:spacing w:line="360" w:lineRule="auto"/>
       </w:pPr>
       <w:r>
         <w:t xml:space="preserve">Una imagen </w:t>
@@ -5953,6 +8494,7 @@
     <w:p>
       <w:pPr>
         <w:pStyle w:val="Listaconvietas"/>
+        <w:spacing w:line="360" w:lineRule="auto"/>
       </w:pPr>
       <w:proofErr w:type="spellStart"/>
       <w:r>
@@ -6378,6 +8920,9 @@
   </w:num>
   <w:num w:numId="9">
     <w:abstractNumId w:val="0"/>
+  </w:num>
+  <w:num w:numId="10">
+    <w:abstractNumId w:val="8"/>
   </w:num>
 </w:numbering>
 </file>
@@ -7698,7 +10243,6 @@
     <w:basedOn w:val="Ttulo1"/>
     <w:next w:val="Normal"/>
     <w:uiPriority w:val="39"/>
-    <w:semiHidden/>
     <w:unhideWhenUsed/>
     <w:qFormat/>
     <w:rsid w:val="00FC693F"/>
@@ -17759,6 +20303,42 @@
         <w:shd w:val="clear" w:color="auto" w:fill="FBCAA2" w:themeFill="accent6" w:themeFillTint="7F"/>
       </w:tcPr>
     </w:tblStylePr>
+  </w:style>
+  <w:style w:type="paragraph" w:styleId="TDC1">
+    <w:name w:val="toc 1"/>
+    <w:basedOn w:val="Normal"/>
+    <w:next w:val="Normal"/>
+    <w:autoRedefine/>
+    <w:uiPriority w:val="39"/>
+    <w:unhideWhenUsed/>
+    <w:rsid w:val="00397A52"/>
+    <w:pPr>
+      <w:spacing w:after="100"/>
+    </w:pPr>
+  </w:style>
+  <w:style w:type="paragraph" w:styleId="TDC2">
+    <w:name w:val="toc 2"/>
+    <w:basedOn w:val="Normal"/>
+    <w:next w:val="Normal"/>
+    <w:autoRedefine/>
+    <w:uiPriority w:val="39"/>
+    <w:unhideWhenUsed/>
+    <w:rsid w:val="00397A52"/>
+    <w:pPr>
+      <w:spacing w:after="100"/>
+      <w:ind w:left="220"/>
+    </w:pPr>
+  </w:style>
+  <w:style w:type="character" w:styleId="Hipervnculo">
+    <w:name w:val="Hyperlink"/>
+    <w:basedOn w:val="Fuentedeprrafopredeter"/>
+    <w:uiPriority w:val="99"/>
+    <w:unhideWhenUsed/>
+    <w:rsid w:val="00397A52"/>
+    <w:rPr>
+      <w:color w:val="0000FF" w:themeColor="hyperlink"/>
+      <w:u w:val="single"/>
+    </w:rPr>
   </w:style>
 </w:styles>
 </file>
